--- a/SQL Normalizacion/Ejercicio Normalizacion.docx
+++ b/SQL Normalizacion/Ejercicio Normalizacion.docx
@@ -1,21 +1,21 @@
 
 <file path=word/document.xml><?xml version="1.0" encoding="utf-8"?>
-<w:document xmlns:w="http://schemas.openxmlformats.org/wordprocessingml/2006/main" xmlns:wps="http://schemas.microsoft.com/office/word/2010/wordprocessingShape" xmlns:mc="http://schemas.openxmlformats.org/markup-compatibility/2006" xmlns:w10="urn:schemas-microsoft-com:office:word" xmlns:v="urn:schemas-microsoft-com:vml" xmlns:wp14="http://schemas.microsoft.com/office/word/2010/wordprocessingDrawing" xmlns:wpg="http://schemas.microsoft.com/office/word/2010/wordprocessingGroup" xmlns:wpc="http://schemas.microsoft.com/office/word/2010/wordprocessingCanvas" xmlns:w14="http://schemas.microsoft.com/office/word/2010/wordml" xmlns:w15="http://schemas.microsoft.com/office/word/2012/wordml" xmlns:cx1="http://schemas.microsoft.com/office/drawing/2015/9/8/chartex" xmlns:cx2="http://schemas.microsoft.com/office/drawing/2015/10/21/chartex" mc:Ignorable="wp14 w14 w15">
+<w:document xmlns:wpc="http://schemas.microsoft.com/office/word/2010/wordprocessingCanvas" xmlns:cx="http://schemas.microsoft.com/office/drawing/2014/chartex" xmlns:cx1="http://schemas.microsoft.com/office/drawing/2015/9/8/chartex" xmlns:cx2="http://schemas.microsoft.com/office/drawing/2015/10/21/chartex" xmlns:cx3="http://schemas.microsoft.com/office/drawing/2016/5/9/chartex" xmlns:cx4="http://schemas.microsoft.com/office/drawing/2016/5/10/chartex" xmlns:cx5="http://schemas.microsoft.com/office/drawing/2016/5/11/chartex" xmlns:cx6="http://schemas.microsoft.com/office/drawing/2016/5/12/chartex" xmlns:cx7="http://schemas.microsoft.com/office/drawing/2016/5/13/chartex" xmlns:cx8="http://schemas.microsoft.com/office/drawing/2016/5/14/chartex" xmlns:mc="http://schemas.openxmlformats.org/markup-compatibility/2006" xmlns:aink="http://schemas.microsoft.com/office/drawing/2016/ink" xmlns:am3d="http://schemas.microsoft.com/office/drawing/2017/model3d" xmlns:o="urn:schemas-microsoft-com:office:office" xmlns:oel="http://schemas.microsoft.com/office/2019/extlst" xmlns:r="http://schemas.openxmlformats.org/officeDocument/2006/relationships" xmlns:m="http://schemas.openxmlformats.org/officeDocument/2006/math" xmlns:v="urn:schemas-microsoft-com:vml" xmlns:wp14="http://schemas.microsoft.com/office/word/2010/wordprocessingDrawing" xmlns:wp="http://schemas.openxmlformats.org/drawingml/2006/wordprocessingDrawing" xmlns:w10="urn:schemas-microsoft-com:office:word" xmlns:w="http://schemas.openxmlformats.org/wordprocessingml/2006/main" xmlns:w14="http://schemas.microsoft.com/office/word/2010/wordml" xmlns:w15="http://schemas.microsoft.com/office/word/2012/wordml" xmlns:w16cex="http://schemas.microsoft.com/office/word/2018/wordml/cex" xmlns:w16cid="http://schemas.microsoft.com/office/word/2016/wordml/cid" xmlns:w16="http://schemas.microsoft.com/office/word/2018/wordml" xmlns:w16du="http://schemas.microsoft.com/office/word/2023/wordml/word16du" xmlns:w16sdtdh="http://schemas.microsoft.com/office/word/2020/wordml/sdtdatahash" xmlns:w16sdtfl="http://schemas.microsoft.com/office/word/2024/wordml/sdtformatlock" xmlns:w16se="http://schemas.microsoft.com/office/word/2015/wordml/symex" xmlns:wpg="http://schemas.microsoft.com/office/word/2010/wordprocessingGroup" xmlns:wpi="http://schemas.microsoft.com/office/word/2010/wordprocessingInk" xmlns:wne="http://schemas.microsoft.com/office/word/2006/wordml" xmlns:wps="http://schemas.microsoft.com/office/word/2010/wordprocessingShape" mc:Ignorable="w14 w15 w16se w16cid w16 w16cex w16sdtdh w16sdtfl w16du wp14">
   <w:body>
     <w:p>
       <w:pPr>
         <w:rPr>
           <w:rFonts w:ascii="Arial" w:hAnsi="Arial" w:cs="Arial"/>
-          <w:b w:val="1"/>
-          <w:bCs w:val="1"/>
+          <w:b/>
+          <w:bCs/>
           <w:lang w:val="es-CR"/>
         </w:rPr>
       </w:pPr>
       <w:r>
         <w:rPr>
           <w:rFonts w:ascii="Arial" w:hAnsi="Arial" w:cs="Arial"/>
-          <w:b w:val="1"/>
-          <w:bCs w:val="1"/>
+          <w:b/>
+          <w:bCs/>
           <w:lang w:val="es-CR"/>
         </w:rPr>
         <w:t>Ejercicios de Normalización</w:t>
@@ -33,7 +33,21 @@
           <w:rFonts w:ascii="Arial" w:hAnsi="Arial" w:cs="Arial"/>
           <w:lang w:val="es-CR"/>
         </w:rPr>
-        <w:t>Normalice las siguientes tablas:</w:t>
+        <w:t xml:space="preserve">Normalice las </w:t>
+      </w:r>
+      <w:r>
+        <w:rPr>
+          <w:rFonts w:ascii="Arial" w:hAnsi="Arial" w:cs="Arial"/>
+          <w:lang w:val="es-CR"/>
+        </w:rPr>
+        <w:t>siguientes tablas</w:t>
+      </w:r>
+      <w:r>
+        <w:rPr>
+          <w:rFonts w:ascii="Arial" w:hAnsi="Arial" w:cs="Arial"/>
+          <w:lang w:val="es-CR"/>
+        </w:rPr>
+        <w:t>:</w:t>
       </w:r>
     </w:p>
     <w:p>
@@ -61,7 +75,7 @@
     </w:p>
     <w:p>
       <w:pPr>
-        <w:pStyle w:val="P13"/>
+        <w:pStyle w:val="ListParagraph"/>
         <w:numPr>
           <w:ilvl w:val="0"/>
           <w:numId w:val="1"/>
@@ -81,16 +95,27 @@
     </w:p>
     <w:tbl>
       <w:tblPr>
-        <w:tblStyle w:val="T2"/>
+        <w:tblStyle w:val="TableGrid"/>
         <w:tblW w:w="12161" w:type="dxa"/>
         <w:tblInd w:w="-1242" w:type="dxa"/>
         <w:tblLayout w:type="fixed"/>
-        <w:tblLook w:val="04A0"/>
+        <w:tblLook w:val="04A0" w:firstRow="1" w:lastRow="0" w:firstColumn="1" w:lastColumn="0" w:noHBand="0" w:noVBand="1"/>
       </w:tblPr>
-      <w:tblGrid/>
+      <w:tblGrid>
+        <w:gridCol w:w="866"/>
+        <w:gridCol w:w="1245"/>
+        <w:gridCol w:w="1780"/>
+        <w:gridCol w:w="1565"/>
+        <w:gridCol w:w="1109"/>
+        <w:gridCol w:w="1079"/>
+        <w:gridCol w:w="886"/>
+        <w:gridCol w:w="1230"/>
+        <w:gridCol w:w="1330"/>
+        <w:gridCol w:w="1071"/>
+      </w:tblGrid>
       <w:tr>
         <w:trPr>
-          <w:trHeight w:hRule="atLeast" w:val="641"/>
+          <w:trHeight w:val="641"/>
         </w:trPr>
         <w:tc>
           <w:tcPr>
@@ -101,16 +126,16 @@
               <w:jc w:val="center"/>
               <w:rPr>
                 <w:rFonts w:ascii="Arial" w:hAnsi="Arial" w:cs="Arial"/>
-                <w:b w:val="1"/>
-                <w:bCs w:val="1"/>
-                <w:lang w:val="es-CR"/>
-              </w:rPr>
-            </w:pPr>
-            <w:r>
-              <w:rPr>
-                <w:rFonts w:ascii="Arial" w:hAnsi="Arial" w:cs="Arial"/>
-                <w:b w:val="1"/>
-                <w:bCs w:val="1"/>
+                <w:b/>
+                <w:bCs/>
+                <w:lang w:val="es-CR"/>
+              </w:rPr>
+            </w:pPr>
+            <w:r>
+              <w:rPr>
+                <w:rFonts w:ascii="Arial" w:hAnsi="Arial" w:cs="Arial"/>
+                <w:b/>
+                <w:bCs/>
                 <w:lang w:val="es-CR"/>
               </w:rPr>
               <w:t>Order ID</w:t>
@@ -126,16 +151,16 @@
               <w:jc w:val="center"/>
               <w:rPr>
                 <w:rFonts w:ascii="Arial" w:hAnsi="Arial" w:cs="Arial"/>
-                <w:b w:val="1"/>
-                <w:bCs w:val="1"/>
-                <w:lang w:val="es-CR"/>
-              </w:rPr>
-            </w:pPr>
-            <w:r>
-              <w:rPr>
-                <w:rFonts w:ascii="Arial" w:hAnsi="Arial" w:cs="Arial"/>
-                <w:b w:val="1"/>
-                <w:bCs w:val="1"/>
+                <w:b/>
+                <w:bCs/>
+                <w:lang w:val="es-CR"/>
+              </w:rPr>
+            </w:pPr>
+            <w:r>
+              <w:rPr>
+                <w:rFonts w:ascii="Arial" w:hAnsi="Arial" w:cs="Arial"/>
+                <w:b/>
+                <w:bCs/>
                 <w:lang w:val="es-CR"/>
               </w:rPr>
               <w:t>Customer Name</w:t>
@@ -151,16 +176,16 @@
               <w:jc w:val="center"/>
               <w:rPr>
                 <w:rFonts w:ascii="Arial" w:hAnsi="Arial" w:cs="Arial"/>
-                <w:b w:val="1"/>
-                <w:bCs w:val="1"/>
-                <w:lang w:val="es-CR"/>
-              </w:rPr>
-            </w:pPr>
-            <w:r>
-              <w:rPr>
-                <w:rFonts w:ascii="Arial" w:hAnsi="Arial" w:cs="Arial"/>
-                <w:b w:val="1"/>
-                <w:bCs w:val="1"/>
+                <w:b/>
+                <w:bCs/>
+                <w:lang w:val="es-CR"/>
+              </w:rPr>
+            </w:pPr>
+            <w:r>
+              <w:rPr>
+                <w:rFonts w:ascii="Arial" w:hAnsi="Arial" w:cs="Arial"/>
+                <w:b/>
+                <w:bCs/>
                 <w:lang w:val="es-CR"/>
               </w:rPr>
               <w:t>Customer Phone</w:t>
@@ -176,16 +201,16 @@
               <w:jc w:val="center"/>
               <w:rPr>
                 <w:rFonts w:ascii="Arial" w:hAnsi="Arial" w:cs="Arial"/>
-                <w:b w:val="1"/>
-                <w:bCs w:val="1"/>
-                <w:lang w:val="es-CR"/>
-              </w:rPr>
-            </w:pPr>
-            <w:r>
-              <w:rPr>
-                <w:rFonts w:ascii="Arial" w:hAnsi="Arial" w:cs="Arial"/>
-                <w:b w:val="1"/>
-                <w:bCs w:val="1"/>
+                <w:b/>
+                <w:bCs/>
+                <w:lang w:val="es-CR"/>
+              </w:rPr>
+            </w:pPr>
+            <w:r>
+              <w:rPr>
+                <w:rFonts w:ascii="Arial" w:hAnsi="Arial" w:cs="Arial"/>
+                <w:b/>
+                <w:bCs/>
                 <w:lang w:val="es-CR"/>
               </w:rPr>
               <w:t>Address</w:t>
@@ -201,16 +226,16 @@
               <w:jc w:val="center"/>
               <w:rPr>
                 <w:rFonts w:ascii="Arial" w:hAnsi="Arial" w:cs="Arial"/>
-                <w:b w:val="1"/>
-                <w:bCs w:val="1"/>
-                <w:lang w:val="es-CR"/>
-              </w:rPr>
-            </w:pPr>
-            <w:r>
-              <w:rPr>
-                <w:rFonts w:ascii="Arial" w:hAnsi="Arial" w:cs="Arial"/>
-                <w:b w:val="1"/>
-                <w:bCs w:val="1"/>
+                <w:b/>
+                <w:bCs/>
+                <w:lang w:val="es-CR"/>
+              </w:rPr>
+            </w:pPr>
+            <w:r>
+              <w:rPr>
+                <w:rFonts w:ascii="Arial" w:hAnsi="Arial" w:cs="Arial"/>
+                <w:b/>
+                <w:bCs/>
                 <w:lang w:val="es-CR"/>
               </w:rPr>
               <w:t>Item ID</w:t>
@@ -226,16 +251,16 @@
               <w:jc w:val="center"/>
               <w:rPr>
                 <w:rFonts w:ascii="Arial" w:hAnsi="Arial" w:cs="Arial"/>
-                <w:b w:val="1"/>
-                <w:bCs w:val="1"/>
-                <w:lang w:val="es-CR"/>
-              </w:rPr>
-            </w:pPr>
-            <w:r>
-              <w:rPr>
-                <w:rFonts w:ascii="Arial" w:hAnsi="Arial" w:cs="Arial"/>
-                <w:b w:val="1"/>
-                <w:bCs w:val="1"/>
+                <w:b/>
+                <w:bCs/>
+                <w:lang w:val="es-CR"/>
+              </w:rPr>
+            </w:pPr>
+            <w:r>
+              <w:rPr>
+                <w:rFonts w:ascii="Arial" w:hAnsi="Arial" w:cs="Arial"/>
+                <w:b/>
+                <w:bCs/>
                 <w:lang w:val="es-CR"/>
               </w:rPr>
               <w:t>Item Name</w:t>
@@ -251,16 +276,16 @@
               <w:jc w:val="center"/>
               <w:rPr>
                 <w:rFonts w:ascii="Arial" w:hAnsi="Arial" w:cs="Arial"/>
-                <w:b w:val="1"/>
-                <w:bCs w:val="1"/>
-                <w:lang w:val="es-CR"/>
-              </w:rPr>
-            </w:pPr>
-            <w:r>
-              <w:rPr>
-                <w:rFonts w:ascii="Arial" w:hAnsi="Arial" w:cs="Arial"/>
-                <w:b w:val="1"/>
-                <w:bCs w:val="1"/>
+                <w:b/>
+                <w:bCs/>
+                <w:lang w:val="es-CR"/>
+              </w:rPr>
+            </w:pPr>
+            <w:r>
+              <w:rPr>
+                <w:rFonts w:ascii="Arial" w:hAnsi="Arial" w:cs="Arial"/>
+                <w:b/>
+                <w:bCs/>
                 <w:lang w:val="es-CR"/>
               </w:rPr>
               <w:t>Price</w:t>
@@ -276,16 +301,16 @@
               <w:jc w:val="center"/>
               <w:rPr>
                 <w:rFonts w:ascii="Arial" w:hAnsi="Arial" w:cs="Arial"/>
-                <w:b w:val="1"/>
-                <w:bCs w:val="1"/>
-                <w:lang w:val="es-CR"/>
-              </w:rPr>
-            </w:pPr>
-            <w:r>
-              <w:rPr>
-                <w:rFonts w:ascii="Arial" w:hAnsi="Arial" w:cs="Arial"/>
-                <w:b w:val="1"/>
-                <w:bCs w:val="1"/>
+                <w:b/>
+                <w:bCs/>
+                <w:lang w:val="es-CR"/>
+              </w:rPr>
+            </w:pPr>
+            <w:r>
+              <w:rPr>
+                <w:rFonts w:ascii="Arial" w:hAnsi="Arial" w:cs="Arial"/>
+                <w:b/>
+                <w:bCs/>
                 <w:lang w:val="es-CR"/>
               </w:rPr>
               <w:t>Quantity</w:t>
@@ -301,16 +326,16 @@
               <w:jc w:val="center"/>
               <w:rPr>
                 <w:rFonts w:ascii="Arial" w:hAnsi="Arial" w:cs="Arial"/>
-                <w:b w:val="1"/>
-                <w:bCs w:val="1"/>
-                <w:lang w:val="es-CR"/>
-              </w:rPr>
-            </w:pPr>
-            <w:r>
-              <w:rPr>
-                <w:rFonts w:ascii="Arial" w:hAnsi="Arial" w:cs="Arial"/>
-                <w:b w:val="1"/>
-                <w:bCs w:val="1"/>
+                <w:b/>
+                <w:bCs/>
+                <w:lang w:val="es-CR"/>
+              </w:rPr>
+            </w:pPr>
+            <w:r>
+              <w:rPr>
+                <w:rFonts w:ascii="Arial" w:hAnsi="Arial" w:cs="Arial"/>
+                <w:b/>
+                <w:bCs/>
                 <w:lang w:val="es-CR"/>
               </w:rPr>
               <w:t>Special Request</w:t>
@@ -326,16 +351,16 @@
               <w:jc w:val="center"/>
               <w:rPr>
                 <w:rFonts w:ascii="Arial" w:hAnsi="Arial" w:cs="Arial"/>
-                <w:b w:val="1"/>
-                <w:bCs w:val="1"/>
-                <w:lang w:val="es-CR"/>
-              </w:rPr>
-            </w:pPr>
-            <w:r>
-              <w:rPr>
-                <w:rFonts w:ascii="Arial" w:hAnsi="Arial" w:cs="Arial"/>
-                <w:b w:val="1"/>
-                <w:bCs w:val="1"/>
+                <w:b/>
+                <w:bCs/>
+                <w:lang w:val="es-CR"/>
+              </w:rPr>
+            </w:pPr>
+            <w:r>
+              <w:rPr>
+                <w:rFonts w:ascii="Arial" w:hAnsi="Arial" w:cs="Arial"/>
+                <w:b/>
+                <w:bCs/>
                 <w:lang w:val="es-CR"/>
               </w:rPr>
               <w:t>Delivery Time</w:t>
@@ -345,7 +370,7 @@
       </w:tr>
       <w:tr>
         <w:trPr>
-          <w:trHeight w:hRule="atLeast" w:val="319"/>
+          <w:trHeight w:val="319"/>
         </w:trPr>
         <w:tc>
           <w:tcPr>
@@ -560,7 +585,7 @@
       </w:tr>
       <w:tr>
         <w:trPr>
-          <w:trHeight w:hRule="atLeast" w:val="336"/>
+          <w:trHeight w:val="336"/>
         </w:trPr>
         <w:tc>
           <w:tcPr>
@@ -742,6 +767,7 @@
                 <w:lang w:val="es-CR"/>
               </w:rPr>
             </w:pPr>
+            <w:proofErr w:type="gramStart"/>
             <w:r>
               <w:rPr>
                 <w:rFonts w:ascii="Arial" w:hAnsi="Arial" w:cs="Arial"/>
@@ -749,6 +775,7 @@
               </w:rPr>
               <w:t>Extra kétchup</w:t>
             </w:r>
+            <w:proofErr w:type="gramEnd"/>
           </w:p>
         </w:tc>
         <w:tc>
@@ -775,7 +802,7 @@
       </w:tr>
       <w:tr>
         <w:trPr>
-          <w:trHeight w:hRule="atLeast" w:val="319"/>
+          <w:trHeight w:val="319"/>
         </w:trPr>
         <w:tc>
           <w:tcPr>
@@ -990,7 +1017,7 @@
       </w:tr>
       <w:tr>
         <w:trPr>
-          <w:trHeight w:hRule="atLeast" w:val="319"/>
+          <w:trHeight w:val="319"/>
         </w:trPr>
         <w:tc>
           <w:tcPr>
@@ -1205,7 +1232,7 @@
       </w:tr>
       <w:tr>
         <w:trPr>
-          <w:trHeight w:hRule="atLeast" w:val="319"/>
+          <w:trHeight w:val="319"/>
         </w:trPr>
         <w:tc>
           <w:tcPr>
@@ -1420,7 +1447,7 @@
       </w:tr>
       <w:tr>
         <w:trPr>
-          <w:trHeight w:hRule="atLeast" w:val="303"/>
+          <w:trHeight w:val="303"/>
         </w:trPr>
         <w:tc>
           <w:tcPr>
@@ -1654,7 +1681,21 @@
           <w:rFonts w:ascii="Arial" w:hAnsi="Arial" w:cs="Arial"/>
           <w:lang w:val="es-CR"/>
         </w:rPr>
-        <w:t>Lo primero que veo que se repite bastante son los nombres de los customers, por lo cual, debería de crear una tabla con los customers y cada customer va a estar ligado a un número de teléfono y una dirección. Sin embargo, el customer Claire, tiene 2 direcciones, por lo cual va a tener 2 IDs distintos, dependiendo de la dirección que seleccione para la entrega.</w:t>
+        <w:t xml:space="preserve">Lo primero que veo que se repite bastante son los nombres de los customers, por lo cual, debería de crear una tabla con los customers y cada customer va a estar ligado a un </w:t>
+      </w:r>
+      <w:r>
+        <w:rPr>
+          <w:rFonts w:ascii="Arial" w:hAnsi="Arial" w:cs="Arial"/>
+          <w:lang w:val="es-CR"/>
+        </w:rPr>
+        <w:t>número</w:t>
+      </w:r>
+      <w:r>
+        <w:rPr>
+          <w:rFonts w:ascii="Arial" w:hAnsi="Arial" w:cs="Arial"/>
+          <w:lang w:val="es-CR"/>
+        </w:rPr>
+        <w:t xml:space="preserve"> de teléfono y una dirección. Sin embargo, el customer Claire, tiene 2 direcciones, por lo cual va a tener 2 IDs distintos, dependiendo de la dirección que seleccione para la entrega.</w:t>
       </w:r>
     </w:p>
     <w:p>
@@ -1682,11 +1723,15 @@
     </w:p>
     <w:tbl>
       <w:tblPr>
-        <w:tblStyle w:val="T2"/>
+        <w:tblStyle w:val="TableGrid"/>
         <w:tblW w:w="0" w:type="auto"/>
-        <w:tblLook w:val="04A0"/>
+        <w:tblLook w:val="04A0" w:firstRow="1" w:lastRow="0" w:firstColumn="1" w:lastColumn="0" w:noHBand="0" w:noVBand="1"/>
       </w:tblPr>
-      <w:tblGrid/>
+      <w:tblGrid>
+        <w:gridCol w:w="590"/>
+        <w:gridCol w:w="2337"/>
+        <w:gridCol w:w="2338"/>
+      </w:tblGrid>
       <w:tr>
         <w:tc>
           <w:tcPr>
@@ -1697,16 +1742,16 @@
               <w:jc w:val="center"/>
               <w:rPr>
                 <w:rFonts w:ascii="Arial" w:hAnsi="Arial" w:cs="Arial"/>
-                <w:b w:val="1"/>
-                <w:bCs w:val="1"/>
-                <w:lang w:val="es-CR"/>
-              </w:rPr>
-            </w:pPr>
-            <w:r>
-              <w:rPr>
-                <w:rFonts w:ascii="Arial" w:hAnsi="Arial" w:cs="Arial"/>
-                <w:b w:val="1"/>
-                <w:bCs w:val="1"/>
+                <w:b/>
+                <w:bCs/>
+                <w:lang w:val="es-CR"/>
+              </w:rPr>
+            </w:pPr>
+            <w:r>
+              <w:rPr>
+                <w:rFonts w:ascii="Arial" w:hAnsi="Arial" w:cs="Arial"/>
+                <w:b/>
+                <w:bCs/>
                 <w:lang w:val="es-CR"/>
               </w:rPr>
               <w:t>ID</w:t>
@@ -1722,16 +1767,16 @@
               <w:jc w:val="center"/>
               <w:rPr>
                 <w:rFonts w:ascii="Arial" w:hAnsi="Arial" w:cs="Arial"/>
-                <w:b w:val="1"/>
-                <w:bCs w:val="1"/>
-                <w:lang w:val="es-CR"/>
-              </w:rPr>
-            </w:pPr>
-            <w:r>
-              <w:rPr>
-                <w:rFonts w:ascii="Arial" w:hAnsi="Arial" w:cs="Arial"/>
-                <w:b w:val="1"/>
-                <w:bCs w:val="1"/>
+                <w:b/>
+                <w:bCs/>
+                <w:lang w:val="es-CR"/>
+              </w:rPr>
+            </w:pPr>
+            <w:r>
+              <w:rPr>
+                <w:rFonts w:ascii="Arial" w:hAnsi="Arial" w:cs="Arial"/>
+                <w:b/>
+                <w:bCs/>
                 <w:lang w:val="es-CR"/>
               </w:rPr>
               <w:t>Name</w:t>
@@ -1747,44 +1792,19 @@
               <w:jc w:val="center"/>
               <w:rPr>
                 <w:rFonts w:ascii="Arial" w:hAnsi="Arial" w:cs="Arial"/>
-                <w:b w:val="1"/>
-                <w:bCs w:val="1"/>
-                <w:lang w:val="es-CR"/>
-              </w:rPr>
-            </w:pPr>
-            <w:r>
-              <w:rPr>
-                <w:rFonts w:ascii="Arial" w:hAnsi="Arial" w:cs="Arial"/>
-                <w:b w:val="1"/>
-                <w:bCs w:val="1"/>
+                <w:b/>
+                <w:bCs/>
+                <w:lang w:val="es-CR"/>
+              </w:rPr>
+            </w:pPr>
+            <w:r>
+              <w:rPr>
+                <w:rFonts w:ascii="Arial" w:hAnsi="Arial" w:cs="Arial"/>
+                <w:b/>
+                <w:bCs/>
                 <w:lang w:val="es-CR"/>
               </w:rPr>
               <w:t>Phone</w:t>
-            </w:r>
-          </w:p>
-        </w:tc>
-        <w:tc>
-          <w:tcPr>
-            <w:tcW w:w="2338" w:type="dxa"/>
-          </w:tcPr>
-          <w:p>
-            <w:pPr>
-              <w:jc w:val="center"/>
-              <w:rPr>
-                <w:rFonts w:ascii="Arial" w:hAnsi="Arial" w:cs="Arial"/>
-                <w:b w:val="1"/>
-                <w:bCs w:val="1"/>
-                <w:lang w:val="es-CR"/>
-              </w:rPr>
-            </w:pPr>
-            <w:r>
-              <w:rPr>
-                <w:rFonts w:ascii="Arial" w:hAnsi="Arial" w:cs="Arial"/>
-                <w:b w:val="1"/>
-                <w:bCs w:val="1"/>
-                <w:lang w:val="es-CR"/>
-              </w:rPr>
-              <w:t>Address</w:t>
             </w:r>
           </w:p>
         </w:tc>
@@ -1853,27 +1873,6 @@
             </w:r>
           </w:p>
         </w:tc>
-        <w:tc>
-          <w:tcPr>
-            <w:tcW w:w="2338" w:type="dxa"/>
-          </w:tcPr>
-          <w:p>
-            <w:pPr>
-              <w:jc w:val="center"/>
-              <w:rPr>
-                <w:rFonts w:ascii="Arial" w:hAnsi="Arial" w:cs="Arial"/>
-                <w:lang w:val="es-CR"/>
-              </w:rPr>
-            </w:pPr>
-            <w:r>
-              <w:rPr>
-                <w:rFonts w:ascii="Arial" w:hAnsi="Arial" w:cs="Arial"/>
-                <w:lang w:val="es-CR"/>
-              </w:rPr>
-              <w:t>123 Main St</w:t>
-            </w:r>
-          </w:p>
-        </w:tc>
       </w:tr>
       <w:tr>
         <w:tc>
@@ -1939,27 +1938,6 @@
             </w:r>
           </w:p>
         </w:tc>
-        <w:tc>
-          <w:tcPr>
-            <w:tcW w:w="2338" w:type="dxa"/>
-          </w:tcPr>
-          <w:p>
-            <w:pPr>
-              <w:jc w:val="center"/>
-              <w:rPr>
-                <w:rFonts w:ascii="Arial" w:hAnsi="Arial" w:cs="Arial"/>
-                <w:lang w:val="es-CR"/>
-              </w:rPr>
-            </w:pPr>
-            <w:r>
-              <w:rPr>
-                <w:rFonts w:ascii="Arial" w:hAnsi="Arial" w:cs="Arial"/>
-                <w:lang w:val="es-CR"/>
-              </w:rPr>
-              <w:t>456 Elm St</w:t>
-            </w:r>
-          </w:p>
-        </w:tc>
       </w:tr>
       <w:tr>
         <w:tc>
@@ -2022,113 +2000,6 @@
                 <w:lang w:val="es-CR"/>
               </w:rPr>
               <w:t>555-123-4567</w:t>
-            </w:r>
-          </w:p>
-        </w:tc>
-        <w:tc>
-          <w:tcPr>
-            <w:tcW w:w="2338" w:type="dxa"/>
-          </w:tcPr>
-          <w:p>
-            <w:pPr>
-              <w:jc w:val="center"/>
-              <w:rPr>
-                <w:rFonts w:ascii="Arial" w:hAnsi="Arial" w:cs="Arial"/>
-                <w:lang w:val="es-CR"/>
-              </w:rPr>
-            </w:pPr>
-            <w:r>
-              <w:rPr>
-                <w:rFonts w:ascii="Arial" w:hAnsi="Arial" w:cs="Arial"/>
-                <w:lang w:val="es-CR"/>
-              </w:rPr>
-              <w:t>789 Oak St</w:t>
-            </w:r>
-          </w:p>
-        </w:tc>
-      </w:tr>
-      <w:tr>
-        <w:tc>
-          <w:tcPr>
-            <w:tcW w:w="590" w:type="dxa"/>
-          </w:tcPr>
-          <w:p>
-            <w:pPr>
-              <w:jc w:val="center"/>
-              <w:rPr>
-                <w:rFonts w:ascii="Arial" w:hAnsi="Arial" w:cs="Arial"/>
-                <w:lang w:val="es-CR"/>
-              </w:rPr>
-            </w:pPr>
-            <w:r>
-              <w:rPr>
-                <w:rFonts w:ascii="Arial" w:hAnsi="Arial" w:cs="Arial"/>
-                <w:lang w:val="es-CR"/>
-              </w:rPr>
-              <w:t>4</w:t>
-            </w:r>
-          </w:p>
-        </w:tc>
-        <w:tc>
-          <w:tcPr>
-            <w:tcW w:w="2337" w:type="dxa"/>
-          </w:tcPr>
-          <w:p>
-            <w:pPr>
-              <w:jc w:val="center"/>
-              <w:rPr>
-                <w:rFonts w:ascii="Arial" w:hAnsi="Arial" w:cs="Arial"/>
-                <w:lang w:val="es-CR"/>
-              </w:rPr>
-            </w:pPr>
-            <w:r>
-              <w:rPr>
-                <w:rFonts w:ascii="Arial" w:hAnsi="Arial" w:cs="Arial"/>
-                <w:lang w:val="es-CR"/>
-              </w:rPr>
-              <w:t>Claire</w:t>
-            </w:r>
-          </w:p>
-        </w:tc>
-        <w:tc>
-          <w:tcPr>
-            <w:tcW w:w="2338" w:type="dxa"/>
-          </w:tcPr>
-          <w:p>
-            <w:pPr>
-              <w:jc w:val="center"/>
-              <w:rPr>
-                <w:rFonts w:ascii="Arial" w:hAnsi="Arial" w:cs="Arial"/>
-                <w:lang w:val="es-CR"/>
-              </w:rPr>
-            </w:pPr>
-            <w:r>
-              <w:rPr>
-                <w:rFonts w:ascii="Arial" w:hAnsi="Arial" w:cs="Arial"/>
-                <w:lang w:val="es-CR"/>
-              </w:rPr>
-              <w:t>555-123-4567</w:t>
-            </w:r>
-          </w:p>
-        </w:tc>
-        <w:tc>
-          <w:tcPr>
-            <w:tcW w:w="2338" w:type="dxa"/>
-          </w:tcPr>
-          <w:p>
-            <w:pPr>
-              <w:jc w:val="center"/>
-              <w:rPr>
-                <w:rFonts w:ascii="Arial" w:hAnsi="Arial" w:cs="Arial"/>
-                <w:lang w:val="es-CR"/>
-              </w:rPr>
-            </w:pPr>
-            <w:r>
-              <w:rPr>
-                <w:rFonts w:ascii="Arial" w:hAnsi="Arial" w:cs="Arial"/>
-                <w:lang w:val="es-CR"/>
-              </w:rPr>
-              <w:t>789 Georgia St</w:t>
             </w:r>
           </w:p>
         </w:tc>
@@ -2170,16 +2041,283 @@
           <w:rFonts w:ascii="Arial" w:hAnsi="Arial" w:cs="Arial"/>
           <w:lang w:val="es-CR"/>
         </w:rPr>
+        <w:lastRenderedPageBreak/>
+        <w:t>Addresses</w:t>
+      </w:r>
+    </w:p>
+    <w:tbl>
+      <w:tblPr>
+        <w:tblStyle w:val="TableGrid"/>
+        <w:tblW w:w="0" w:type="auto"/>
+        <w:tblLook w:val="04A0" w:firstRow="1" w:lastRow="0" w:firstColumn="1" w:lastColumn="0" w:noHBand="0" w:noVBand="1"/>
+      </w:tblPr>
+      <w:tblGrid>
+        <w:gridCol w:w="590"/>
+        <w:gridCol w:w="4675"/>
+      </w:tblGrid>
+      <w:tr>
+        <w:tc>
+          <w:tcPr>
+            <w:tcW w:w="590" w:type="dxa"/>
+          </w:tcPr>
+          <w:p>
+            <w:pPr>
+              <w:jc w:val="center"/>
+              <w:rPr>
+                <w:rFonts w:ascii="Arial" w:hAnsi="Arial" w:cs="Arial"/>
+                <w:lang w:val="es-CR"/>
+              </w:rPr>
+            </w:pPr>
+            <w:r>
+              <w:rPr>
+                <w:rFonts w:ascii="Arial" w:hAnsi="Arial" w:cs="Arial"/>
+                <w:lang w:val="es-CR"/>
+              </w:rPr>
+              <w:t>ID</w:t>
+            </w:r>
+          </w:p>
+        </w:tc>
+        <w:tc>
+          <w:tcPr>
+            <w:tcW w:w="4675" w:type="dxa"/>
+          </w:tcPr>
+          <w:p>
+            <w:pPr>
+              <w:jc w:val="center"/>
+              <w:rPr>
+                <w:rFonts w:ascii="Arial" w:hAnsi="Arial" w:cs="Arial"/>
+                <w:lang w:val="es-CR"/>
+              </w:rPr>
+            </w:pPr>
+            <w:r>
+              <w:rPr>
+                <w:rFonts w:ascii="Arial" w:hAnsi="Arial" w:cs="Arial"/>
+                <w:lang w:val="es-CR"/>
+              </w:rPr>
+              <w:t>Address</w:t>
+            </w:r>
+          </w:p>
+        </w:tc>
+      </w:tr>
+      <w:tr>
+        <w:tc>
+          <w:tcPr>
+            <w:tcW w:w="590" w:type="dxa"/>
+          </w:tcPr>
+          <w:p>
+            <w:pPr>
+              <w:jc w:val="center"/>
+              <w:rPr>
+                <w:rFonts w:ascii="Arial" w:hAnsi="Arial" w:cs="Arial"/>
+                <w:lang w:val="es-CR"/>
+              </w:rPr>
+            </w:pPr>
+            <w:r>
+              <w:rPr>
+                <w:rFonts w:ascii="Arial" w:hAnsi="Arial" w:cs="Arial"/>
+                <w:lang w:val="es-CR"/>
+              </w:rPr>
+              <w:t>1</w:t>
+            </w:r>
+          </w:p>
+        </w:tc>
+        <w:tc>
+          <w:tcPr>
+            <w:tcW w:w="4675" w:type="dxa"/>
+          </w:tcPr>
+          <w:p>
+            <w:pPr>
+              <w:jc w:val="center"/>
+              <w:rPr>
+                <w:rFonts w:ascii="Arial" w:hAnsi="Arial" w:cs="Arial"/>
+                <w:lang w:val="es-CR"/>
+              </w:rPr>
+            </w:pPr>
+            <w:r>
+              <w:rPr>
+                <w:rFonts w:ascii="Arial" w:hAnsi="Arial" w:cs="Arial"/>
+                <w:lang w:val="es-CR"/>
+              </w:rPr>
+              <w:t>123 Main St</w:t>
+            </w:r>
+          </w:p>
+        </w:tc>
+      </w:tr>
+      <w:tr>
+        <w:tc>
+          <w:tcPr>
+            <w:tcW w:w="590" w:type="dxa"/>
+          </w:tcPr>
+          <w:p>
+            <w:pPr>
+              <w:jc w:val="center"/>
+              <w:rPr>
+                <w:rFonts w:ascii="Arial" w:hAnsi="Arial" w:cs="Arial"/>
+                <w:lang w:val="es-CR"/>
+              </w:rPr>
+            </w:pPr>
+            <w:r>
+              <w:rPr>
+                <w:rFonts w:ascii="Arial" w:hAnsi="Arial" w:cs="Arial"/>
+                <w:lang w:val="es-CR"/>
+              </w:rPr>
+              <w:t>2</w:t>
+            </w:r>
+          </w:p>
+        </w:tc>
+        <w:tc>
+          <w:tcPr>
+            <w:tcW w:w="4675" w:type="dxa"/>
+          </w:tcPr>
+          <w:p>
+            <w:pPr>
+              <w:jc w:val="center"/>
+              <w:rPr>
+                <w:rFonts w:ascii="Arial" w:hAnsi="Arial" w:cs="Arial"/>
+                <w:lang w:val="es-CR"/>
+              </w:rPr>
+            </w:pPr>
+            <w:r>
+              <w:rPr>
+                <w:rFonts w:ascii="Arial" w:hAnsi="Arial" w:cs="Arial"/>
+                <w:lang w:val="es-CR"/>
+              </w:rPr>
+              <w:t>456 Elm St</w:t>
+            </w:r>
+          </w:p>
+        </w:tc>
+      </w:tr>
+      <w:tr>
+        <w:tc>
+          <w:tcPr>
+            <w:tcW w:w="590" w:type="dxa"/>
+          </w:tcPr>
+          <w:p>
+            <w:pPr>
+              <w:jc w:val="center"/>
+              <w:rPr>
+                <w:rFonts w:ascii="Arial" w:hAnsi="Arial" w:cs="Arial"/>
+                <w:lang w:val="es-CR"/>
+              </w:rPr>
+            </w:pPr>
+            <w:r>
+              <w:rPr>
+                <w:rFonts w:ascii="Arial" w:hAnsi="Arial" w:cs="Arial"/>
+                <w:lang w:val="es-CR"/>
+              </w:rPr>
+              <w:t>3</w:t>
+            </w:r>
+          </w:p>
+        </w:tc>
+        <w:tc>
+          <w:tcPr>
+            <w:tcW w:w="4675" w:type="dxa"/>
+          </w:tcPr>
+          <w:p>
+            <w:pPr>
+              <w:jc w:val="center"/>
+              <w:rPr>
+                <w:rFonts w:ascii="Arial" w:hAnsi="Arial" w:cs="Arial"/>
+                <w:lang w:val="es-CR"/>
+              </w:rPr>
+            </w:pPr>
+            <w:r>
+              <w:rPr>
+                <w:rFonts w:ascii="Arial" w:hAnsi="Arial" w:cs="Arial"/>
+                <w:lang w:val="es-CR"/>
+              </w:rPr>
+              <w:t>789 Oak St</w:t>
+            </w:r>
+          </w:p>
+        </w:tc>
+      </w:tr>
+      <w:tr>
+        <w:tc>
+          <w:tcPr>
+            <w:tcW w:w="590" w:type="dxa"/>
+          </w:tcPr>
+          <w:p>
+            <w:pPr>
+              <w:jc w:val="center"/>
+              <w:rPr>
+                <w:rFonts w:ascii="Arial" w:hAnsi="Arial" w:cs="Arial"/>
+                <w:lang w:val="es-CR"/>
+              </w:rPr>
+            </w:pPr>
+            <w:r>
+              <w:rPr>
+                <w:rFonts w:ascii="Arial" w:hAnsi="Arial" w:cs="Arial"/>
+                <w:lang w:val="es-CR"/>
+              </w:rPr>
+              <w:t>4</w:t>
+            </w:r>
+          </w:p>
+        </w:tc>
+        <w:tc>
+          <w:tcPr>
+            <w:tcW w:w="4675" w:type="dxa"/>
+          </w:tcPr>
+          <w:p>
+            <w:pPr>
+              <w:jc w:val="center"/>
+              <w:rPr>
+                <w:rFonts w:ascii="Arial" w:hAnsi="Arial" w:cs="Arial"/>
+                <w:lang w:val="es-CR"/>
+              </w:rPr>
+            </w:pPr>
+            <w:r>
+              <w:rPr>
+                <w:rFonts w:ascii="Arial" w:hAnsi="Arial" w:cs="Arial"/>
+                <w:lang w:val="es-CR"/>
+              </w:rPr>
+              <w:t>789 Georgia St</w:t>
+            </w:r>
+          </w:p>
+        </w:tc>
+      </w:tr>
+    </w:tbl>
+    <w:p>
+      <w:pPr>
+        <w:rPr>
+          <w:rFonts w:ascii="Arial" w:hAnsi="Arial" w:cs="Arial"/>
+          <w:lang w:val="es-CR"/>
+        </w:rPr>
+      </w:pPr>
+    </w:p>
+    <w:p>
+      <w:pPr>
+        <w:rPr>
+          <w:rFonts w:ascii="Arial" w:hAnsi="Arial" w:cs="Arial"/>
+          <w:lang w:val="es-CR"/>
+        </w:rPr>
+      </w:pPr>
+    </w:p>
+    <w:p>
+      <w:pPr>
+        <w:rPr>
+          <w:rFonts w:ascii="Arial" w:hAnsi="Arial" w:cs="Arial"/>
+          <w:lang w:val="es-CR"/>
+        </w:rPr>
+      </w:pPr>
+      <w:r>
+        <w:rPr>
+          <w:rFonts w:ascii="Arial" w:hAnsi="Arial" w:cs="Arial"/>
+          <w:lang w:val="es-CR"/>
+        </w:rPr>
         <w:t>Items</w:t>
       </w:r>
     </w:p>
     <w:tbl>
       <w:tblPr>
-        <w:tblStyle w:val="T2"/>
+        <w:tblStyle w:val="TableGrid"/>
         <w:tblW w:w="0" w:type="auto"/>
-        <w:tblLook w:val="04A0"/>
+        <w:tblLook w:val="04A0" w:firstRow="1" w:lastRow="0" w:firstColumn="1" w:lastColumn="0" w:noHBand="0" w:noVBand="1"/>
       </w:tblPr>
-      <w:tblGrid/>
+      <w:tblGrid>
+        <w:gridCol w:w="579"/>
+        <w:gridCol w:w="4445"/>
+        <w:gridCol w:w="1084"/>
+      </w:tblGrid>
       <w:tr>
         <w:tc>
           <w:tcPr>
@@ -2190,16 +2328,16 @@
               <w:jc w:val="center"/>
               <w:rPr>
                 <w:rFonts w:ascii="Arial" w:hAnsi="Arial" w:cs="Arial"/>
-                <w:b w:val="1"/>
-                <w:bCs w:val="1"/>
-                <w:lang w:val="es-CR"/>
-              </w:rPr>
-            </w:pPr>
-            <w:r>
-              <w:rPr>
-                <w:rFonts w:ascii="Arial" w:hAnsi="Arial" w:cs="Arial"/>
-                <w:b w:val="1"/>
-                <w:bCs w:val="1"/>
+                <w:b/>
+                <w:bCs/>
+                <w:lang w:val="es-CR"/>
+              </w:rPr>
+            </w:pPr>
+            <w:r>
+              <w:rPr>
+                <w:rFonts w:ascii="Arial" w:hAnsi="Arial" w:cs="Arial"/>
+                <w:b/>
+                <w:bCs/>
                 <w:lang w:val="es-CR"/>
               </w:rPr>
               <w:t>ID</w:t>
@@ -2215,16 +2353,16 @@
               <w:jc w:val="center"/>
               <w:rPr>
                 <w:rFonts w:ascii="Arial" w:hAnsi="Arial" w:cs="Arial"/>
-                <w:b w:val="1"/>
-                <w:bCs w:val="1"/>
-                <w:lang w:val="es-CR"/>
-              </w:rPr>
-            </w:pPr>
-            <w:r>
-              <w:rPr>
-                <w:rFonts w:ascii="Arial" w:hAnsi="Arial" w:cs="Arial"/>
-                <w:b w:val="1"/>
-                <w:bCs w:val="1"/>
+                <w:b/>
+                <w:bCs/>
+                <w:lang w:val="es-CR"/>
+              </w:rPr>
+            </w:pPr>
+            <w:r>
+              <w:rPr>
+                <w:rFonts w:ascii="Arial" w:hAnsi="Arial" w:cs="Arial"/>
+                <w:b/>
+                <w:bCs/>
                 <w:lang w:val="es-CR"/>
               </w:rPr>
               <w:t>Item_name</w:t>
@@ -2240,16 +2378,16 @@
               <w:jc w:val="center"/>
               <w:rPr>
                 <w:rFonts w:ascii="Arial" w:hAnsi="Arial" w:cs="Arial"/>
-                <w:b w:val="1"/>
-                <w:bCs w:val="1"/>
-                <w:lang w:val="es-CR"/>
-              </w:rPr>
-            </w:pPr>
-            <w:r>
-              <w:rPr>
-                <w:rFonts w:ascii="Arial" w:hAnsi="Arial" w:cs="Arial"/>
-                <w:b w:val="1"/>
-                <w:bCs w:val="1"/>
+                <w:b/>
+                <w:bCs/>
+                <w:lang w:val="es-CR"/>
+              </w:rPr>
+            </w:pPr>
+            <w:r>
+              <w:rPr>
+                <w:rFonts w:ascii="Arial" w:hAnsi="Arial" w:cs="Arial"/>
+                <w:b/>
+                <w:bCs/>
                 <w:lang w:val="es-CR"/>
               </w:rPr>
               <w:t>Precio</w:t>
@@ -2608,11 +2746,14 @@
     </w:p>
     <w:tbl>
       <w:tblPr>
-        <w:tblStyle w:val="T2"/>
+        <w:tblStyle w:val="TableGrid"/>
         <w:tblW w:w="0" w:type="auto"/>
-        <w:tblLook w:val="04A0"/>
+        <w:tblLook w:val="04A0" w:firstRow="1" w:lastRow="0" w:firstColumn="1" w:lastColumn="0" w:noHBand="0" w:noVBand="1"/>
       </w:tblPr>
-      <w:tblGrid/>
+      <w:tblGrid>
+        <w:gridCol w:w="590"/>
+        <w:gridCol w:w="4675"/>
+      </w:tblGrid>
       <w:tr>
         <w:tc>
           <w:tcPr>
@@ -2623,16 +2764,16 @@
               <w:jc w:val="center"/>
               <w:rPr>
                 <w:rFonts w:ascii="Arial" w:hAnsi="Arial" w:cs="Arial"/>
-                <w:b w:val="1"/>
-                <w:bCs w:val="1"/>
-                <w:lang w:val="es-CR"/>
-              </w:rPr>
-            </w:pPr>
-            <w:r>
-              <w:rPr>
-                <w:rFonts w:ascii="Arial" w:hAnsi="Arial" w:cs="Arial"/>
-                <w:b w:val="1"/>
-                <w:bCs w:val="1"/>
+                <w:b/>
+                <w:bCs/>
+                <w:lang w:val="es-CR"/>
+              </w:rPr>
+            </w:pPr>
+            <w:r>
+              <w:rPr>
+                <w:rFonts w:ascii="Arial" w:hAnsi="Arial" w:cs="Arial"/>
+                <w:b/>
+                <w:bCs/>
                 <w:lang w:val="es-CR"/>
               </w:rPr>
               <w:t>ID</w:t>
@@ -2648,16 +2789,16 @@
               <w:jc w:val="center"/>
               <w:rPr>
                 <w:rFonts w:ascii="Arial" w:hAnsi="Arial" w:cs="Arial"/>
-                <w:b w:val="1"/>
-                <w:bCs w:val="1"/>
-                <w:lang w:val="es-CR"/>
-              </w:rPr>
-            </w:pPr>
-            <w:r>
-              <w:rPr>
-                <w:rFonts w:ascii="Arial" w:hAnsi="Arial" w:cs="Arial"/>
-                <w:b w:val="1"/>
-                <w:bCs w:val="1"/>
+                <w:b/>
+                <w:bCs/>
+                <w:lang w:val="es-CR"/>
+              </w:rPr>
+            </w:pPr>
+            <w:r>
+              <w:rPr>
+                <w:rFonts w:ascii="Arial" w:hAnsi="Arial" w:cs="Arial"/>
+                <w:b/>
+                <w:bCs/>
                 <w:lang w:val="es-CR"/>
               </w:rPr>
               <w:t>Request</w:t>
@@ -2743,6 +2884,7 @@
                 <w:lang w:val="es-CR"/>
               </w:rPr>
             </w:pPr>
+            <w:proofErr w:type="gramStart"/>
             <w:r>
               <w:rPr>
                 <w:rFonts w:ascii="Arial" w:hAnsi="Arial" w:cs="Arial"/>
@@ -2750,6 +2892,7 @@
               </w:rPr>
               <w:t>Extra Kétchup</w:t>
             </w:r>
+            <w:proofErr w:type="gramEnd"/>
           </w:p>
         </w:tc>
       </w:tr>
@@ -2906,296 +3049,24 @@
           <w:rFonts w:ascii="Arial" w:hAnsi="Arial" w:cs="Arial"/>
           <w:lang w:val="es-CR"/>
         </w:rPr>
-        <w:t>Deliver_times</w:t>
+        <w:t xml:space="preserve">Ya con estas tablas, debería de poder crear la tabla </w:t>
       </w:r>
-    </w:p>
-    <w:tbl>
-      <w:tblPr>
-        <w:tblStyle w:val="T2"/>
-        <w:tblW w:w="0" w:type="auto"/>
-        <w:tblLook w:val="04A0"/>
-      </w:tblPr>
-      <w:tblGrid/>
-      <w:tr>
-        <w:tc>
-          <w:tcPr>
-            <w:tcW w:w="590" w:type="dxa"/>
-          </w:tcPr>
-          <w:p>
-            <w:pPr>
-              <w:jc w:val="center"/>
-              <w:rPr>
-                <w:rFonts w:ascii="Arial" w:hAnsi="Arial" w:cs="Arial"/>
-                <w:b w:val="1"/>
-                <w:bCs w:val="1"/>
-                <w:lang w:val="es-CR"/>
-              </w:rPr>
-            </w:pPr>
-            <w:r>
-              <w:rPr>
-                <w:rFonts w:ascii="Arial" w:hAnsi="Arial" w:cs="Arial"/>
-                <w:b w:val="1"/>
-                <w:bCs w:val="1"/>
-                <w:lang w:val="es-CR"/>
-              </w:rPr>
-              <w:t>ID</w:t>
-            </w:r>
-          </w:p>
-        </w:tc>
-        <w:tc>
-          <w:tcPr>
-            <w:tcW w:w="4675" w:type="dxa"/>
-          </w:tcPr>
-          <w:p>
-            <w:pPr>
-              <w:jc w:val="center"/>
-              <w:rPr>
-                <w:rFonts w:ascii="Arial" w:hAnsi="Arial" w:cs="Arial"/>
-                <w:b w:val="1"/>
-                <w:bCs w:val="1"/>
-                <w:lang w:val="es-CR"/>
-              </w:rPr>
-            </w:pPr>
-            <w:r>
-              <w:rPr>
-                <w:rFonts w:ascii="Arial" w:hAnsi="Arial" w:cs="Arial"/>
-                <w:b w:val="1"/>
-                <w:bCs w:val="1"/>
-                <w:lang w:val="es-CR"/>
-              </w:rPr>
-              <w:t>Time</w:t>
-            </w:r>
-          </w:p>
-        </w:tc>
-      </w:tr>
-      <w:tr>
-        <w:tc>
-          <w:tcPr>
-            <w:tcW w:w="590" w:type="dxa"/>
-          </w:tcPr>
-          <w:p>
-            <w:pPr>
-              <w:jc w:val="center"/>
-              <w:rPr>
-                <w:rFonts w:ascii="Arial" w:hAnsi="Arial" w:cs="Arial"/>
-                <w:lang w:val="es-CR"/>
-              </w:rPr>
-            </w:pPr>
-            <w:r>
-              <w:rPr>
-                <w:rFonts w:ascii="Arial" w:hAnsi="Arial" w:cs="Arial"/>
-                <w:lang w:val="es-CR"/>
-              </w:rPr>
-              <w:t>1</w:t>
-            </w:r>
-          </w:p>
-        </w:tc>
-        <w:tc>
-          <w:tcPr>
-            <w:tcW w:w="4675" w:type="dxa"/>
-          </w:tcPr>
-          <w:p>
-            <w:pPr>
-              <w:jc w:val="center"/>
-              <w:rPr>
-                <w:rFonts w:ascii="Arial" w:hAnsi="Arial" w:cs="Arial"/>
-                <w:lang w:val="es-CR"/>
-              </w:rPr>
-            </w:pPr>
-            <w:r>
-              <w:rPr>
-                <w:rFonts w:ascii="Arial" w:hAnsi="Arial" w:cs="Arial"/>
-                <w:lang w:val="es-CR"/>
-              </w:rPr>
-              <w:t>12:00 pm</w:t>
-            </w:r>
-          </w:p>
-        </w:tc>
-      </w:tr>
-      <w:tr>
-        <w:tc>
-          <w:tcPr>
-            <w:tcW w:w="590" w:type="dxa"/>
-          </w:tcPr>
-          <w:p>
-            <w:pPr>
-              <w:jc w:val="center"/>
-              <w:rPr>
-                <w:rFonts w:ascii="Arial" w:hAnsi="Arial" w:cs="Arial"/>
-                <w:lang w:val="es-CR"/>
-              </w:rPr>
-            </w:pPr>
-            <w:r>
-              <w:rPr>
-                <w:rFonts w:ascii="Arial" w:hAnsi="Arial" w:cs="Arial"/>
-                <w:lang w:val="es-CR"/>
-              </w:rPr>
-              <w:t>2</w:t>
-            </w:r>
-          </w:p>
-        </w:tc>
-        <w:tc>
-          <w:tcPr>
-            <w:tcW w:w="4675" w:type="dxa"/>
-          </w:tcPr>
-          <w:p>
-            <w:pPr>
-              <w:jc w:val="center"/>
-              <w:rPr>
-                <w:rFonts w:ascii="Arial" w:hAnsi="Arial" w:cs="Arial"/>
-                <w:lang w:val="es-CR"/>
-              </w:rPr>
-            </w:pPr>
-            <w:r>
-              <w:rPr>
-                <w:rFonts w:ascii="Arial" w:hAnsi="Arial" w:cs="Arial"/>
-                <w:lang w:val="es-CR"/>
-              </w:rPr>
-              <w:t>5:00 pm</w:t>
-            </w:r>
-          </w:p>
-        </w:tc>
-      </w:tr>
-      <w:tr>
-        <w:tc>
-          <w:tcPr>
-            <w:tcW w:w="590" w:type="dxa"/>
-          </w:tcPr>
-          <w:p>
-            <w:pPr>
-              <w:jc w:val="center"/>
-              <w:rPr>
-                <w:rFonts w:ascii="Arial" w:hAnsi="Arial" w:cs="Arial"/>
-                <w:lang w:val="es-CR"/>
-              </w:rPr>
-            </w:pPr>
-            <w:r>
-              <w:rPr>
-                <w:rFonts w:ascii="Arial" w:hAnsi="Arial" w:cs="Arial"/>
-                <w:lang w:val="es-CR"/>
-              </w:rPr>
-              <w:t>3</w:t>
-            </w:r>
-          </w:p>
-        </w:tc>
-        <w:tc>
-          <w:tcPr>
-            <w:tcW w:w="4675" w:type="dxa"/>
-          </w:tcPr>
-          <w:p>
-            <w:pPr>
-              <w:jc w:val="center"/>
-              <w:rPr>
-                <w:rFonts w:ascii="Arial" w:hAnsi="Arial" w:cs="Arial"/>
-                <w:lang w:val="es-CR"/>
-              </w:rPr>
-            </w:pPr>
-            <w:r>
-              <w:rPr>
-                <w:rFonts w:ascii="Arial" w:hAnsi="Arial" w:cs="Arial"/>
-                <w:lang w:val="es-CR"/>
-              </w:rPr>
-              <w:t>6:00 pm</w:t>
-            </w:r>
-          </w:p>
-        </w:tc>
-      </w:tr>
-      <w:tr>
-        <w:tc>
-          <w:tcPr>
-            <w:tcW w:w="590" w:type="dxa"/>
-          </w:tcPr>
-          <w:p>
-            <w:pPr>
-              <w:jc w:val="center"/>
-              <w:rPr>
-                <w:rFonts w:ascii="Arial" w:hAnsi="Arial" w:cs="Arial"/>
-                <w:lang w:val="es-CR"/>
-              </w:rPr>
-            </w:pPr>
-            <w:r>
-              <w:rPr>
-                <w:rFonts w:ascii="Arial" w:hAnsi="Arial" w:cs="Arial"/>
-                <w:lang w:val="es-CR"/>
-              </w:rPr>
-              <w:t>4</w:t>
-            </w:r>
-          </w:p>
-        </w:tc>
-        <w:tc>
-          <w:tcPr>
-            <w:tcW w:w="4675" w:type="dxa"/>
-          </w:tcPr>
-          <w:p>
-            <w:pPr>
-              <w:jc w:val="center"/>
-              <w:rPr>
-                <w:rFonts w:ascii="Arial" w:hAnsi="Arial" w:cs="Arial"/>
-                <w:lang w:val="es-CR"/>
-              </w:rPr>
-            </w:pPr>
-            <w:r>
-              <w:rPr>
-                <w:rFonts w:ascii="Arial" w:hAnsi="Arial" w:cs="Arial"/>
-                <w:lang w:val="es-CR"/>
-              </w:rPr>
-              <w:t>7:30 pm</w:t>
-            </w:r>
-          </w:p>
-        </w:tc>
-      </w:tr>
-      <w:tr>
-        <w:tc>
-          <w:tcPr>
-            <w:tcW w:w="590" w:type="dxa"/>
-          </w:tcPr>
-          <w:p>
-            <w:pPr>
-              <w:jc w:val="center"/>
-              <w:rPr>
-                <w:rFonts w:ascii="Arial" w:hAnsi="Arial" w:cs="Arial"/>
-                <w:lang w:val="es-CR"/>
-              </w:rPr>
-            </w:pPr>
-            <w:r>
-              <w:rPr>
-                <w:rFonts w:ascii="Arial" w:hAnsi="Arial" w:cs="Arial"/>
-                <w:lang w:val="es-CR"/>
-              </w:rPr>
-              <w:t>5</w:t>
-            </w:r>
-          </w:p>
-        </w:tc>
-        <w:tc>
-          <w:tcPr>
-            <w:tcW w:w="4675" w:type="dxa"/>
-          </w:tcPr>
-          <w:p>
-            <w:pPr>
-              <w:jc w:val="center"/>
-              <w:rPr>
-                <w:rFonts w:ascii="Arial" w:hAnsi="Arial" w:cs="Arial"/>
-                <w:lang w:val="es-CR"/>
-              </w:rPr>
-            </w:pPr>
-            <w:r>
-              <w:rPr>
-                <w:rFonts w:ascii="Arial" w:hAnsi="Arial" w:cs="Arial"/>
-                <w:lang w:val="es-CR"/>
-              </w:rPr>
-              <w:t>8:00 pm</w:t>
-            </w:r>
-          </w:p>
-        </w:tc>
-      </w:tr>
-    </w:tbl>
-    <w:p>
-      <w:pPr>
+      <w:proofErr w:type="gramStart"/>
+      <w:r>
         <w:rPr>
           <w:rFonts w:ascii="Arial" w:hAnsi="Arial" w:cs="Arial"/>
           <w:lang w:val="es-CR"/>
         </w:rPr>
-      </w:pPr>
+        <w:t>inicial</w:t>
+      </w:r>
+      <w:proofErr w:type="gramEnd"/>
+      <w:r>
+        <w:rPr>
+          <w:rFonts w:ascii="Arial" w:hAnsi="Arial" w:cs="Arial"/>
+          <w:lang w:val="es-CR"/>
+        </w:rPr>
+        <w:t xml:space="preserve"> pero con normalización.</w:t>
+      </w:r>
     </w:p>
     <w:p>
       <w:pPr>
@@ -3209,16 +3080,24 @@
           <w:rFonts w:ascii="Arial" w:hAnsi="Arial" w:cs="Arial"/>
           <w:lang w:val="es-CR"/>
         </w:rPr>
-        <w:t>Ya con estas tablas, debería de poder crear la tabla inicial pero con normalización.</w:t>
+        <w:t xml:space="preserve">He eliminado la tabla de Delivery times ya que parecía no ser necesaria. </w:t>
       </w:r>
-    </w:p>
-    <w:p>
-      <w:pPr>
+      <w:proofErr w:type="spellStart"/>
+      <w:r>
         <w:rPr>
           <w:rFonts w:ascii="Arial" w:hAnsi="Arial" w:cs="Arial"/>
           <w:lang w:val="es-CR"/>
         </w:rPr>
-      </w:pPr>
+        <w:t>Ademas</w:t>
+      </w:r>
+      <w:proofErr w:type="spellEnd"/>
+      <w:r>
+        <w:rPr>
+          <w:rFonts w:ascii="Arial" w:hAnsi="Arial" w:cs="Arial"/>
+          <w:lang w:val="es-CR"/>
+        </w:rPr>
+        <w:t>, agregue una tabla de Addresses para solo utilizar el ID especifico de cada Address, dependiendo del customer.</w:t>
+      </w:r>
     </w:p>
     <w:p>
       <w:pPr>
@@ -3237,15 +3116,23 @@
     </w:p>
     <w:tbl>
       <w:tblPr>
-        <w:tblStyle w:val="T2"/>
-        <w:tblW w:w="9614" w:type="dxa"/>
-        <w:tblLook w:val="04A0"/>
+        <w:tblStyle w:val="TableGrid"/>
+        <w:tblW w:w="10751" w:type="dxa"/>
+        <w:tblLook w:val="04A0" w:firstRow="1" w:lastRow="0" w:firstColumn="1" w:lastColumn="0" w:noHBand="0" w:noVBand="1"/>
       </w:tblPr>
-      <w:tblGrid/>
+      <w:tblGrid>
+        <w:gridCol w:w="947"/>
+        <w:gridCol w:w="1667"/>
+        <w:gridCol w:w="1417"/>
+        <w:gridCol w:w="1093"/>
+        <w:gridCol w:w="1200"/>
+        <w:gridCol w:w="2347"/>
+        <w:gridCol w:w="2080"/>
+      </w:tblGrid>
       <w:tr>
         <w:tc>
           <w:tcPr>
-            <w:tcW w:w="1007" w:type="dxa"/>
+            <w:tcW w:w="947" w:type="dxa"/>
           </w:tcPr>
           <w:p>
             <w:pPr>
@@ -3266,7 +3153,7 @@
         </w:tc>
         <w:tc>
           <w:tcPr>
-            <w:tcW w:w="1711" w:type="dxa"/>
+            <w:tcW w:w="1667" w:type="dxa"/>
           </w:tcPr>
           <w:p>
             <w:pPr>
@@ -3287,7 +3174,28 @@
         </w:tc>
         <w:tc>
           <w:tcPr>
-            <w:tcW w:w="1137" w:type="dxa"/>
+            <w:tcW w:w="1417" w:type="dxa"/>
+          </w:tcPr>
+          <w:p>
+            <w:pPr>
+              <w:jc w:val="center"/>
+              <w:rPr>
+                <w:rFonts w:ascii="Arial" w:hAnsi="Arial" w:cs="Arial"/>
+                <w:lang w:val="es-CR"/>
+              </w:rPr>
+            </w:pPr>
+            <w:r>
+              <w:rPr>
+                <w:rFonts w:ascii="Arial" w:hAnsi="Arial" w:cs="Arial"/>
+                <w:lang w:val="es-CR"/>
+              </w:rPr>
+              <w:t>Address_id</w:t>
+            </w:r>
+          </w:p>
+        </w:tc>
+        <w:tc>
+          <w:tcPr>
+            <w:tcW w:w="1093" w:type="dxa"/>
           </w:tcPr>
           <w:p>
             <w:pPr>
@@ -3308,7 +3216,7 @@
         </w:tc>
         <w:tc>
           <w:tcPr>
-            <w:tcW w:w="1244" w:type="dxa"/>
+            <w:tcW w:w="1200" w:type="dxa"/>
           </w:tcPr>
           <w:p>
             <w:pPr>
@@ -3329,7 +3237,7 @@
         </w:tc>
         <w:tc>
           <w:tcPr>
-            <w:tcW w:w="2391" w:type="dxa"/>
+            <w:tcW w:w="2347" w:type="dxa"/>
           </w:tcPr>
           <w:p>
             <w:pPr>
@@ -3350,22 +3258,22 @@
         </w:tc>
         <w:tc>
           <w:tcPr>
-            <w:tcW w:w="2124" w:type="dxa"/>
-          </w:tcPr>
-          <w:p>
-            <w:pPr>
-              <w:jc w:val="center"/>
-              <w:rPr>
-                <w:rFonts w:ascii="Arial" w:hAnsi="Arial" w:cs="Arial"/>
-                <w:lang w:val="es-CR"/>
-              </w:rPr>
-            </w:pPr>
-            <w:r>
-              <w:rPr>
-                <w:rFonts w:ascii="Arial" w:hAnsi="Arial" w:cs="Arial"/>
-                <w:lang w:val="es-CR"/>
-              </w:rPr>
-              <w:t>Delivery_time_id</w:t>
+            <w:tcW w:w="2080" w:type="dxa"/>
+          </w:tcPr>
+          <w:p>
+            <w:pPr>
+              <w:jc w:val="center"/>
+              <w:rPr>
+                <w:rFonts w:ascii="Arial" w:hAnsi="Arial" w:cs="Arial"/>
+                <w:lang w:val="es-CR"/>
+              </w:rPr>
+            </w:pPr>
+            <w:r>
+              <w:rPr>
+                <w:rFonts w:ascii="Arial" w:hAnsi="Arial" w:cs="Arial"/>
+                <w:lang w:val="es-CR"/>
+              </w:rPr>
+              <w:t>Delivery Time</w:t>
             </w:r>
           </w:p>
         </w:tc>
@@ -3373,7 +3281,7 @@
       <w:tr>
         <w:tc>
           <w:tcPr>
-            <w:tcW w:w="1007" w:type="dxa"/>
+            <w:tcW w:w="947" w:type="dxa"/>
           </w:tcPr>
           <w:p>
             <w:pPr>
@@ -3394,7 +3302,7 @@
         </w:tc>
         <w:tc>
           <w:tcPr>
-            <w:tcW w:w="1711" w:type="dxa"/>
+            <w:tcW w:w="1667" w:type="dxa"/>
           </w:tcPr>
           <w:p>
             <w:pPr>
@@ -3415,7 +3323,7 @@
         </w:tc>
         <w:tc>
           <w:tcPr>
-            <w:tcW w:w="1137" w:type="dxa"/>
+            <w:tcW w:w="1417" w:type="dxa"/>
           </w:tcPr>
           <w:p>
             <w:pPr>
@@ -3436,7 +3344,28 @@
         </w:tc>
         <w:tc>
           <w:tcPr>
-            <w:tcW w:w="1244" w:type="dxa"/>
+            <w:tcW w:w="1093" w:type="dxa"/>
+          </w:tcPr>
+          <w:p>
+            <w:pPr>
+              <w:jc w:val="center"/>
+              <w:rPr>
+                <w:rFonts w:ascii="Arial" w:hAnsi="Arial" w:cs="Arial"/>
+                <w:lang w:val="es-CR"/>
+              </w:rPr>
+            </w:pPr>
+            <w:r>
+              <w:rPr>
+                <w:rFonts w:ascii="Arial" w:hAnsi="Arial" w:cs="Arial"/>
+                <w:lang w:val="es-CR"/>
+              </w:rPr>
+              <w:t>1</w:t>
+            </w:r>
+          </w:p>
+        </w:tc>
+        <w:tc>
+          <w:tcPr>
+            <w:tcW w:w="1200" w:type="dxa"/>
           </w:tcPr>
           <w:p>
             <w:pPr>
@@ -3457,7 +3386,7 @@
         </w:tc>
         <w:tc>
           <w:tcPr>
-            <w:tcW w:w="2391" w:type="dxa"/>
+            <w:tcW w:w="2347" w:type="dxa"/>
           </w:tcPr>
           <w:p>
             <w:pPr>
@@ -3478,22 +3407,22 @@
         </w:tc>
         <w:tc>
           <w:tcPr>
-            <w:tcW w:w="2124" w:type="dxa"/>
-          </w:tcPr>
-          <w:p>
-            <w:pPr>
-              <w:jc w:val="center"/>
-              <w:rPr>
-                <w:rFonts w:ascii="Arial" w:hAnsi="Arial" w:cs="Arial"/>
-                <w:lang w:val="es-CR"/>
-              </w:rPr>
-            </w:pPr>
-            <w:r>
-              <w:rPr>
-                <w:rFonts w:ascii="Arial" w:hAnsi="Arial" w:cs="Arial"/>
-                <w:lang w:val="es-CR"/>
-              </w:rPr>
-              <w:t>3</w:t>
+            <w:tcW w:w="2080" w:type="dxa"/>
+          </w:tcPr>
+          <w:p>
+            <w:pPr>
+              <w:jc w:val="center"/>
+              <w:rPr>
+                <w:rFonts w:ascii="Arial" w:hAnsi="Arial" w:cs="Arial"/>
+                <w:lang w:val="es-CR"/>
+              </w:rPr>
+            </w:pPr>
+            <w:r>
+              <w:rPr>
+                <w:rFonts w:ascii="Arial" w:hAnsi="Arial" w:cs="Arial"/>
+                <w:lang w:val="es-CR"/>
+              </w:rPr>
+              <w:t>6:00 pm</w:t>
             </w:r>
           </w:p>
         </w:tc>
@@ -3501,7 +3430,7 @@
       <w:tr>
         <w:tc>
           <w:tcPr>
-            <w:tcW w:w="1007" w:type="dxa"/>
+            <w:tcW w:w="947" w:type="dxa"/>
           </w:tcPr>
           <w:p>
             <w:pPr>
@@ -3522,7 +3451,7 @@
         </w:tc>
         <w:tc>
           <w:tcPr>
-            <w:tcW w:w="1711" w:type="dxa"/>
+            <w:tcW w:w="1667" w:type="dxa"/>
           </w:tcPr>
           <w:p>
             <w:pPr>
@@ -3543,7 +3472,28 @@
         </w:tc>
         <w:tc>
           <w:tcPr>
-            <w:tcW w:w="1137" w:type="dxa"/>
+            <w:tcW w:w="1417" w:type="dxa"/>
+          </w:tcPr>
+          <w:p>
+            <w:pPr>
+              <w:jc w:val="center"/>
+              <w:rPr>
+                <w:rFonts w:ascii="Arial" w:hAnsi="Arial" w:cs="Arial"/>
+                <w:lang w:val="es-CR"/>
+              </w:rPr>
+            </w:pPr>
+            <w:r>
+              <w:rPr>
+                <w:rFonts w:ascii="Arial" w:hAnsi="Arial" w:cs="Arial"/>
+                <w:lang w:val="es-CR"/>
+              </w:rPr>
+              <w:t>1</w:t>
+            </w:r>
+          </w:p>
+        </w:tc>
+        <w:tc>
+          <w:tcPr>
+            <w:tcW w:w="1093" w:type="dxa"/>
           </w:tcPr>
           <w:p>
             <w:pPr>
@@ -3564,7 +3514,7 @@
         </w:tc>
         <w:tc>
           <w:tcPr>
-            <w:tcW w:w="1244" w:type="dxa"/>
+            <w:tcW w:w="1200" w:type="dxa"/>
           </w:tcPr>
           <w:p>
             <w:pPr>
@@ -3585,7 +3535,7 @@
         </w:tc>
         <w:tc>
           <w:tcPr>
-            <w:tcW w:w="2391" w:type="dxa"/>
+            <w:tcW w:w="2347" w:type="dxa"/>
           </w:tcPr>
           <w:p>
             <w:pPr>
@@ -3606,22 +3556,22 @@
         </w:tc>
         <w:tc>
           <w:tcPr>
-            <w:tcW w:w="2124" w:type="dxa"/>
-          </w:tcPr>
-          <w:p>
-            <w:pPr>
-              <w:jc w:val="center"/>
-              <w:rPr>
-                <w:rFonts w:ascii="Arial" w:hAnsi="Arial" w:cs="Arial"/>
-                <w:lang w:val="es-CR"/>
-              </w:rPr>
-            </w:pPr>
-            <w:r>
-              <w:rPr>
-                <w:rFonts w:ascii="Arial" w:hAnsi="Arial" w:cs="Arial"/>
-                <w:lang w:val="es-CR"/>
-              </w:rPr>
-              <w:t>3</w:t>
+            <w:tcW w:w="2080" w:type="dxa"/>
+          </w:tcPr>
+          <w:p>
+            <w:pPr>
+              <w:jc w:val="center"/>
+              <w:rPr>
+                <w:rFonts w:ascii="Arial" w:hAnsi="Arial" w:cs="Arial"/>
+                <w:lang w:val="es-CR"/>
+              </w:rPr>
+            </w:pPr>
+            <w:r>
+              <w:rPr>
+                <w:rFonts w:ascii="Arial" w:hAnsi="Arial" w:cs="Arial"/>
+                <w:lang w:val="es-CR"/>
+              </w:rPr>
+              <w:t>6:00 pm</w:t>
             </w:r>
           </w:p>
         </w:tc>
@@ -3629,7 +3579,7 @@
       <w:tr>
         <w:tc>
           <w:tcPr>
-            <w:tcW w:w="1007" w:type="dxa"/>
+            <w:tcW w:w="947" w:type="dxa"/>
           </w:tcPr>
           <w:p>
             <w:pPr>
@@ -3650,7 +3600,7 @@
         </w:tc>
         <w:tc>
           <w:tcPr>
-            <w:tcW w:w="1711" w:type="dxa"/>
+            <w:tcW w:w="1667" w:type="dxa"/>
           </w:tcPr>
           <w:p>
             <w:pPr>
@@ -3671,7 +3621,28 @@
         </w:tc>
         <w:tc>
           <w:tcPr>
-            <w:tcW w:w="1137" w:type="dxa"/>
+            <w:tcW w:w="1417" w:type="dxa"/>
+          </w:tcPr>
+          <w:p>
+            <w:pPr>
+              <w:jc w:val="center"/>
+              <w:rPr>
+                <w:rFonts w:ascii="Arial" w:hAnsi="Arial" w:cs="Arial"/>
+                <w:lang w:val="es-CR"/>
+              </w:rPr>
+            </w:pPr>
+            <w:r>
+              <w:rPr>
+                <w:rFonts w:ascii="Arial" w:hAnsi="Arial" w:cs="Arial"/>
+                <w:lang w:val="es-CR"/>
+              </w:rPr>
+              <w:t>2</w:t>
+            </w:r>
+          </w:p>
+        </w:tc>
+        <w:tc>
+          <w:tcPr>
+            <w:tcW w:w="1093" w:type="dxa"/>
           </w:tcPr>
           <w:p>
             <w:pPr>
@@ -3692,7 +3663,7 @@
         </w:tc>
         <w:tc>
           <w:tcPr>
-            <w:tcW w:w="1244" w:type="dxa"/>
+            <w:tcW w:w="1200" w:type="dxa"/>
           </w:tcPr>
           <w:p>
             <w:pPr>
@@ -3713,7 +3684,7 @@
         </w:tc>
         <w:tc>
           <w:tcPr>
-            <w:tcW w:w="2391" w:type="dxa"/>
+            <w:tcW w:w="2347" w:type="dxa"/>
           </w:tcPr>
           <w:p>
             <w:pPr>
@@ -3734,22 +3705,22 @@
         </w:tc>
         <w:tc>
           <w:tcPr>
-            <w:tcW w:w="2124" w:type="dxa"/>
-          </w:tcPr>
-          <w:p>
-            <w:pPr>
-              <w:jc w:val="center"/>
-              <w:rPr>
-                <w:rFonts w:ascii="Arial" w:hAnsi="Arial" w:cs="Arial"/>
-                <w:lang w:val="es-CR"/>
-              </w:rPr>
-            </w:pPr>
-            <w:r>
-              <w:rPr>
-                <w:rFonts w:ascii="Arial" w:hAnsi="Arial" w:cs="Arial"/>
-                <w:lang w:val="es-CR"/>
-              </w:rPr>
-              <w:t>4</w:t>
+            <w:tcW w:w="2080" w:type="dxa"/>
+          </w:tcPr>
+          <w:p>
+            <w:pPr>
+              <w:jc w:val="center"/>
+              <w:rPr>
+                <w:rFonts w:ascii="Arial" w:hAnsi="Arial" w:cs="Arial"/>
+                <w:lang w:val="es-CR"/>
+              </w:rPr>
+            </w:pPr>
+            <w:r>
+              <w:rPr>
+                <w:rFonts w:ascii="Arial" w:hAnsi="Arial" w:cs="Arial"/>
+                <w:lang w:val="es-CR"/>
+              </w:rPr>
+              <w:t>7:30 pm</w:t>
             </w:r>
           </w:p>
         </w:tc>
@@ -3757,7 +3728,7 @@
       <w:tr>
         <w:tc>
           <w:tcPr>
-            <w:tcW w:w="1007" w:type="dxa"/>
+            <w:tcW w:w="947" w:type="dxa"/>
           </w:tcPr>
           <w:p>
             <w:pPr>
@@ -3778,7 +3749,7 @@
         </w:tc>
         <w:tc>
           <w:tcPr>
-            <w:tcW w:w="1711" w:type="dxa"/>
+            <w:tcW w:w="1667" w:type="dxa"/>
           </w:tcPr>
           <w:p>
             <w:pPr>
@@ -3799,7 +3770,7 @@
         </w:tc>
         <w:tc>
           <w:tcPr>
-            <w:tcW w:w="1137" w:type="dxa"/>
+            <w:tcW w:w="1417" w:type="dxa"/>
           </w:tcPr>
           <w:p>
             <w:pPr>
@@ -3820,7 +3791,7 @@
         </w:tc>
         <w:tc>
           <w:tcPr>
-            <w:tcW w:w="1244" w:type="dxa"/>
+            <w:tcW w:w="1093" w:type="dxa"/>
           </w:tcPr>
           <w:p>
             <w:pPr>
@@ -3841,7 +3812,28 @@
         </w:tc>
         <w:tc>
           <w:tcPr>
-            <w:tcW w:w="2391" w:type="dxa"/>
+            <w:tcW w:w="1200" w:type="dxa"/>
+          </w:tcPr>
+          <w:p>
+            <w:pPr>
+              <w:jc w:val="center"/>
+              <w:rPr>
+                <w:rFonts w:ascii="Arial" w:hAnsi="Arial" w:cs="Arial"/>
+                <w:lang w:val="es-CR"/>
+              </w:rPr>
+            </w:pPr>
+            <w:r>
+              <w:rPr>
+                <w:rFonts w:ascii="Arial" w:hAnsi="Arial" w:cs="Arial"/>
+                <w:lang w:val="es-CR"/>
+              </w:rPr>
+              <w:t>2</w:t>
+            </w:r>
+          </w:p>
+        </w:tc>
+        <w:tc>
+          <w:tcPr>
+            <w:tcW w:w="2347" w:type="dxa"/>
           </w:tcPr>
           <w:p>
             <w:pPr>
@@ -3862,22 +3854,22 @@
         </w:tc>
         <w:tc>
           <w:tcPr>
-            <w:tcW w:w="2124" w:type="dxa"/>
-          </w:tcPr>
-          <w:p>
-            <w:pPr>
-              <w:jc w:val="center"/>
-              <w:rPr>
-                <w:rFonts w:ascii="Arial" w:hAnsi="Arial" w:cs="Arial"/>
-                <w:lang w:val="es-CR"/>
-              </w:rPr>
-            </w:pPr>
-            <w:r>
-              <w:rPr>
-                <w:rFonts w:ascii="Arial" w:hAnsi="Arial" w:cs="Arial"/>
-                <w:lang w:val="es-CR"/>
-              </w:rPr>
-              <w:t>4</w:t>
+            <w:tcW w:w="2080" w:type="dxa"/>
+          </w:tcPr>
+          <w:p>
+            <w:pPr>
+              <w:jc w:val="center"/>
+              <w:rPr>
+                <w:rFonts w:ascii="Arial" w:hAnsi="Arial" w:cs="Arial"/>
+                <w:lang w:val="es-CR"/>
+              </w:rPr>
+            </w:pPr>
+            <w:r>
+              <w:rPr>
+                <w:rFonts w:ascii="Arial" w:hAnsi="Arial" w:cs="Arial"/>
+                <w:lang w:val="es-CR"/>
+              </w:rPr>
+              <w:t>7:30 pm</w:t>
             </w:r>
           </w:p>
         </w:tc>
@@ -3885,7 +3877,7 @@
       <w:tr>
         <w:tc>
           <w:tcPr>
-            <w:tcW w:w="1007" w:type="dxa"/>
+            <w:tcW w:w="947" w:type="dxa"/>
           </w:tcPr>
           <w:p>
             <w:pPr>
@@ -3906,7 +3898,7 @@
         </w:tc>
         <w:tc>
           <w:tcPr>
-            <w:tcW w:w="1711" w:type="dxa"/>
+            <w:tcW w:w="1667" w:type="dxa"/>
           </w:tcPr>
           <w:p>
             <w:pPr>
@@ -3927,7 +3919,28 @@
         </w:tc>
         <w:tc>
           <w:tcPr>
-            <w:tcW w:w="1137" w:type="dxa"/>
+            <w:tcW w:w="1417" w:type="dxa"/>
+          </w:tcPr>
+          <w:p>
+            <w:pPr>
+              <w:jc w:val="center"/>
+              <w:rPr>
+                <w:rFonts w:ascii="Arial" w:hAnsi="Arial" w:cs="Arial"/>
+                <w:lang w:val="es-CR"/>
+              </w:rPr>
+            </w:pPr>
+            <w:r>
+              <w:rPr>
+                <w:rFonts w:ascii="Arial" w:hAnsi="Arial" w:cs="Arial"/>
+                <w:lang w:val="es-CR"/>
+              </w:rPr>
+              <w:t>3</w:t>
+            </w:r>
+          </w:p>
+        </w:tc>
+        <w:tc>
+          <w:tcPr>
+            <w:tcW w:w="1093" w:type="dxa"/>
           </w:tcPr>
           <w:p>
             <w:pPr>
@@ -3948,7 +3961,7 @@
         </w:tc>
         <w:tc>
           <w:tcPr>
-            <w:tcW w:w="1244" w:type="dxa"/>
+            <w:tcW w:w="1200" w:type="dxa"/>
           </w:tcPr>
           <w:p>
             <w:pPr>
@@ -3969,7 +3982,7 @@
         </w:tc>
         <w:tc>
           <w:tcPr>
-            <w:tcW w:w="2391" w:type="dxa"/>
+            <w:tcW w:w="2347" w:type="dxa"/>
           </w:tcPr>
           <w:p>
             <w:pPr>
@@ -3990,22 +4003,22 @@
         </w:tc>
         <w:tc>
           <w:tcPr>
-            <w:tcW w:w="2124" w:type="dxa"/>
-          </w:tcPr>
-          <w:p>
-            <w:pPr>
-              <w:jc w:val="center"/>
-              <w:rPr>
-                <w:rFonts w:ascii="Arial" w:hAnsi="Arial" w:cs="Arial"/>
-                <w:lang w:val="es-CR"/>
-              </w:rPr>
-            </w:pPr>
-            <w:r>
-              <w:rPr>
-                <w:rFonts w:ascii="Arial" w:hAnsi="Arial" w:cs="Arial"/>
-                <w:lang w:val="es-CR"/>
-              </w:rPr>
-              <w:t>1</w:t>
+            <w:tcW w:w="2080" w:type="dxa"/>
+          </w:tcPr>
+          <w:p>
+            <w:pPr>
+              <w:jc w:val="center"/>
+              <w:rPr>
+                <w:rFonts w:ascii="Arial" w:hAnsi="Arial" w:cs="Arial"/>
+                <w:lang w:val="es-CR"/>
+              </w:rPr>
+            </w:pPr>
+            <w:r>
+              <w:rPr>
+                <w:rFonts w:ascii="Arial" w:hAnsi="Arial" w:cs="Arial"/>
+                <w:lang w:val="es-CR"/>
+              </w:rPr>
+              <w:t>12:00 pm</w:t>
             </w:r>
           </w:p>
         </w:tc>
@@ -4013,7 +4026,7 @@
       <w:tr>
         <w:tc>
           <w:tcPr>
-            <w:tcW w:w="1007" w:type="dxa"/>
+            <w:tcW w:w="947" w:type="dxa"/>
           </w:tcPr>
           <w:p>
             <w:pPr>
@@ -4034,7 +4047,28 @@
         </w:tc>
         <w:tc>
           <w:tcPr>
-            <w:tcW w:w="1711" w:type="dxa"/>
+            <w:tcW w:w="1667" w:type="dxa"/>
+          </w:tcPr>
+          <w:p>
+            <w:pPr>
+              <w:jc w:val="center"/>
+              <w:rPr>
+                <w:rFonts w:ascii="Arial" w:hAnsi="Arial" w:cs="Arial"/>
+                <w:lang w:val="es-CR"/>
+              </w:rPr>
+            </w:pPr>
+            <w:r>
+              <w:rPr>
+                <w:rFonts w:ascii="Arial" w:hAnsi="Arial" w:cs="Arial"/>
+                <w:lang w:val="es-CR"/>
+              </w:rPr>
+              <w:t>3</w:t>
+            </w:r>
+          </w:p>
+        </w:tc>
+        <w:tc>
+          <w:tcPr>
+            <w:tcW w:w="1417" w:type="dxa"/>
           </w:tcPr>
           <w:p>
             <w:pPr>
@@ -4055,7 +4089,7 @@
         </w:tc>
         <w:tc>
           <w:tcPr>
-            <w:tcW w:w="1137" w:type="dxa"/>
+            <w:tcW w:w="1093" w:type="dxa"/>
           </w:tcPr>
           <w:p>
             <w:pPr>
@@ -4076,7 +4110,7 @@
         </w:tc>
         <w:tc>
           <w:tcPr>
-            <w:tcW w:w="1244" w:type="dxa"/>
+            <w:tcW w:w="1200" w:type="dxa"/>
           </w:tcPr>
           <w:p>
             <w:pPr>
@@ -4097,7 +4131,7 @@
         </w:tc>
         <w:tc>
           <w:tcPr>
-            <w:tcW w:w="2391" w:type="dxa"/>
+            <w:tcW w:w="2347" w:type="dxa"/>
           </w:tcPr>
           <w:p>
             <w:pPr>
@@ -4118,22 +4152,22 @@
         </w:tc>
         <w:tc>
           <w:tcPr>
-            <w:tcW w:w="2124" w:type="dxa"/>
-          </w:tcPr>
-          <w:p>
-            <w:pPr>
-              <w:jc w:val="center"/>
-              <w:rPr>
-                <w:rFonts w:ascii="Arial" w:hAnsi="Arial" w:cs="Arial"/>
-                <w:lang w:val="es-CR"/>
-              </w:rPr>
-            </w:pPr>
-            <w:r>
-              <w:rPr>
-                <w:rFonts w:ascii="Arial" w:hAnsi="Arial" w:cs="Arial"/>
-                <w:lang w:val="es-CR"/>
-              </w:rPr>
-              <w:t>2</w:t>
+            <w:tcW w:w="2080" w:type="dxa"/>
+          </w:tcPr>
+          <w:p>
+            <w:pPr>
+              <w:jc w:val="center"/>
+              <w:rPr>
+                <w:rFonts w:ascii="Arial" w:hAnsi="Arial" w:cs="Arial"/>
+                <w:lang w:val="es-CR"/>
+              </w:rPr>
+            </w:pPr>
+            <w:r>
+              <w:rPr>
+                <w:rFonts w:ascii="Arial" w:hAnsi="Arial" w:cs="Arial"/>
+                <w:lang w:val="es-CR"/>
+              </w:rPr>
+              <w:t>5:00 pm</w:t>
             </w:r>
           </w:p>
         </w:tc>
@@ -4157,7 +4191,7 @@
     </w:p>
     <w:p>
       <w:pPr>
-        <w:pStyle w:val="P13"/>
+        <w:pStyle w:val="ListParagraph"/>
         <w:numPr>
           <w:ilvl w:val="0"/>
           <w:numId w:val="1"/>
@@ -4177,13 +4211,24 @@
     </w:p>
     <w:tbl>
       <w:tblPr>
-        <w:tblStyle w:val="T2"/>
+        <w:tblStyle w:val="TableGrid"/>
         <w:tblW w:w="11702" w:type="dxa"/>
         <w:tblInd w:w="-1057" w:type="dxa"/>
         <w:tblLayout w:type="fixed"/>
-        <w:tblLook w:val="04A0"/>
+        <w:tblLook w:val="04A0" w:firstRow="1" w:lastRow="0" w:firstColumn="1" w:lastColumn="0" w:noHBand="0" w:noVBand="1"/>
       </w:tblPr>
-      <w:tblGrid/>
+      <w:tblGrid>
+        <w:gridCol w:w="1911"/>
+        <w:gridCol w:w="1244"/>
+        <w:gridCol w:w="963"/>
+        <w:gridCol w:w="750"/>
+        <w:gridCol w:w="817"/>
+        <w:gridCol w:w="923"/>
+        <w:gridCol w:w="923"/>
+        <w:gridCol w:w="1159"/>
+        <w:gridCol w:w="1506"/>
+        <w:gridCol w:w="1506"/>
+      </w:tblGrid>
       <w:tr>
         <w:tc>
           <w:tcPr>
@@ -4321,7 +4366,14 @@
                 <w:rFonts w:ascii="Arial" w:hAnsi="Arial" w:cs="Arial"/>
                 <w:lang w:val="es-CR"/>
               </w:rPr>
-              <w:t>Owner Name</w:t>
+              <w:t xml:space="preserve">Owner </w:t>
+            </w:r>
+            <w:r>
+              <w:rPr>
+                <w:rFonts w:ascii="Arial" w:hAnsi="Arial" w:cs="Arial"/>
+                <w:lang w:val="es-CR"/>
+              </w:rPr>
+              <w:t>Name</w:t>
             </w:r>
           </w:p>
         </w:tc>
@@ -4341,7 +4393,14 @@
                 <w:rFonts w:ascii="Arial" w:hAnsi="Arial" w:cs="Arial"/>
                 <w:lang w:val="es-CR"/>
               </w:rPr>
-              <w:t>Owner Phone</w:t>
+              <w:t xml:space="preserve">Owner </w:t>
+            </w:r>
+            <w:r>
+              <w:rPr>
+                <w:rFonts w:ascii="Arial" w:hAnsi="Arial" w:cs="Arial"/>
+                <w:lang w:val="es-CR"/>
+              </w:rPr>
+              <w:t>Phone</w:t>
             </w:r>
           </w:p>
         </w:tc>
@@ -5217,12 +5276,25 @@
           <w:rFonts w:ascii="Arial" w:hAnsi="Arial" w:cs="Arial"/>
           <w:lang w:val="es-CR"/>
         </w:rPr>
-        <w:t xml:space="preserve">Acá se repiten varios datos, entre ellos, VIN, Make, Model, Year y color. También, para minimizar el consumo, podemos sustituir los nombres de las compañías por números, junto con el numero de póliza. </w:t>
+        <w:t xml:space="preserve">Acá se repiten varios datos, entre ellos, VIN, Make, Model, Year y color. </w:t>
+      </w:r>
+      <w:r>
+        <w:rPr>
+          <w:rFonts w:ascii="Arial" w:hAnsi="Arial" w:cs="Arial"/>
+          <w:lang w:val="es-CR"/>
+        </w:rPr>
+        <w:t>También</w:t>
+      </w:r>
+      <w:r>
+        <w:rPr>
+          <w:rFonts w:ascii="Arial" w:hAnsi="Arial" w:cs="Arial"/>
+          <w:lang w:val="es-CR"/>
+        </w:rPr>
+        <w:t xml:space="preserve">, para minimizar el consumo, podemos sustituir los nombres de las compañías por números, junto con el numero de póliza. </w:t>
       </w:r>
     </w:p>
     <w:p>
       <w:pPr>
-        <w:ind w:left="360"/>
         <w:rPr>
           <w:rFonts w:ascii="Arial" w:hAnsi="Arial" w:cs="Arial"/>
           <w:lang w:val="es-CR"/>
@@ -5242,17 +5314,20 @@
           <w:rFonts w:ascii="Arial" w:hAnsi="Arial" w:cs="Arial"/>
           <w:lang w:val="es-CR"/>
         </w:rPr>
-        <w:t>VINs</w:t>
+        <w:t>Makes</w:t>
       </w:r>
     </w:p>
     <w:tbl>
       <w:tblPr>
-        <w:tblStyle w:val="T2"/>
+        <w:tblStyle w:val="TableGrid"/>
         <w:tblW w:w="0" w:type="auto"/>
-        <w:tblInd w:w="360" w:type="dxa"/>
-        <w:tblLook w:val="04A0"/>
+        <w:tblInd w:w="423" w:type="dxa"/>
+        <w:tblLook w:val="04A0" w:firstRow="1" w:lastRow="0" w:firstColumn="1" w:lastColumn="0" w:noHBand="0" w:noVBand="1"/>
       </w:tblPr>
-      <w:tblGrid/>
+      <w:tblGrid>
+        <w:gridCol w:w="590"/>
+        <w:gridCol w:w="4675"/>
+      </w:tblGrid>
       <w:tr>
         <w:tc>
           <w:tcPr>
@@ -5277,22 +5352,22 @@
         </w:tc>
         <w:tc>
           <w:tcPr>
-            <w:tcW w:w="4499" w:type="dxa"/>
-          </w:tcPr>
-          <w:p>
-            <w:pPr>
-              <w:jc w:val="center"/>
-              <w:rPr>
-                <w:rFonts w:ascii="Arial" w:hAnsi="Arial" w:cs="Arial"/>
-                <w:lang w:val="es-CR"/>
-              </w:rPr>
-            </w:pPr>
-            <w:r>
-              <w:rPr>
-                <w:rFonts w:ascii="Arial" w:hAnsi="Arial" w:cs="Arial"/>
-                <w:lang w:val="es-CR"/>
-              </w:rPr>
-              <w:t>VIN</w:t>
+            <w:tcW w:w="4675" w:type="dxa"/>
+          </w:tcPr>
+          <w:p>
+            <w:pPr>
+              <w:jc w:val="center"/>
+              <w:rPr>
+                <w:rFonts w:ascii="Arial" w:hAnsi="Arial" w:cs="Arial"/>
+                <w:lang w:val="es-CR"/>
+              </w:rPr>
+            </w:pPr>
+            <w:r>
+              <w:rPr>
+                <w:rFonts w:ascii="Arial" w:hAnsi="Arial" w:cs="Arial"/>
+                <w:lang w:val="es-CR"/>
+              </w:rPr>
+              <w:t>Name</w:t>
             </w:r>
           </w:p>
         </w:tc>
@@ -5321,22 +5396,22 @@
         </w:tc>
         <w:tc>
           <w:tcPr>
-            <w:tcW w:w="4499" w:type="dxa"/>
-          </w:tcPr>
-          <w:p>
-            <w:pPr>
-              <w:jc w:val="center"/>
-              <w:rPr>
-                <w:rFonts w:ascii="Arial" w:hAnsi="Arial" w:cs="Arial"/>
-                <w:lang w:val="es-CR"/>
-              </w:rPr>
-            </w:pPr>
-            <w:r>
-              <w:rPr>
-                <w:rFonts w:ascii="Arial" w:hAnsi="Arial" w:cs="Arial"/>
-                <w:lang w:val="es-CR"/>
-              </w:rPr>
-              <w:t>1HGCM82633A</w:t>
+            <w:tcW w:w="4675" w:type="dxa"/>
+          </w:tcPr>
+          <w:p>
+            <w:pPr>
+              <w:jc w:val="center"/>
+              <w:rPr>
+                <w:rFonts w:ascii="Arial" w:hAnsi="Arial" w:cs="Arial"/>
+                <w:lang w:val="es-CR"/>
+              </w:rPr>
+            </w:pPr>
+            <w:r>
+              <w:rPr>
+                <w:rFonts w:ascii="Arial" w:hAnsi="Arial" w:cs="Arial"/>
+                <w:lang w:val="es-CR"/>
+              </w:rPr>
+              <w:t>Honda</w:t>
             </w:r>
           </w:p>
         </w:tc>
@@ -5365,66 +5440,22 @@
         </w:tc>
         <w:tc>
           <w:tcPr>
-            <w:tcW w:w="4499" w:type="dxa"/>
-          </w:tcPr>
-          <w:p>
-            <w:pPr>
-              <w:jc w:val="center"/>
-              <w:rPr>
-                <w:rFonts w:ascii="Arial" w:hAnsi="Arial" w:cs="Arial"/>
-                <w:lang w:val="es-CR"/>
-              </w:rPr>
-            </w:pPr>
-            <w:r>
-              <w:rPr>
-                <w:rFonts w:ascii="Arial" w:hAnsi="Arial" w:cs="Arial"/>
-                <w:lang w:val="es-CR"/>
-              </w:rPr>
-              <w:t>5J6RM4H79EL</w:t>
-            </w:r>
-          </w:p>
-        </w:tc>
-      </w:tr>
-      <w:tr>
-        <w:tc>
-          <w:tcPr>
-            <w:tcW w:w="590" w:type="dxa"/>
-          </w:tcPr>
-          <w:p>
-            <w:pPr>
-              <w:jc w:val="center"/>
-              <w:rPr>
-                <w:rFonts w:ascii="Arial" w:hAnsi="Arial" w:cs="Arial"/>
-                <w:lang w:val="es-CR"/>
-              </w:rPr>
-            </w:pPr>
-            <w:r>
-              <w:rPr>
-                <w:rFonts w:ascii="Arial" w:hAnsi="Arial" w:cs="Arial"/>
-                <w:lang w:val="es-CR"/>
-              </w:rPr>
-              <w:t>3</w:t>
-            </w:r>
-          </w:p>
-        </w:tc>
-        <w:tc>
-          <w:tcPr>
-            <w:tcW w:w="4499" w:type="dxa"/>
-          </w:tcPr>
-          <w:p>
-            <w:pPr>
-              <w:jc w:val="center"/>
-              <w:rPr>
-                <w:rFonts w:ascii="Arial" w:hAnsi="Arial" w:cs="Arial"/>
-                <w:lang w:val="es-CR"/>
-              </w:rPr>
-            </w:pPr>
-            <w:r>
-              <w:rPr>
-                <w:rFonts w:ascii="Arial" w:hAnsi="Arial" w:cs="Arial"/>
-                <w:lang w:val="es-CR"/>
-              </w:rPr>
-              <w:t>1G1RA6H1FU</w:t>
+            <w:tcW w:w="4675" w:type="dxa"/>
+          </w:tcPr>
+          <w:p>
+            <w:pPr>
+              <w:jc w:val="center"/>
+              <w:rPr>
+                <w:rFonts w:ascii="Arial" w:hAnsi="Arial" w:cs="Arial"/>
+                <w:lang w:val="es-CR"/>
+              </w:rPr>
+            </w:pPr>
+            <w:r>
+              <w:rPr>
+                <w:rFonts w:ascii="Arial" w:hAnsi="Arial" w:cs="Arial"/>
+                <w:lang w:val="es-CR"/>
+              </w:rPr>
+              <w:t>Chevrolet</w:t>
             </w:r>
           </w:p>
         </w:tc>
@@ -5452,150 +5483,60 @@
           <w:rFonts w:ascii="Arial" w:hAnsi="Arial" w:cs="Arial"/>
           <w:lang w:val="es-CR"/>
         </w:rPr>
-        <w:t>Makes</w:t>
+        <w:t>Para efectos de esta tabla, cada modelo esta ligado a un año</w:t>
+      </w:r>
+      <w:r>
+        <w:rPr>
+          <w:rFonts w:ascii="Arial" w:hAnsi="Arial" w:cs="Arial"/>
+          <w:lang w:val="es-CR"/>
+        </w:rPr>
+        <w:t xml:space="preserve"> y a un VIN</w:t>
+      </w:r>
+      <w:r>
+        <w:rPr>
+          <w:rFonts w:ascii="Arial" w:hAnsi="Arial" w:cs="Arial"/>
+          <w:lang w:val="es-CR"/>
+        </w:rPr>
+        <w:t>, entonces se puede reducir a solo el modelo</w:t>
+      </w:r>
+      <w:r>
+        <w:rPr>
+          <w:rFonts w:ascii="Arial" w:hAnsi="Arial" w:cs="Arial"/>
+          <w:lang w:val="es-CR"/>
+        </w:rPr>
+        <w:t xml:space="preserve">, </w:t>
+      </w:r>
+      <w:r>
+        <w:rPr>
+          <w:rFonts w:ascii="Arial" w:hAnsi="Arial" w:cs="Arial"/>
+          <w:lang w:val="es-CR"/>
+        </w:rPr>
+        <w:t>el año</w:t>
+      </w:r>
+      <w:r>
+        <w:rPr>
+          <w:rFonts w:ascii="Arial" w:hAnsi="Arial" w:cs="Arial"/>
+          <w:lang w:val="es-CR"/>
+        </w:rPr>
+        <w:t xml:space="preserve"> y el VIN</w:t>
+      </w:r>
+      <w:r>
+        <w:rPr>
+          <w:rFonts w:ascii="Arial" w:hAnsi="Arial" w:cs="Arial"/>
+          <w:lang w:val="es-CR"/>
+        </w:rPr>
+        <w:t>.</w:t>
       </w:r>
     </w:p>
-    <w:tbl>
-      <w:tblPr>
-        <w:tblStyle w:val="T2"/>
-        <w:tblW w:w="0" w:type="auto"/>
-        <w:tblInd w:w="423" w:type="dxa"/>
-        <w:tblLook w:val="04A0"/>
-      </w:tblPr>
-      <w:tblGrid/>
-      <w:tr>
-        <w:tc>
-          <w:tcPr>
-            <w:tcW w:w="590" w:type="dxa"/>
-          </w:tcPr>
-          <w:p>
-            <w:pPr>
-              <w:jc w:val="center"/>
-              <w:rPr>
-                <w:rFonts w:ascii="Arial" w:hAnsi="Arial" w:cs="Arial"/>
-                <w:lang w:val="es-CR"/>
-              </w:rPr>
-            </w:pPr>
-            <w:r>
-              <w:rPr>
-                <w:rFonts w:ascii="Arial" w:hAnsi="Arial" w:cs="Arial"/>
-                <w:lang w:val="es-CR"/>
-              </w:rPr>
-              <w:t>ID</w:t>
-            </w:r>
-          </w:p>
-        </w:tc>
-        <w:tc>
-          <w:tcPr>
-            <w:tcW w:w="4675" w:type="dxa"/>
-          </w:tcPr>
-          <w:p>
-            <w:pPr>
-              <w:jc w:val="center"/>
-              <w:rPr>
-                <w:rFonts w:ascii="Arial" w:hAnsi="Arial" w:cs="Arial"/>
-                <w:lang w:val="es-CR"/>
-              </w:rPr>
-            </w:pPr>
-            <w:r>
-              <w:rPr>
-                <w:rFonts w:ascii="Arial" w:hAnsi="Arial" w:cs="Arial"/>
-                <w:lang w:val="es-CR"/>
-              </w:rPr>
-              <w:t>Name</w:t>
-            </w:r>
-          </w:p>
-        </w:tc>
-      </w:tr>
-      <w:tr>
-        <w:tc>
-          <w:tcPr>
-            <w:tcW w:w="590" w:type="dxa"/>
-          </w:tcPr>
-          <w:p>
-            <w:pPr>
-              <w:jc w:val="center"/>
-              <w:rPr>
-                <w:rFonts w:ascii="Arial" w:hAnsi="Arial" w:cs="Arial"/>
-                <w:lang w:val="es-CR"/>
-              </w:rPr>
-            </w:pPr>
-            <w:r>
-              <w:rPr>
-                <w:rFonts w:ascii="Arial" w:hAnsi="Arial" w:cs="Arial"/>
-                <w:lang w:val="es-CR"/>
-              </w:rPr>
-              <w:t>1</w:t>
-            </w:r>
-          </w:p>
-        </w:tc>
-        <w:tc>
-          <w:tcPr>
-            <w:tcW w:w="4675" w:type="dxa"/>
-          </w:tcPr>
-          <w:p>
-            <w:pPr>
-              <w:jc w:val="center"/>
-              <w:rPr>
-                <w:rFonts w:ascii="Arial" w:hAnsi="Arial" w:cs="Arial"/>
-                <w:lang w:val="es-CR"/>
-              </w:rPr>
-            </w:pPr>
-            <w:r>
-              <w:rPr>
-                <w:rFonts w:ascii="Arial" w:hAnsi="Arial" w:cs="Arial"/>
-                <w:lang w:val="es-CR"/>
-              </w:rPr>
-              <w:t>Honda</w:t>
-            </w:r>
-          </w:p>
-        </w:tc>
-      </w:tr>
-      <w:tr>
-        <w:tc>
-          <w:tcPr>
-            <w:tcW w:w="590" w:type="dxa"/>
-          </w:tcPr>
-          <w:p>
-            <w:pPr>
-              <w:jc w:val="center"/>
-              <w:rPr>
-                <w:rFonts w:ascii="Arial" w:hAnsi="Arial" w:cs="Arial"/>
-                <w:lang w:val="es-CR"/>
-              </w:rPr>
-            </w:pPr>
-            <w:r>
-              <w:rPr>
-                <w:rFonts w:ascii="Arial" w:hAnsi="Arial" w:cs="Arial"/>
-                <w:lang w:val="es-CR"/>
-              </w:rPr>
-              <w:t>2</w:t>
-            </w:r>
-          </w:p>
-        </w:tc>
-        <w:tc>
-          <w:tcPr>
-            <w:tcW w:w="4675" w:type="dxa"/>
-          </w:tcPr>
-          <w:p>
-            <w:pPr>
-              <w:jc w:val="center"/>
-              <w:rPr>
-                <w:rFonts w:ascii="Arial" w:hAnsi="Arial" w:cs="Arial"/>
-                <w:lang w:val="es-CR"/>
-              </w:rPr>
-            </w:pPr>
-            <w:r>
-              <w:rPr>
-                <w:rFonts w:ascii="Arial" w:hAnsi="Arial" w:cs="Arial"/>
-                <w:lang w:val="es-CR"/>
-              </w:rPr>
-              <w:t>Chevrolet</w:t>
-            </w:r>
-          </w:p>
-        </w:tc>
-      </w:tr>
-    </w:tbl>
+    <w:p>
+      <w:pPr>
+        <w:ind w:left="360"/>
+        <w:rPr>
+          <w:rFonts w:ascii="Arial" w:hAnsi="Arial" w:cs="Arial"/>
+          <w:lang w:val="es-CR"/>
+        </w:rPr>
+      </w:pPr>
+    </w:p>
     <w:p>
       <w:pPr>
         <w:ind w:left="360"/>
@@ -5618,33 +5559,22 @@
           <w:rFonts w:ascii="Arial" w:hAnsi="Arial" w:cs="Arial"/>
           <w:lang w:val="es-CR"/>
         </w:rPr>
-        <w:t>Para efectos de esta tabla, cada modelo esta ligado a un año, entonces se puede reducir a solo el modelo y el año.</w:t>
-      </w:r>
-    </w:p>
-    <w:p>
-      <w:pPr>
-        <w:ind w:left="360"/>
-        <w:rPr>
-          <w:rFonts w:ascii="Arial" w:hAnsi="Arial" w:cs="Arial"/>
-          <w:lang w:val="es-CR"/>
-        </w:rPr>
-      </w:pPr>
-      <w:r>
-        <w:rPr>
-          <w:rFonts w:ascii="Arial" w:hAnsi="Arial" w:cs="Arial"/>
-          <w:lang w:val="es-CR"/>
-        </w:rPr>
         <w:t>Model</w:t>
       </w:r>
     </w:p>
     <w:tbl>
       <w:tblPr>
-        <w:tblStyle w:val="T2"/>
+        <w:tblStyle w:val="TableGrid"/>
         <w:tblW w:w="0" w:type="auto"/>
         <w:tblInd w:w="360" w:type="dxa"/>
-        <w:tblLook w:val="04A0"/>
+        <w:tblLook w:val="04A0" w:firstRow="1" w:lastRow="0" w:firstColumn="1" w:lastColumn="0" w:noHBand="0" w:noVBand="1"/>
       </w:tblPr>
-      <w:tblGrid/>
+      <w:tblGrid>
+        <w:gridCol w:w="579"/>
+        <w:gridCol w:w="4234"/>
+        <w:gridCol w:w="884"/>
+        <w:gridCol w:w="1911"/>
+      </w:tblGrid>
       <w:tr>
         <w:tc>
           <w:tcPr>
@@ -5706,6 +5636,27 @@
                 <w:lang w:val="es-CR"/>
               </w:rPr>
               <w:t>Year</w:t>
+            </w:r>
+          </w:p>
+        </w:tc>
+        <w:tc>
+          <w:tcPr>
+            <w:tcW w:w="884" w:type="dxa"/>
+          </w:tcPr>
+          <w:p>
+            <w:pPr>
+              <w:jc w:val="center"/>
+              <w:rPr>
+                <w:rFonts w:ascii="Arial" w:hAnsi="Arial" w:cs="Arial"/>
+                <w:lang w:val="es-CR"/>
+              </w:rPr>
+            </w:pPr>
+            <w:r>
+              <w:rPr>
+                <w:rFonts w:ascii="Arial" w:hAnsi="Arial" w:cs="Arial"/>
+                <w:lang w:val="es-CR"/>
+              </w:rPr>
+              <w:t>VIN</w:t>
             </w:r>
           </w:p>
         </w:tc>
@@ -5774,6 +5725,27 @@
             </w:r>
           </w:p>
         </w:tc>
+        <w:tc>
+          <w:tcPr>
+            <w:tcW w:w="884" w:type="dxa"/>
+          </w:tcPr>
+          <w:p>
+            <w:pPr>
+              <w:jc w:val="center"/>
+              <w:rPr>
+                <w:rFonts w:ascii="Arial" w:hAnsi="Arial" w:cs="Arial"/>
+                <w:lang w:val="es-CR"/>
+              </w:rPr>
+            </w:pPr>
+            <w:r>
+              <w:rPr>
+                <w:rFonts w:ascii="Arial" w:hAnsi="Arial" w:cs="Arial"/>
+                <w:lang w:val="es-CR"/>
+              </w:rPr>
+              <w:t>1HGCM82633A</w:t>
+            </w:r>
+          </w:p>
+        </w:tc>
       </w:tr>
       <w:tr>
         <w:tc>
@@ -5839,6 +5811,27 @@
             </w:r>
           </w:p>
         </w:tc>
+        <w:tc>
+          <w:tcPr>
+            <w:tcW w:w="884" w:type="dxa"/>
+          </w:tcPr>
+          <w:p>
+            <w:pPr>
+              <w:jc w:val="center"/>
+              <w:rPr>
+                <w:rFonts w:ascii="Arial" w:hAnsi="Arial" w:cs="Arial"/>
+                <w:lang w:val="es-CR"/>
+              </w:rPr>
+            </w:pPr>
+            <w:r>
+              <w:rPr>
+                <w:rFonts w:ascii="Arial" w:hAnsi="Arial" w:cs="Arial"/>
+                <w:lang w:val="es-CR"/>
+              </w:rPr>
+              <w:t>5J6RM4H79EL</w:t>
+            </w:r>
+          </w:p>
+        </w:tc>
       </w:tr>
       <w:tr>
         <w:tc>
@@ -5904,234 +5897,24 @@
             </w:r>
           </w:p>
         </w:tc>
-      </w:tr>
-    </w:tbl>
-    <w:p>
-      <w:pPr>
-        <w:ind w:left="360"/>
-        <w:rPr>
-          <w:rFonts w:ascii="Arial" w:hAnsi="Arial" w:cs="Arial"/>
-          <w:rtl w:val="0"/>
-          <w:lang w:val="es-CR" w:bidi="es-CR" w:eastAsia="es-CR"/>
-        </w:rPr>
-      </w:pPr>
-      <w:r>
-        <w:rPr>
-          <w:rFonts w:ascii="Arial" w:hAnsi="Arial" w:cs="Arial"/>
-          <w:rtl w:val="0"/>
-          <w:lang w:val="es-CR" w:bidi="es-CR" w:eastAsia="es-CR"/>
-        </w:rPr>
-        <w:t>Colors</w:t>
-      </w:r>
-    </w:p>
-    <w:tbl>
-      <w:tblPr>
-        <w:tblStyle w:val="T1"/>
-        <w:tblW w:w="0" w:type="auto"/>
-        <w:tblInd w:w="360" w:type="dxa"/>
-        <w:tblLook w:val="04A0"/>
-      </w:tblPr>
-      <w:tblGrid/>
-      <w:tr>
-        <w:trPr>
-          <w:gridAfter w:val="0"/>
-        </w:trPr>
-        <w:tc>
-          <w:tcPr>
-            <w:tcW w:w="730" w:type="dxa"/>
-          </w:tcPr>
-          <w:p>
-            <w:pPr>
-              <w:ind w:firstLine="0" w:left="0"/>
-              <w:jc w:val="center"/>
-              <w:rPr>
-                <w:rFonts w:ascii="Arial" w:hAnsi="Arial" w:cs="Arial"/>
-                <w:lang w:val="es-CR"/>
-              </w:rPr>
-            </w:pPr>
-            <w:r>
-              <w:rPr>
-                <w:rFonts w:ascii="Arial" w:hAnsi="Arial" w:cs="Arial"/>
-                <w:rtl w:val="0"/>
-                <w:lang w:val="es-CR" w:bidi="es-CR" w:eastAsia="es-CR"/>
-              </w:rPr>
-              <w:t>ID</w:t>
-            </w:r>
-          </w:p>
-        </w:tc>
-        <w:tc>
-          <w:tcPr>
-            <w:tcW w:w="6270" w:type="dxa"/>
-          </w:tcPr>
-          <w:p>
-            <w:pPr>
-              <w:ind w:firstLine="0" w:left="0"/>
-              <w:jc w:val="center"/>
-              <w:rPr>
-                <w:rFonts w:ascii="Arial" w:hAnsi="Arial" w:cs="Arial"/>
-                <w:lang w:val="es-CR"/>
-              </w:rPr>
-            </w:pPr>
-            <w:r>
-              <w:rPr>
-                <w:rFonts w:ascii="Arial" w:hAnsi="Arial" w:cs="Arial"/>
-                <w:rtl w:val="0"/>
-                <w:lang w:val="es-CR" w:bidi="es-CR" w:eastAsia="es-CR"/>
-              </w:rPr>
-              <w:t>Name</w:t>
-            </w:r>
-          </w:p>
-        </w:tc>
-      </w:tr>
-      <w:tr>
-        <w:trPr>
-          <w:gridAfter w:val="0"/>
-        </w:trPr>
-        <w:tc>
-          <w:tcPr>
-            <w:tcW w:w="730" w:type="dxa"/>
-          </w:tcPr>
-          <w:p>
-            <w:pPr>
-              <w:ind w:firstLine="0" w:left="0"/>
-              <w:jc w:val="center"/>
-              <w:rPr>
-                <w:rFonts w:ascii="Arial" w:hAnsi="Arial" w:cs="Arial"/>
-                <w:lang w:val="es-CR"/>
-              </w:rPr>
-            </w:pPr>
-            <w:r>
-              <w:rPr>
-                <w:rFonts w:ascii="Arial" w:hAnsi="Arial" w:cs="Arial"/>
-                <w:rtl w:val="0"/>
-                <w:lang w:val="es-CR" w:bidi="es-CR" w:eastAsia="es-CR"/>
-              </w:rPr>
-              <w:t>1</w:t>
-            </w:r>
-          </w:p>
-        </w:tc>
-        <w:tc>
-          <w:tcPr>
-            <w:tcW w:w="6270" w:type="dxa"/>
-          </w:tcPr>
-          <w:p>
-            <w:pPr>
-              <w:ind w:firstLine="0" w:left="0"/>
-              <w:jc w:val="center"/>
-              <w:rPr>
-                <w:rFonts w:ascii="Arial" w:hAnsi="Arial" w:cs="Arial"/>
-                <w:lang w:val="es-CR"/>
-              </w:rPr>
-            </w:pPr>
-            <w:r>
-              <w:rPr>
-                <w:rFonts w:ascii="Arial" w:hAnsi="Arial" w:cs="Arial"/>
-                <w:rtl w:val="0"/>
-                <w:lang w:val="es-CR" w:bidi="es-CR" w:eastAsia="es-CR"/>
-              </w:rPr>
-              <w:t>Silver</w:t>
-            </w:r>
-          </w:p>
-        </w:tc>
-      </w:tr>
-      <w:tr>
-        <w:trPr>
-          <w:gridAfter w:val="0"/>
-        </w:trPr>
-        <w:tc>
-          <w:tcPr>
-            <w:tcW w:w="730" w:type="dxa"/>
-          </w:tcPr>
-          <w:p>
-            <w:pPr>
-              <w:ind w:firstLine="0" w:left="0"/>
-              <w:jc w:val="center"/>
-              <w:rPr>
-                <w:rFonts w:ascii="Arial" w:hAnsi="Arial" w:cs="Arial"/>
-                <w:lang w:val="es-CR"/>
-              </w:rPr>
-            </w:pPr>
-            <w:r>
-              <w:rPr>
-                <w:rFonts w:ascii="Arial" w:hAnsi="Arial" w:cs="Arial"/>
-                <w:rtl w:val="0"/>
-                <w:lang w:val="es-CR" w:bidi="es-CR" w:eastAsia="es-CR"/>
-              </w:rPr>
-              <w:t>2</w:t>
-            </w:r>
-          </w:p>
-        </w:tc>
-        <w:tc>
-          <w:tcPr>
-            <w:tcW w:w="6270" w:type="dxa"/>
-          </w:tcPr>
-          <w:p>
-            <w:pPr>
-              <w:ind w:firstLine="0" w:left="0"/>
-              <w:jc w:val="center"/>
-              <w:rPr>
-                <w:rFonts w:ascii="Arial" w:hAnsi="Arial" w:cs="Arial"/>
-                <w:lang w:val="es-CR"/>
-              </w:rPr>
-            </w:pPr>
-            <w:r>
-              <w:rPr>
-                <w:rFonts w:ascii="Arial" w:hAnsi="Arial" w:cs="Arial"/>
-                <w:rtl w:val="0"/>
-                <w:lang w:val="es-CR" w:bidi="es-CR" w:eastAsia="es-CR"/>
-              </w:rPr>
-              <w:t>Blue</w:t>
-            </w:r>
-          </w:p>
-        </w:tc>
-      </w:tr>
-      <w:tr>
-        <w:trPr>
-          <w:gridAfter w:val="0"/>
-        </w:trPr>
-        <w:tc>
-          <w:tcPr>
-            <w:tcW w:w="730" w:type="dxa"/>
-          </w:tcPr>
-          <w:p>
-            <w:pPr>
-              <w:ind w:firstLine="0" w:left="0"/>
-              <w:jc w:val="center"/>
-              <w:rPr>
-                <w:rFonts w:ascii="Arial" w:hAnsi="Arial" w:cs="Arial"/>
-                <w:lang w:val="es-CR"/>
-              </w:rPr>
-            </w:pPr>
-            <w:r>
-              <w:rPr>
-                <w:rFonts w:ascii="Arial" w:hAnsi="Arial" w:cs="Arial"/>
-                <w:rtl w:val="0"/>
-                <w:lang w:val="es-CR" w:bidi="es-CR" w:eastAsia="es-CR"/>
-              </w:rPr>
-              <w:t>3</w:t>
-            </w:r>
-          </w:p>
-        </w:tc>
-        <w:tc>
-          <w:tcPr>
-            <w:tcW w:w="6270" w:type="dxa"/>
-          </w:tcPr>
-          <w:p>
-            <w:pPr>
-              <w:ind w:firstLine="0" w:left="0"/>
-              <w:jc w:val="center"/>
-              <w:rPr>
-                <w:rFonts w:ascii="Arial" w:hAnsi="Arial" w:cs="Arial"/>
-                <w:lang w:val="es-CR"/>
-              </w:rPr>
-            </w:pPr>
-            <w:r>
-              <w:rPr>
-                <w:rFonts w:ascii="Arial" w:hAnsi="Arial" w:cs="Arial"/>
-                <w:rtl w:val="0"/>
-                <w:lang w:val="es-CR" w:bidi="es-CR" w:eastAsia="es-CR"/>
-              </w:rPr>
-              <w:t>Red</w:t>
+        <w:tc>
+          <w:tcPr>
+            <w:tcW w:w="884" w:type="dxa"/>
+          </w:tcPr>
+          <w:p>
+            <w:pPr>
+              <w:jc w:val="center"/>
+              <w:rPr>
+                <w:rFonts w:ascii="Arial" w:hAnsi="Arial" w:cs="Arial"/>
+                <w:lang w:val="es-CR"/>
+              </w:rPr>
+            </w:pPr>
+            <w:r>
+              <w:rPr>
+                <w:rFonts w:ascii="Arial" w:hAnsi="Arial" w:cs="Arial"/>
+                <w:lang w:val="es-CR"/>
+              </w:rPr>
+              <w:t>1G1RA6H1FU</w:t>
             </w:r>
           </w:p>
         </w:tc>
@@ -6155,6 +5938,211 @@
         </w:rPr>
       </w:pPr>
     </w:p>
+    <w:p>
+      <w:pPr>
+        <w:ind w:left="360"/>
+        <w:rPr>
+          <w:rFonts w:ascii="Arial" w:hAnsi="Arial" w:cs="Arial"/>
+          <w:lang w:val="es-CR"/>
+        </w:rPr>
+      </w:pPr>
+      <w:r>
+        <w:rPr>
+          <w:rFonts w:ascii="Arial" w:hAnsi="Arial" w:cs="Arial"/>
+          <w:lang w:val="es-CR"/>
+        </w:rPr>
+        <w:lastRenderedPageBreak/>
+        <w:t>Colors</w:t>
+      </w:r>
+    </w:p>
+    <w:tbl>
+      <w:tblPr>
+        <w:tblStyle w:val="TableGrid"/>
+        <w:tblW w:w="0" w:type="auto"/>
+        <w:tblInd w:w="423" w:type="dxa"/>
+        <w:tblLook w:val="04A0" w:firstRow="1" w:lastRow="0" w:firstColumn="1" w:lastColumn="0" w:noHBand="0" w:noVBand="1"/>
+      </w:tblPr>
+      <w:tblGrid>
+        <w:gridCol w:w="590"/>
+        <w:gridCol w:w="4675"/>
+      </w:tblGrid>
+      <w:tr>
+        <w:tc>
+          <w:tcPr>
+            <w:tcW w:w="590" w:type="dxa"/>
+          </w:tcPr>
+          <w:p>
+            <w:pPr>
+              <w:jc w:val="center"/>
+              <w:rPr>
+                <w:rFonts w:ascii="Arial" w:hAnsi="Arial" w:cs="Arial"/>
+                <w:lang w:val="es-CR"/>
+              </w:rPr>
+            </w:pPr>
+            <w:r>
+              <w:rPr>
+                <w:rFonts w:ascii="Arial" w:hAnsi="Arial" w:cs="Arial"/>
+                <w:lang w:val="es-CR"/>
+              </w:rPr>
+              <w:t>ID</w:t>
+            </w:r>
+          </w:p>
+        </w:tc>
+        <w:tc>
+          <w:tcPr>
+            <w:tcW w:w="4675" w:type="dxa"/>
+          </w:tcPr>
+          <w:p>
+            <w:pPr>
+              <w:jc w:val="center"/>
+              <w:rPr>
+                <w:rFonts w:ascii="Arial" w:hAnsi="Arial" w:cs="Arial"/>
+                <w:lang w:val="es-CR"/>
+              </w:rPr>
+            </w:pPr>
+            <w:r>
+              <w:rPr>
+                <w:rFonts w:ascii="Arial" w:hAnsi="Arial" w:cs="Arial"/>
+                <w:lang w:val="es-CR"/>
+              </w:rPr>
+              <w:t>Name</w:t>
+            </w:r>
+          </w:p>
+        </w:tc>
+      </w:tr>
+      <w:tr>
+        <w:tc>
+          <w:tcPr>
+            <w:tcW w:w="590" w:type="dxa"/>
+          </w:tcPr>
+          <w:p>
+            <w:pPr>
+              <w:jc w:val="center"/>
+              <w:rPr>
+                <w:rFonts w:ascii="Arial" w:hAnsi="Arial" w:cs="Arial"/>
+                <w:lang w:val="es-CR"/>
+              </w:rPr>
+            </w:pPr>
+            <w:r>
+              <w:rPr>
+                <w:rFonts w:ascii="Arial" w:hAnsi="Arial" w:cs="Arial"/>
+                <w:lang w:val="es-CR"/>
+              </w:rPr>
+              <w:t>1</w:t>
+            </w:r>
+          </w:p>
+        </w:tc>
+        <w:tc>
+          <w:tcPr>
+            <w:tcW w:w="4675" w:type="dxa"/>
+          </w:tcPr>
+          <w:p>
+            <w:pPr>
+              <w:jc w:val="center"/>
+              <w:rPr>
+                <w:rFonts w:ascii="Arial" w:hAnsi="Arial" w:cs="Arial"/>
+                <w:lang w:val="es-CR"/>
+              </w:rPr>
+            </w:pPr>
+            <w:r>
+              <w:rPr>
+                <w:rFonts w:ascii="Arial" w:hAnsi="Arial" w:cs="Arial"/>
+                <w:lang w:val="es-CR"/>
+              </w:rPr>
+              <w:t>Silver</w:t>
+            </w:r>
+          </w:p>
+        </w:tc>
+      </w:tr>
+      <w:tr>
+        <w:tc>
+          <w:tcPr>
+            <w:tcW w:w="590" w:type="dxa"/>
+          </w:tcPr>
+          <w:p>
+            <w:pPr>
+              <w:jc w:val="center"/>
+              <w:rPr>
+                <w:rFonts w:ascii="Arial" w:hAnsi="Arial" w:cs="Arial"/>
+                <w:lang w:val="es-CR"/>
+              </w:rPr>
+            </w:pPr>
+            <w:r>
+              <w:rPr>
+                <w:rFonts w:ascii="Arial" w:hAnsi="Arial" w:cs="Arial"/>
+                <w:lang w:val="es-CR"/>
+              </w:rPr>
+              <w:t>2</w:t>
+            </w:r>
+          </w:p>
+        </w:tc>
+        <w:tc>
+          <w:tcPr>
+            <w:tcW w:w="4675" w:type="dxa"/>
+          </w:tcPr>
+          <w:p>
+            <w:pPr>
+              <w:jc w:val="center"/>
+              <w:rPr>
+                <w:rFonts w:ascii="Arial" w:hAnsi="Arial" w:cs="Arial"/>
+                <w:lang w:val="es-CR"/>
+              </w:rPr>
+            </w:pPr>
+            <w:r>
+              <w:rPr>
+                <w:rFonts w:ascii="Arial" w:hAnsi="Arial" w:cs="Arial"/>
+                <w:lang w:val="es-CR"/>
+              </w:rPr>
+              <w:t>Blue</w:t>
+            </w:r>
+          </w:p>
+        </w:tc>
+      </w:tr>
+      <w:tr>
+        <w:tc>
+          <w:tcPr>
+            <w:tcW w:w="590" w:type="dxa"/>
+          </w:tcPr>
+          <w:p>
+            <w:pPr>
+              <w:jc w:val="center"/>
+              <w:rPr>
+                <w:rFonts w:ascii="Arial" w:hAnsi="Arial" w:cs="Arial"/>
+                <w:lang w:val="es-CR"/>
+              </w:rPr>
+            </w:pPr>
+            <w:r>
+              <w:rPr>
+                <w:rFonts w:ascii="Arial" w:hAnsi="Arial" w:cs="Arial"/>
+                <w:lang w:val="es-CR"/>
+              </w:rPr>
+              <w:t>3</w:t>
+            </w:r>
+          </w:p>
+        </w:tc>
+        <w:tc>
+          <w:tcPr>
+            <w:tcW w:w="4675" w:type="dxa"/>
+          </w:tcPr>
+          <w:p>
+            <w:pPr>
+              <w:jc w:val="center"/>
+              <w:rPr>
+                <w:rFonts w:ascii="Arial" w:hAnsi="Arial" w:cs="Arial"/>
+                <w:lang w:val="es-CR"/>
+              </w:rPr>
+            </w:pPr>
+            <w:r>
+              <w:rPr>
+                <w:rFonts w:ascii="Arial" w:hAnsi="Arial" w:cs="Arial"/>
+                <w:lang w:val="es-CR"/>
+              </w:rPr>
+              <w:t>Red</w:t>
+            </w:r>
+          </w:p>
+        </w:tc>
+      </w:tr>
+    </w:tbl>
     <w:p>
       <w:pPr>
         <w:ind w:left="360"/>
@@ -6191,12 +6179,16 @@
     </w:p>
     <w:tbl>
       <w:tblPr>
-        <w:tblStyle w:val="T2"/>
+        <w:tblStyle w:val="TableGrid"/>
         <w:tblW w:w="0" w:type="auto"/>
         <w:tblInd w:w="360" w:type="dxa"/>
-        <w:tblLook w:val="04A0"/>
+        <w:tblLook w:val="04A0" w:firstRow="1" w:lastRow="0" w:firstColumn="1" w:lastColumn="0" w:noHBand="0" w:noVBand="1"/>
       </w:tblPr>
-      <w:tblGrid/>
+      <w:tblGrid>
+        <w:gridCol w:w="590"/>
+        <w:gridCol w:w="3000"/>
+        <w:gridCol w:w="1964"/>
+      </w:tblGrid>
       <w:tr>
         <w:tc>
           <w:tcPr>
@@ -6518,260 +6510,6 @@
                 <w:lang w:val="es-CR"/>
               </w:rPr>
               <w:t>111-222-3333</w:t>
-            </w:r>
-          </w:p>
-        </w:tc>
-      </w:tr>
-    </w:tbl>
-    <w:p>
-      <w:pPr>
-        <w:ind w:left="360"/>
-        <w:rPr>
-          <w:rFonts w:ascii="Arial" w:hAnsi="Arial" w:cs="Arial"/>
-          <w:lang w:val="es-CR"/>
-        </w:rPr>
-      </w:pPr>
-    </w:p>
-    <w:p>
-      <w:pPr>
-        <w:ind w:left="360"/>
-        <w:rPr>
-          <w:rFonts w:ascii="Arial" w:hAnsi="Arial" w:cs="Arial"/>
-          <w:lang w:val="es-CR"/>
-        </w:rPr>
-      </w:pPr>
-      <w:r>
-        <w:rPr>
-          <w:rFonts w:ascii="Arial" w:hAnsi="Arial" w:cs="Arial"/>
-          <w:lang w:val="es-CR"/>
-        </w:rPr>
-        <w:t>Insurance Companies</w:t>
-      </w:r>
-    </w:p>
-    <w:tbl>
-      <w:tblPr>
-        <w:tblStyle w:val="T2"/>
-        <w:tblW w:w="0" w:type="auto"/>
-        <w:tblInd w:w="360" w:type="dxa"/>
-        <w:tblLook w:val="04A0"/>
-      </w:tblPr>
-      <w:tblGrid/>
-      <w:tr>
-        <w:tc>
-          <w:tcPr>
-            <w:tcW w:w="590" w:type="dxa"/>
-          </w:tcPr>
-          <w:p>
-            <w:pPr>
-              <w:jc w:val="center"/>
-              <w:rPr>
-                <w:rFonts w:ascii="Arial" w:hAnsi="Arial" w:cs="Arial"/>
-                <w:lang w:val="es-CR"/>
-              </w:rPr>
-            </w:pPr>
-            <w:r>
-              <w:rPr>
-                <w:rFonts w:ascii="Arial" w:hAnsi="Arial" w:cs="Arial"/>
-                <w:lang w:val="es-CR"/>
-              </w:rPr>
-              <w:t>ID</w:t>
-            </w:r>
-          </w:p>
-        </w:tc>
-        <w:tc>
-          <w:tcPr>
-            <w:tcW w:w="4504" w:type="dxa"/>
-          </w:tcPr>
-          <w:p>
-            <w:pPr>
-              <w:jc w:val="center"/>
-              <w:rPr>
-                <w:rFonts w:ascii="Arial" w:hAnsi="Arial" w:cs="Arial"/>
-                <w:lang w:val="es-CR"/>
-              </w:rPr>
-            </w:pPr>
-            <w:r>
-              <w:rPr>
-                <w:rFonts w:ascii="Arial" w:hAnsi="Arial" w:cs="Arial"/>
-                <w:lang w:val="es-CR"/>
-              </w:rPr>
-              <w:t>Name</w:t>
-            </w:r>
-          </w:p>
-        </w:tc>
-      </w:tr>
-      <w:tr>
-        <w:tc>
-          <w:tcPr>
-            <w:tcW w:w="590" w:type="dxa"/>
-          </w:tcPr>
-          <w:p>
-            <w:pPr>
-              <w:jc w:val="center"/>
-              <w:rPr>
-                <w:rFonts w:ascii="Arial" w:hAnsi="Arial" w:cs="Arial"/>
-                <w:lang w:val="es-CR"/>
-              </w:rPr>
-            </w:pPr>
-            <w:r>
-              <w:rPr>
-                <w:rFonts w:ascii="Arial" w:hAnsi="Arial" w:cs="Arial"/>
-                <w:lang w:val="es-CR"/>
-              </w:rPr>
-              <w:t>1</w:t>
-            </w:r>
-          </w:p>
-        </w:tc>
-        <w:tc>
-          <w:tcPr>
-            <w:tcW w:w="4504" w:type="dxa"/>
-          </w:tcPr>
-          <w:p>
-            <w:pPr>
-              <w:jc w:val="center"/>
-              <w:rPr>
-                <w:rFonts w:ascii="Arial" w:hAnsi="Arial" w:cs="Arial"/>
-                <w:lang w:val="es-CR"/>
-              </w:rPr>
-            </w:pPr>
-            <w:r>
-              <w:rPr>
-                <w:rFonts w:ascii="Arial" w:hAnsi="Arial" w:cs="Arial"/>
-                <w:lang w:val="es-CR"/>
-              </w:rPr>
-              <w:t>ABC Insurance</w:t>
-            </w:r>
-          </w:p>
-        </w:tc>
-      </w:tr>
-      <w:tr>
-        <w:tc>
-          <w:tcPr>
-            <w:tcW w:w="590" w:type="dxa"/>
-          </w:tcPr>
-          <w:p>
-            <w:pPr>
-              <w:jc w:val="center"/>
-              <w:rPr>
-                <w:rFonts w:ascii="Arial" w:hAnsi="Arial" w:cs="Arial"/>
-                <w:lang w:val="es-CR"/>
-              </w:rPr>
-            </w:pPr>
-            <w:r>
-              <w:rPr>
-                <w:rFonts w:ascii="Arial" w:hAnsi="Arial" w:cs="Arial"/>
-                <w:lang w:val="es-CR"/>
-              </w:rPr>
-              <w:t>2</w:t>
-            </w:r>
-          </w:p>
-        </w:tc>
-        <w:tc>
-          <w:tcPr>
-            <w:tcW w:w="4504" w:type="dxa"/>
-          </w:tcPr>
-          <w:p>
-            <w:pPr>
-              <w:jc w:val="center"/>
-              <w:rPr>
-                <w:rFonts w:ascii="Arial" w:hAnsi="Arial" w:cs="Arial"/>
-                <w:lang w:val="es-CR"/>
-              </w:rPr>
-            </w:pPr>
-            <w:r>
-              <w:rPr>
-                <w:rFonts w:ascii="Arial" w:hAnsi="Arial" w:cs="Arial"/>
-                <w:lang w:val="es-CR"/>
-              </w:rPr>
-              <w:t>XYZ Insurance</w:t>
-            </w:r>
-          </w:p>
-        </w:tc>
-      </w:tr>
-      <w:tr>
-        <w:tc>
-          <w:tcPr>
-            <w:tcW w:w="590" w:type="dxa"/>
-          </w:tcPr>
-          <w:p>
-            <w:pPr>
-              <w:jc w:val="center"/>
-              <w:rPr>
-                <w:rFonts w:ascii="Arial" w:hAnsi="Arial" w:cs="Arial"/>
-                <w:lang w:val="es-CR"/>
-              </w:rPr>
-            </w:pPr>
-            <w:r>
-              <w:rPr>
-                <w:rFonts w:ascii="Arial" w:hAnsi="Arial" w:cs="Arial"/>
-                <w:lang w:val="es-CR"/>
-              </w:rPr>
-              <w:t>3</w:t>
-            </w:r>
-          </w:p>
-        </w:tc>
-        <w:tc>
-          <w:tcPr>
-            <w:tcW w:w="4504" w:type="dxa"/>
-          </w:tcPr>
-          <w:p>
-            <w:pPr>
-              <w:jc w:val="center"/>
-              <w:rPr>
-                <w:rFonts w:ascii="Arial" w:hAnsi="Arial" w:cs="Arial"/>
-                <w:lang w:val="es-CR"/>
-              </w:rPr>
-            </w:pPr>
-            <w:r>
-              <w:rPr>
-                <w:rFonts w:ascii="Arial" w:hAnsi="Arial" w:cs="Arial"/>
-                <w:lang w:val="es-CR"/>
-              </w:rPr>
-              <w:t>DEF Insurance</w:t>
-            </w:r>
-          </w:p>
-        </w:tc>
-      </w:tr>
-      <w:tr>
-        <w:tc>
-          <w:tcPr>
-            <w:tcW w:w="590" w:type="dxa"/>
-          </w:tcPr>
-          <w:p>
-            <w:pPr>
-              <w:jc w:val="center"/>
-              <w:rPr>
-                <w:rFonts w:ascii="Arial" w:hAnsi="Arial" w:cs="Arial"/>
-                <w:lang w:val="es-CR"/>
-              </w:rPr>
-            </w:pPr>
-            <w:r>
-              <w:rPr>
-                <w:rFonts w:ascii="Arial" w:hAnsi="Arial" w:cs="Arial"/>
-                <w:lang w:val="es-CR"/>
-              </w:rPr>
-              <w:t>4</w:t>
-            </w:r>
-          </w:p>
-        </w:tc>
-        <w:tc>
-          <w:tcPr>
-            <w:tcW w:w="4504" w:type="dxa"/>
-          </w:tcPr>
-          <w:p>
-            <w:pPr>
-              <w:jc w:val="center"/>
-              <w:rPr>
-                <w:rFonts w:ascii="Arial" w:hAnsi="Arial" w:cs="Arial"/>
-                <w:lang w:val="es-CR"/>
-              </w:rPr>
-            </w:pPr>
-            <w:r>
-              <w:rPr>
-                <w:rFonts w:ascii="Arial" w:hAnsi="Arial" w:cs="Arial"/>
-                <w:lang w:val="es-CR"/>
-              </w:rPr>
-              <w:t>GHI Insurance</w:t>
             </w:r>
           </w:p>
         </w:tc>
@@ -6804,16 +6542,20 @@
     </w:p>
     <w:tbl>
       <w:tblPr>
-        <w:tblStyle w:val="T2"/>
+        <w:tblStyle w:val="TableGrid"/>
         <w:tblW w:w="0" w:type="auto"/>
         <w:tblInd w:w="360" w:type="dxa"/>
-        <w:tblLook w:val="04A0"/>
+        <w:tblLook w:val="04A0" w:firstRow="1" w:lastRow="0" w:firstColumn="1" w:lastColumn="0" w:noHBand="0" w:noVBand="1"/>
       </w:tblPr>
-      <w:tblGrid/>
+      <w:tblGrid>
+        <w:gridCol w:w="580"/>
+        <w:gridCol w:w="4251"/>
+        <w:gridCol w:w="4159"/>
+      </w:tblGrid>
       <w:tr>
         <w:tc>
           <w:tcPr>
-            <w:tcW w:w="590" w:type="dxa"/>
+            <w:tcW w:w="580" w:type="dxa"/>
           </w:tcPr>
           <w:p>
             <w:pPr>
@@ -6834,7 +6576,7 @@
         </w:tc>
         <w:tc>
           <w:tcPr>
-            <w:tcW w:w="4504" w:type="dxa"/>
+            <w:tcW w:w="4251" w:type="dxa"/>
           </w:tcPr>
           <w:p>
             <w:pPr>
@@ -6850,6 +6592,27 @@
                 <w:lang w:val="es-CR"/>
               </w:rPr>
               <w:t>Name</w:t>
+            </w:r>
+          </w:p>
+        </w:tc>
+        <w:tc>
+          <w:tcPr>
+            <w:tcW w:w="4159" w:type="dxa"/>
+          </w:tcPr>
+          <w:p>
+            <w:pPr>
+              <w:jc w:val="center"/>
+              <w:rPr>
+                <w:rFonts w:ascii="Arial" w:hAnsi="Arial" w:cs="Arial"/>
+                <w:lang w:val="es-CR"/>
+              </w:rPr>
+            </w:pPr>
+            <w:r>
+              <w:rPr>
+                <w:rFonts w:ascii="Arial" w:hAnsi="Arial" w:cs="Arial"/>
+                <w:lang w:val="es-CR"/>
+              </w:rPr>
+              <w:t>Insurance Company</w:t>
             </w:r>
           </w:p>
         </w:tc>
@@ -6857,7 +6620,7 @@
       <w:tr>
         <w:tc>
           <w:tcPr>
-            <w:tcW w:w="590" w:type="dxa"/>
+            <w:tcW w:w="580" w:type="dxa"/>
           </w:tcPr>
           <w:p>
             <w:pPr>
@@ -6878,7 +6641,7 @@
         </w:tc>
         <w:tc>
           <w:tcPr>
-            <w:tcW w:w="4504" w:type="dxa"/>
+            <w:tcW w:w="4251" w:type="dxa"/>
           </w:tcPr>
           <w:p>
             <w:pPr>
@@ -6894,6 +6657,27 @@
                 <w:lang w:val="es-CR"/>
               </w:rPr>
               <w:t>POL12345</w:t>
+            </w:r>
+          </w:p>
+        </w:tc>
+        <w:tc>
+          <w:tcPr>
+            <w:tcW w:w="4159" w:type="dxa"/>
+          </w:tcPr>
+          <w:p>
+            <w:pPr>
+              <w:jc w:val="center"/>
+              <w:rPr>
+                <w:rFonts w:ascii="Arial" w:hAnsi="Arial" w:cs="Arial"/>
+                <w:lang w:val="es-CR"/>
+              </w:rPr>
+            </w:pPr>
+            <w:r>
+              <w:rPr>
+                <w:rFonts w:ascii="Arial" w:hAnsi="Arial" w:cs="Arial"/>
+                <w:lang w:val="es-CR"/>
+              </w:rPr>
+              <w:t>ABC Insurance</w:t>
             </w:r>
           </w:p>
         </w:tc>
@@ -6901,7 +6685,7 @@
       <w:tr>
         <w:tc>
           <w:tcPr>
-            <w:tcW w:w="590" w:type="dxa"/>
+            <w:tcW w:w="580" w:type="dxa"/>
           </w:tcPr>
           <w:p>
             <w:pPr>
@@ -6922,7 +6706,7 @@
         </w:tc>
         <w:tc>
           <w:tcPr>
-            <w:tcW w:w="4504" w:type="dxa"/>
+            <w:tcW w:w="4251" w:type="dxa"/>
           </w:tcPr>
           <w:p>
             <w:pPr>
@@ -6938,6 +6722,27 @@
                 <w:lang w:val="es-CR"/>
               </w:rPr>
               <w:t>POL54321</w:t>
+            </w:r>
+          </w:p>
+        </w:tc>
+        <w:tc>
+          <w:tcPr>
+            <w:tcW w:w="4159" w:type="dxa"/>
+          </w:tcPr>
+          <w:p>
+            <w:pPr>
+              <w:jc w:val="center"/>
+              <w:rPr>
+                <w:rFonts w:ascii="Arial" w:hAnsi="Arial" w:cs="Arial"/>
+                <w:lang w:val="es-CR"/>
+              </w:rPr>
+            </w:pPr>
+            <w:r>
+              <w:rPr>
+                <w:rFonts w:ascii="Arial" w:hAnsi="Arial" w:cs="Arial"/>
+                <w:lang w:val="es-CR"/>
+              </w:rPr>
+              <w:t>XYZ Insurance</w:t>
             </w:r>
           </w:p>
         </w:tc>
@@ -6945,7 +6750,7 @@
       <w:tr>
         <w:tc>
           <w:tcPr>
-            <w:tcW w:w="590" w:type="dxa"/>
+            <w:tcW w:w="580" w:type="dxa"/>
           </w:tcPr>
           <w:p>
             <w:pPr>
@@ -6966,7 +6771,7 @@
         </w:tc>
         <w:tc>
           <w:tcPr>
-            <w:tcW w:w="4504" w:type="dxa"/>
+            <w:tcW w:w="4251" w:type="dxa"/>
           </w:tcPr>
           <w:p>
             <w:pPr>
@@ -6982,6 +6787,27 @@
                 <w:lang w:val="es-CR"/>
               </w:rPr>
               <w:t>POL67890</w:t>
+            </w:r>
+          </w:p>
+        </w:tc>
+        <w:tc>
+          <w:tcPr>
+            <w:tcW w:w="4159" w:type="dxa"/>
+          </w:tcPr>
+          <w:p>
+            <w:pPr>
+              <w:jc w:val="center"/>
+              <w:rPr>
+                <w:rFonts w:ascii="Arial" w:hAnsi="Arial" w:cs="Arial"/>
+                <w:lang w:val="es-CR"/>
+              </w:rPr>
+            </w:pPr>
+            <w:r>
+              <w:rPr>
+                <w:rFonts w:ascii="Arial" w:hAnsi="Arial" w:cs="Arial"/>
+                <w:lang w:val="es-CR"/>
+              </w:rPr>
+              <w:t>DEF Insurance</w:t>
             </w:r>
           </w:p>
         </w:tc>
@@ -6989,7 +6815,7 @@
       <w:tr>
         <w:tc>
           <w:tcPr>
-            <w:tcW w:w="590" w:type="dxa"/>
+            <w:tcW w:w="580" w:type="dxa"/>
           </w:tcPr>
           <w:p>
             <w:pPr>
@@ -7010,7 +6836,7 @@
         </w:tc>
         <w:tc>
           <w:tcPr>
-            <w:tcW w:w="4504" w:type="dxa"/>
+            <w:tcW w:w="4251" w:type="dxa"/>
           </w:tcPr>
           <w:p>
             <w:pPr>
@@ -7026,6 +6852,27 @@
                 <w:lang w:val="es-CR"/>
               </w:rPr>
               <w:t>POL98765</w:t>
+            </w:r>
+          </w:p>
+        </w:tc>
+        <w:tc>
+          <w:tcPr>
+            <w:tcW w:w="4159" w:type="dxa"/>
+          </w:tcPr>
+          <w:p>
+            <w:pPr>
+              <w:jc w:val="center"/>
+              <w:rPr>
+                <w:rFonts w:ascii="Arial" w:hAnsi="Arial" w:cs="Arial"/>
+                <w:lang w:val="es-CR"/>
+              </w:rPr>
+            </w:pPr>
+            <w:r>
+              <w:rPr>
+                <w:rFonts w:ascii="Arial" w:hAnsi="Arial" w:cs="Arial"/>
+                <w:lang w:val="es-CR"/>
+              </w:rPr>
+              <w:t>GHI Insurance</w:t>
             </w:r>
           </w:p>
         </w:tc>
@@ -7067,12 +6914,19 @@
     </w:p>
     <w:tbl>
       <w:tblPr>
-        <w:tblStyle w:val="T2"/>
-        <w:tblW w:w="9760" w:type="dxa"/>
+        <w:tblStyle w:val="TableGrid"/>
+        <w:tblW w:w="7235" w:type="dxa"/>
         <w:tblInd w:w="360" w:type="dxa"/>
-        <w:tblLook w:val="04A0"/>
+        <w:tblLook w:val="04A0" w:firstRow="1" w:lastRow="0" w:firstColumn="1" w:lastColumn="0" w:noHBand="0" w:noVBand="1"/>
       </w:tblPr>
-      <w:tblGrid/>
+      <w:tblGrid>
+        <w:gridCol w:w="590"/>
+        <w:gridCol w:w="1257"/>
+        <w:gridCol w:w="1324"/>
+        <w:gridCol w:w="1377"/>
+        <w:gridCol w:w="1377"/>
+        <w:gridCol w:w="1310"/>
+      </w:tblGrid>
       <w:tr>
         <w:tc>
           <w:tcPr>
@@ -7097,27 +6951,6 @@
         </w:tc>
         <w:tc>
           <w:tcPr>
-            <w:tcW w:w="1070" w:type="dxa"/>
-          </w:tcPr>
-          <w:p>
-            <w:pPr>
-              <w:jc w:val="center"/>
-              <w:rPr>
-                <w:rFonts w:ascii="Arial" w:hAnsi="Arial" w:cs="Arial"/>
-                <w:lang w:val="es-CR"/>
-              </w:rPr>
-            </w:pPr>
-            <w:r>
-              <w:rPr>
-                <w:rFonts w:ascii="Arial" w:hAnsi="Arial" w:cs="Arial"/>
-                <w:lang w:val="es-CR"/>
-              </w:rPr>
-              <w:t>VIN_id</w:t>
-            </w:r>
-          </w:p>
-        </w:tc>
-        <w:tc>
-          <w:tcPr>
             <w:tcW w:w="1257" w:type="dxa"/>
           </w:tcPr>
           <w:p>
@@ -7128,6 +6961,7 @@
                 <w:lang w:val="es-CR"/>
               </w:rPr>
             </w:pPr>
+            <w:proofErr w:type="spellStart"/>
             <w:r>
               <w:rPr>
                 <w:rFonts w:ascii="Arial" w:hAnsi="Arial" w:cs="Arial"/>
@@ -7135,6 +6969,7 @@
               </w:rPr>
               <w:t>Make_id</w:t>
             </w:r>
+            <w:proofErr w:type="spellEnd"/>
           </w:p>
         </w:tc>
         <w:tc>
@@ -7149,6 +6984,7 @@
                 <w:lang w:val="es-CR"/>
               </w:rPr>
             </w:pPr>
+            <w:proofErr w:type="spellStart"/>
             <w:r>
               <w:rPr>
                 <w:rFonts w:ascii="Arial" w:hAnsi="Arial" w:cs="Arial"/>
@@ -7156,6 +6992,7 @@
               </w:rPr>
               <w:t>Model_id</w:t>
             </w:r>
+            <w:proofErr w:type="spellEnd"/>
           </w:p>
         </w:tc>
         <w:tc>
@@ -7170,6 +7007,30 @@
                 <w:lang w:val="es-CR"/>
               </w:rPr>
             </w:pPr>
+            <w:proofErr w:type="spellStart"/>
+            <w:r>
+              <w:rPr>
+                <w:rFonts w:ascii="Arial" w:hAnsi="Arial" w:cs="Arial"/>
+                <w:lang w:val="es-CR"/>
+              </w:rPr>
+              <w:t>Color_id</w:t>
+            </w:r>
+            <w:proofErr w:type="spellEnd"/>
+          </w:p>
+        </w:tc>
+        <w:tc>
+          <w:tcPr>
+            <w:tcW w:w="1377" w:type="dxa"/>
+          </w:tcPr>
+          <w:p>
+            <w:pPr>
+              <w:jc w:val="center"/>
+              <w:rPr>
+                <w:rFonts w:ascii="Arial" w:hAnsi="Arial" w:cs="Arial"/>
+                <w:lang w:val="es-CR"/>
+              </w:rPr>
+            </w:pPr>
+            <w:proofErr w:type="spellStart"/>
             <w:r>
               <w:rPr>
                 <w:rFonts w:ascii="Arial" w:hAnsi="Arial" w:cs="Arial"/>
@@ -7177,27 +7038,7 @@
               </w:rPr>
               <w:t>Owner_id</w:t>
             </w:r>
-          </w:p>
-        </w:tc>
-        <w:tc>
-          <w:tcPr>
-            <w:tcW w:w="2832" w:type="dxa"/>
-          </w:tcPr>
-          <w:p>
-            <w:pPr>
-              <w:jc w:val="center"/>
-              <w:rPr>
-                <w:rFonts w:ascii="Arial" w:hAnsi="Arial" w:cs="Arial"/>
-                <w:lang w:val="es-CR"/>
-              </w:rPr>
-            </w:pPr>
-            <w:r>
-              <w:rPr>
-                <w:rFonts w:ascii="Arial" w:hAnsi="Arial" w:cs="Arial"/>
-                <w:lang w:val="es-CR"/>
-              </w:rPr>
-              <w:t>Insurance_company_id</w:t>
-            </w:r>
+            <w:proofErr w:type="spellEnd"/>
           </w:p>
         </w:tc>
         <w:tc>
@@ -7212,6 +7053,7 @@
                 <w:lang w:val="es-CR"/>
               </w:rPr>
             </w:pPr>
+            <w:proofErr w:type="spellStart"/>
             <w:r>
               <w:rPr>
                 <w:rFonts w:ascii="Arial" w:hAnsi="Arial" w:cs="Arial"/>
@@ -7219,6 +7061,7 @@
               </w:rPr>
               <w:t>Policy_id</w:t>
             </w:r>
+            <w:proofErr w:type="spellEnd"/>
           </w:p>
         </w:tc>
       </w:tr>
@@ -7246,7 +7089,7 @@
         </w:tc>
         <w:tc>
           <w:tcPr>
-            <w:tcW w:w="1070" w:type="dxa"/>
+            <w:tcW w:w="1257" w:type="dxa"/>
           </w:tcPr>
           <w:p>
             <w:pPr>
@@ -7267,7 +7110,7 @@
         </w:tc>
         <w:tc>
           <w:tcPr>
-            <w:tcW w:w="1257" w:type="dxa"/>
+            <w:tcW w:w="1324" w:type="dxa"/>
           </w:tcPr>
           <w:p>
             <w:pPr>
@@ -7288,7 +7131,7 @@
         </w:tc>
         <w:tc>
           <w:tcPr>
-            <w:tcW w:w="1324" w:type="dxa"/>
+            <w:tcW w:w="1377" w:type="dxa"/>
           </w:tcPr>
           <w:p>
             <w:pPr>
@@ -7310,27 +7153,6 @@
         <w:tc>
           <w:tcPr>
             <w:tcW w:w="1377" w:type="dxa"/>
-          </w:tcPr>
-          <w:p>
-            <w:pPr>
-              <w:jc w:val="center"/>
-              <w:rPr>
-                <w:rFonts w:ascii="Arial" w:hAnsi="Arial" w:cs="Arial"/>
-                <w:lang w:val="es-CR"/>
-              </w:rPr>
-            </w:pPr>
-            <w:r>
-              <w:rPr>
-                <w:rFonts w:ascii="Arial" w:hAnsi="Arial" w:cs="Arial"/>
-                <w:lang w:val="es-CR"/>
-              </w:rPr>
-              <w:t>1</w:t>
-            </w:r>
-          </w:p>
-        </w:tc>
-        <w:tc>
-          <w:tcPr>
-            <w:tcW w:w="2832" w:type="dxa"/>
           </w:tcPr>
           <w:p>
             <w:pPr>
@@ -7395,7 +7217,7 @@
         </w:tc>
         <w:tc>
           <w:tcPr>
-            <w:tcW w:w="1070" w:type="dxa"/>
+            <w:tcW w:w="1257" w:type="dxa"/>
           </w:tcPr>
           <w:p>
             <w:pPr>
@@ -7416,7 +7238,7 @@
         </w:tc>
         <w:tc>
           <w:tcPr>
-            <w:tcW w:w="1257" w:type="dxa"/>
+            <w:tcW w:w="1324" w:type="dxa"/>
           </w:tcPr>
           <w:p>
             <w:pPr>
@@ -7437,7 +7259,7 @@
         </w:tc>
         <w:tc>
           <w:tcPr>
-            <w:tcW w:w="1324" w:type="dxa"/>
+            <w:tcW w:w="1377" w:type="dxa"/>
           </w:tcPr>
           <w:p>
             <w:pPr>
@@ -7459,27 +7281,6 @@
         <w:tc>
           <w:tcPr>
             <w:tcW w:w="1377" w:type="dxa"/>
-          </w:tcPr>
-          <w:p>
-            <w:pPr>
-              <w:jc w:val="center"/>
-              <w:rPr>
-                <w:rFonts w:ascii="Arial" w:hAnsi="Arial" w:cs="Arial"/>
-                <w:lang w:val="es-CR"/>
-              </w:rPr>
-            </w:pPr>
-            <w:r>
-              <w:rPr>
-                <w:rFonts w:ascii="Arial" w:hAnsi="Arial" w:cs="Arial"/>
-                <w:lang w:val="es-CR"/>
-              </w:rPr>
-              <w:t>2</w:t>
-            </w:r>
-          </w:p>
-        </w:tc>
-        <w:tc>
-          <w:tcPr>
-            <w:tcW w:w="2832" w:type="dxa"/>
           </w:tcPr>
           <w:p>
             <w:pPr>
@@ -7544,7 +7345,28 @@
         </w:tc>
         <w:tc>
           <w:tcPr>
-            <w:tcW w:w="1070" w:type="dxa"/>
+            <w:tcW w:w="1257" w:type="dxa"/>
+          </w:tcPr>
+          <w:p>
+            <w:pPr>
+              <w:jc w:val="center"/>
+              <w:rPr>
+                <w:rFonts w:ascii="Arial" w:hAnsi="Arial" w:cs="Arial"/>
+                <w:lang w:val="es-CR"/>
+              </w:rPr>
+            </w:pPr>
+            <w:r>
+              <w:rPr>
+                <w:rFonts w:ascii="Arial" w:hAnsi="Arial" w:cs="Arial"/>
+                <w:lang w:val="es-CR"/>
+              </w:rPr>
+              <w:t>1</w:t>
+            </w:r>
+          </w:p>
+        </w:tc>
+        <w:tc>
+          <w:tcPr>
+            <w:tcW w:w="1324" w:type="dxa"/>
           </w:tcPr>
           <w:p>
             <w:pPr>
@@ -7565,28 +7387,7 @@
         </w:tc>
         <w:tc>
           <w:tcPr>
-            <w:tcW w:w="1257" w:type="dxa"/>
-          </w:tcPr>
-          <w:p>
-            <w:pPr>
-              <w:jc w:val="center"/>
-              <w:rPr>
-                <w:rFonts w:ascii="Arial" w:hAnsi="Arial" w:cs="Arial"/>
-                <w:lang w:val="es-CR"/>
-              </w:rPr>
-            </w:pPr>
-            <w:r>
-              <w:rPr>
-                <w:rFonts w:ascii="Arial" w:hAnsi="Arial" w:cs="Arial"/>
-                <w:lang w:val="es-CR"/>
-              </w:rPr>
-              <w:t>1</w:t>
-            </w:r>
-          </w:p>
-        </w:tc>
-        <w:tc>
-          <w:tcPr>
-            <w:tcW w:w="1324" w:type="dxa"/>
+            <w:tcW w:w="1377" w:type="dxa"/>
           </w:tcPr>
           <w:p>
             <w:pPr>
@@ -7608,27 +7409,6 @@
         <w:tc>
           <w:tcPr>
             <w:tcW w:w="1377" w:type="dxa"/>
-          </w:tcPr>
-          <w:p>
-            <w:pPr>
-              <w:jc w:val="center"/>
-              <w:rPr>
-                <w:rFonts w:ascii="Arial" w:hAnsi="Arial" w:cs="Arial"/>
-                <w:lang w:val="es-CR"/>
-              </w:rPr>
-            </w:pPr>
-            <w:r>
-              <w:rPr>
-                <w:rFonts w:ascii="Arial" w:hAnsi="Arial" w:cs="Arial"/>
-                <w:lang w:val="es-CR"/>
-              </w:rPr>
-              <w:t>3</w:t>
-            </w:r>
-          </w:p>
-        </w:tc>
-        <w:tc>
-          <w:tcPr>
-            <w:tcW w:w="2832" w:type="dxa"/>
           </w:tcPr>
           <w:p>
             <w:pPr>
@@ -7693,7 +7473,28 @@
         </w:tc>
         <w:tc>
           <w:tcPr>
-            <w:tcW w:w="1070" w:type="dxa"/>
+            <w:tcW w:w="1257" w:type="dxa"/>
+          </w:tcPr>
+          <w:p>
+            <w:pPr>
+              <w:jc w:val="center"/>
+              <w:rPr>
+                <w:rFonts w:ascii="Arial" w:hAnsi="Arial" w:cs="Arial"/>
+                <w:lang w:val="es-CR"/>
+              </w:rPr>
+            </w:pPr>
+            <w:r>
+              <w:rPr>
+                <w:rFonts w:ascii="Arial" w:hAnsi="Arial" w:cs="Arial"/>
+                <w:lang w:val="es-CR"/>
+              </w:rPr>
+              <w:t>2</w:t>
+            </w:r>
+          </w:p>
+        </w:tc>
+        <w:tc>
+          <w:tcPr>
+            <w:tcW w:w="1324" w:type="dxa"/>
           </w:tcPr>
           <w:p>
             <w:pPr>
@@ -7714,28 +7515,7 @@
         </w:tc>
         <w:tc>
           <w:tcPr>
-            <w:tcW w:w="1257" w:type="dxa"/>
-          </w:tcPr>
-          <w:p>
-            <w:pPr>
-              <w:jc w:val="center"/>
-              <w:rPr>
-                <w:rFonts w:ascii="Arial" w:hAnsi="Arial" w:cs="Arial"/>
-                <w:lang w:val="es-CR"/>
-              </w:rPr>
-            </w:pPr>
-            <w:r>
-              <w:rPr>
-                <w:rFonts w:ascii="Arial" w:hAnsi="Arial" w:cs="Arial"/>
-                <w:lang w:val="es-CR"/>
-              </w:rPr>
-              <w:t>2</w:t>
-            </w:r>
-          </w:p>
-        </w:tc>
-        <w:tc>
-          <w:tcPr>
-            <w:tcW w:w="1324" w:type="dxa"/>
+            <w:tcW w:w="1377" w:type="dxa"/>
           </w:tcPr>
           <w:p>
             <w:pPr>
@@ -7757,27 +7537,6 @@
         <w:tc>
           <w:tcPr>
             <w:tcW w:w="1377" w:type="dxa"/>
-          </w:tcPr>
-          <w:p>
-            <w:pPr>
-              <w:jc w:val="center"/>
-              <w:rPr>
-                <w:rFonts w:ascii="Arial" w:hAnsi="Arial" w:cs="Arial"/>
-                <w:lang w:val="es-CR"/>
-              </w:rPr>
-            </w:pPr>
-            <w:r>
-              <w:rPr>
-                <w:rFonts w:ascii="Arial" w:hAnsi="Arial" w:cs="Arial"/>
-                <w:lang w:val="es-CR"/>
-              </w:rPr>
-              <w:t>4</w:t>
-            </w:r>
-          </w:p>
-        </w:tc>
-        <w:tc>
-          <w:tcPr>
-            <w:tcW w:w="2832" w:type="dxa"/>
           </w:tcPr>
           <w:p>
             <w:pPr>
@@ -7829,607 +7588,723 @@
       </w:pPr>
     </w:p>
     <w:sectPr>
-      <w:type w:val="nextPage"/>
-      <w:pgMar w:left="1440" w:right="1440" w:top="1440" w:bottom="1440" w:header="720" w:footer="720" w:gutter="0"/>
-      <w:cols w:equalWidth="1" w:space="720"/>
+      <w:pgSz w:w="12240" w:h="15840"/>
+      <w:pgMar w:top="1440" w:right="1440" w:bottom="1440" w:left="1440" w:header="720" w:footer="720" w:gutter="0"/>
+      <w:cols w:space="720"/>
+      <w:docGrid w:linePitch="360"/>
     </w:sectPr>
   </w:body>
 </w:document>
 </file>
 
 <file path=word/numbering.xml><?xml version="1.0" encoding="utf-8"?>
-<w:numbering xmlns:w="http://schemas.openxmlformats.org/wordprocessingml/2006/main">
-  <w:abstractNum w:abstractNumId="0">
+<w:numbering xmlns:wpc="http://schemas.microsoft.com/office/word/2010/wordprocessingCanvas" xmlns:cx="http://schemas.microsoft.com/office/drawing/2014/chartex" xmlns:cx1="http://schemas.microsoft.com/office/drawing/2015/9/8/chartex" xmlns:cx2="http://schemas.microsoft.com/office/drawing/2015/10/21/chartex" xmlns:cx3="http://schemas.microsoft.com/office/drawing/2016/5/9/chartex" xmlns:cx4="http://schemas.microsoft.com/office/drawing/2016/5/10/chartex" xmlns:cx5="http://schemas.microsoft.com/office/drawing/2016/5/11/chartex" xmlns:cx6="http://schemas.microsoft.com/office/drawing/2016/5/12/chartex" xmlns:cx7="http://schemas.microsoft.com/office/drawing/2016/5/13/chartex" xmlns:cx8="http://schemas.microsoft.com/office/drawing/2016/5/14/chartex" xmlns:mc="http://schemas.openxmlformats.org/markup-compatibility/2006" xmlns:aink="http://schemas.microsoft.com/office/drawing/2016/ink" xmlns:am3d="http://schemas.microsoft.com/office/drawing/2017/model3d" xmlns:o="urn:schemas-microsoft-com:office:office" xmlns:oel="http://schemas.microsoft.com/office/2019/extlst" xmlns:r="http://schemas.openxmlformats.org/officeDocument/2006/relationships" xmlns:m="http://schemas.openxmlformats.org/officeDocument/2006/math" xmlns:v="urn:schemas-microsoft-com:vml" xmlns:wp14="http://schemas.microsoft.com/office/word/2010/wordprocessingDrawing" xmlns:wp="http://schemas.openxmlformats.org/drawingml/2006/wordprocessingDrawing" xmlns:w10="urn:schemas-microsoft-com:office:word" xmlns:w="http://schemas.openxmlformats.org/wordprocessingml/2006/main" xmlns:w14="http://schemas.microsoft.com/office/word/2010/wordml" xmlns:w15="http://schemas.microsoft.com/office/word/2012/wordml" xmlns:w16cex="http://schemas.microsoft.com/office/word/2018/wordml/cex" xmlns:w16cid="http://schemas.microsoft.com/office/word/2016/wordml/cid" xmlns:w16="http://schemas.microsoft.com/office/word/2018/wordml" xmlns:w16du="http://schemas.microsoft.com/office/word/2023/wordml/word16du" xmlns:w16sdtdh="http://schemas.microsoft.com/office/word/2020/wordml/sdtdatahash" xmlns:w16sdtfl="http://schemas.microsoft.com/office/word/2024/wordml/sdtformatlock" xmlns:w16se="http://schemas.microsoft.com/office/word/2015/wordml/symex" xmlns:wpg="http://schemas.microsoft.com/office/word/2010/wordprocessingGroup" xmlns:wpi="http://schemas.microsoft.com/office/word/2010/wordprocessingInk" xmlns:wne="http://schemas.microsoft.com/office/word/2006/wordml" xmlns:wps="http://schemas.microsoft.com/office/word/2010/wordprocessingShape" mc:Ignorable="w14 w15 w16se w16cid w16 w16cex w16sdtdh w16sdtfl w16du wp14">
+  <w:abstractNum w:abstractNumId="0" w15:restartNumberingAfterBreak="0">
     <w:nsid w:val="1DC9605F"/>
     <w:multiLevelType w:val="hybridMultilevel"/>
+    <w:tmpl w:val="866C7558"/>
     <w:lvl w:ilvl="0" w:tplc="0409000F">
       <w:start w:val="1"/>
       <w:numFmt w:val="decimal"/>
-      <w:suff w:val="tab"/>
       <w:lvlText w:val="%1."/>
       <w:lvlJc w:val="left"/>
       <w:pPr>
-        <w:ind w:hanging="360" w:left="720"/>
+        <w:ind w:left="720" w:hanging="360"/>
       </w:pPr>
       <w:rPr>
         <w:rFonts w:hint="default"/>
       </w:rPr>
     </w:lvl>
-    <w:lvl w:ilvl="1" w:tplc="04090019">
+    <w:lvl w:ilvl="1" w:tplc="04090019" w:tentative="1">
       <w:start w:val="1"/>
       <w:numFmt w:val="lowerLetter"/>
-      <w:suff w:val="tab"/>
       <w:lvlText w:val="%2."/>
       <w:lvlJc w:val="left"/>
       <w:pPr>
-        <w:ind w:hanging="360" w:left="1440"/>
+        <w:ind w:left="1440" w:hanging="360"/>
       </w:pPr>
-      <w:rPr/>
     </w:lvl>
-    <w:lvl w:ilvl="2" w:tplc="0409001B">
+    <w:lvl w:ilvl="2" w:tplc="0409001B" w:tentative="1">
       <w:start w:val="1"/>
       <w:numFmt w:val="lowerRoman"/>
-      <w:suff w:val="tab"/>
       <w:lvlText w:val="%3."/>
       <w:lvlJc w:val="right"/>
       <w:pPr>
-        <w:ind w:hanging="180" w:left="2160"/>
+        <w:ind w:left="2160" w:hanging="180"/>
       </w:pPr>
-      <w:rPr/>
     </w:lvl>
-    <w:lvl w:ilvl="3" w:tplc="0409000F">
+    <w:lvl w:ilvl="3" w:tplc="0409000F" w:tentative="1">
       <w:start w:val="1"/>
       <w:numFmt w:val="decimal"/>
-      <w:suff w:val="tab"/>
       <w:lvlText w:val="%4."/>
       <w:lvlJc w:val="left"/>
       <w:pPr>
-        <w:ind w:hanging="360" w:left="2880"/>
+        <w:ind w:left="2880" w:hanging="360"/>
       </w:pPr>
-      <w:rPr/>
     </w:lvl>
-    <w:lvl w:ilvl="4" w:tplc="04090019">
+    <w:lvl w:ilvl="4" w:tplc="04090019" w:tentative="1">
       <w:start w:val="1"/>
       <w:numFmt w:val="lowerLetter"/>
-      <w:suff w:val="tab"/>
       <w:lvlText w:val="%5."/>
       <w:lvlJc w:val="left"/>
       <w:pPr>
-        <w:ind w:hanging="360" w:left="3600"/>
+        <w:ind w:left="3600" w:hanging="360"/>
       </w:pPr>
-      <w:rPr/>
     </w:lvl>
-    <w:lvl w:ilvl="5" w:tplc="0409001B">
+    <w:lvl w:ilvl="5" w:tplc="0409001B" w:tentative="1">
       <w:start w:val="1"/>
       <w:numFmt w:val="lowerRoman"/>
-      <w:suff w:val="tab"/>
       <w:lvlText w:val="%6."/>
       <w:lvlJc w:val="right"/>
       <w:pPr>
-        <w:ind w:hanging="180" w:left="4320"/>
+        <w:ind w:left="4320" w:hanging="180"/>
       </w:pPr>
-      <w:rPr/>
     </w:lvl>
-    <w:lvl w:ilvl="6" w:tplc="0409000F">
+    <w:lvl w:ilvl="6" w:tplc="0409000F" w:tentative="1">
       <w:start w:val="1"/>
       <w:numFmt w:val="decimal"/>
-      <w:suff w:val="tab"/>
       <w:lvlText w:val="%7."/>
       <w:lvlJc w:val="left"/>
       <w:pPr>
-        <w:ind w:hanging="360" w:left="5040"/>
+        <w:ind w:left="5040" w:hanging="360"/>
       </w:pPr>
-      <w:rPr/>
     </w:lvl>
-    <w:lvl w:ilvl="7" w:tplc="04090019">
+    <w:lvl w:ilvl="7" w:tplc="04090019" w:tentative="1">
       <w:start w:val="1"/>
       <w:numFmt w:val="lowerLetter"/>
-      <w:suff w:val="tab"/>
       <w:lvlText w:val="%8."/>
       <w:lvlJc w:val="left"/>
       <w:pPr>
-        <w:ind w:hanging="360" w:left="5760"/>
+        <w:ind w:left="5760" w:hanging="360"/>
       </w:pPr>
-      <w:rPr/>
     </w:lvl>
-    <w:lvl w:ilvl="8" w:tplc="0409001B">
+    <w:lvl w:ilvl="8" w:tplc="0409001B" w:tentative="1">
       <w:start w:val="1"/>
       <w:numFmt w:val="lowerRoman"/>
-      <w:suff w:val="tab"/>
       <w:lvlText w:val="%9."/>
       <w:lvlJc w:val="right"/>
       <w:pPr>
-        <w:ind w:hanging="180" w:left="6480"/>
+        <w:ind w:left="6480" w:hanging="180"/>
       </w:pPr>
-      <w:rPr/>
     </w:lvl>
   </w:abstractNum>
-  <w:num w:numId="1">
+  <w:num w:numId="1" w16cid:durableId="1294598305">
     <w:abstractNumId w:val="0"/>
   </w:num>
 </w:numbering>
 </file>
 
 <file path=word/styles.xml><?xml version="1.0" encoding="utf-8"?>
-<w:styles xmlns:w="http://schemas.openxmlformats.org/wordprocessingml/2006/main">
+<w:styles xmlns:mc="http://schemas.openxmlformats.org/markup-compatibility/2006" xmlns:r="http://schemas.openxmlformats.org/officeDocument/2006/relationships" xmlns:w="http://schemas.openxmlformats.org/wordprocessingml/2006/main" xmlns:w14="http://schemas.microsoft.com/office/word/2010/wordml" xmlns:w15="http://schemas.microsoft.com/office/word/2012/wordml" xmlns:w16cex="http://schemas.microsoft.com/office/word/2018/wordml/cex" xmlns:w16cid="http://schemas.microsoft.com/office/word/2016/wordml/cid" xmlns:w16="http://schemas.microsoft.com/office/word/2018/wordml" xmlns:w16du="http://schemas.microsoft.com/office/word/2023/wordml/word16du" xmlns:w16sdtdh="http://schemas.microsoft.com/office/word/2020/wordml/sdtdatahash" xmlns:w16sdtfl="http://schemas.microsoft.com/office/word/2024/wordml/sdtformatlock" xmlns:w16se="http://schemas.microsoft.com/office/word/2015/wordml/symex" mc:Ignorable="w14 w15 w16se w16cid w16 w16cex w16sdtdh w16sdtfl w16du">
   <w:docDefaults>
     <w:rPrDefault>
       <w:rPr>
-        <w:rFonts w:asciiTheme="minorHAnsi" w:hAnsiTheme="minorHAnsi" w:cstheme="minorBidi" w:eastAsiaTheme="minorHAnsi"/>
+        <w:rFonts w:asciiTheme="minorHAnsi" w:eastAsiaTheme="minorHAnsi" w:hAnsiTheme="minorHAnsi" w:cstheme="minorBidi"/>
+        <w:kern w:val="2"/>
         <w:sz w:val="24"/>
         <w:szCs w:val="24"/>
-        <w:kern w:val="2"/>
-        <w:lang w:val="en-US" w:bidi="ar-SA" w:eastAsia="en-US"/>
+        <w:lang w:val="en-US" w:eastAsia="en-US" w:bidi="ar-SA"/>
+        <w14:ligatures w14:val="standardContextual"/>
       </w:rPr>
     </w:rPrDefault>
     <w:pPrDefault>
       <w:pPr>
-        <w:keepNext w:val="0"/>
-        <w:keepLines w:val="0"/>
-        <w:pageBreakBefore w:val="0"/>
-        <w:widowControl w:val="1"/>
-        <w:suppressLineNumbers w:val="0"/>
-        <w:shd w:val="clear" w:fill="auto"/>
-        <w:suppressAutoHyphens w:val="0"/>
-        <w:spacing w:lineRule="auto" w:line="278" w:before="0" w:after="160" w:beforeAutospacing="0" w:afterAutospacing="0"/>
-        <w:ind w:firstLine="0" w:left="0" w:right="0"/>
-        <w:contextualSpacing w:val="0"/>
-        <w:bidi w:val="0"/>
-        <w:jc w:val="left"/>
-        <w:outlineLvl w:val="9"/>
+        <w:spacing w:after="160" w:line="278" w:lineRule="auto"/>
       </w:pPr>
     </w:pPrDefault>
   </w:docDefaults>
-  <w:style w:type="paragraph" w:styleId="P0" w:default="1">
+  <w:latentStyles w:defLockedState="0" w:defUIPriority="99" w:defSemiHidden="0" w:defUnhideWhenUsed="0" w:defQFormat="0" w:count="376">
+    <w:lsdException w:name="Normal" w:uiPriority="0" w:qFormat="1"/>
+    <w:lsdException w:name="heading 1" w:uiPriority="9" w:qFormat="1"/>
+    <w:lsdException w:name="heading 2" w:semiHidden="1" w:uiPriority="9" w:unhideWhenUsed="1" w:qFormat="1"/>
+    <w:lsdException w:name="heading 3" w:semiHidden="1" w:uiPriority="9" w:unhideWhenUsed="1" w:qFormat="1"/>
+    <w:lsdException w:name="heading 4" w:semiHidden="1" w:uiPriority="9" w:unhideWhenUsed="1" w:qFormat="1"/>
+    <w:lsdException w:name="heading 5" w:semiHidden="1" w:uiPriority="9" w:unhideWhenUsed="1" w:qFormat="1"/>
+    <w:lsdException w:name="heading 6" w:semiHidden="1" w:uiPriority="9" w:unhideWhenUsed="1" w:qFormat="1"/>
+    <w:lsdException w:name="heading 7" w:semiHidden="1" w:uiPriority="9" w:unhideWhenUsed="1" w:qFormat="1"/>
+    <w:lsdException w:name="heading 8" w:semiHidden="1" w:uiPriority="9" w:unhideWhenUsed="1" w:qFormat="1"/>
+    <w:lsdException w:name="heading 9" w:semiHidden="1" w:uiPriority="9" w:unhideWhenUsed="1" w:qFormat="1"/>
+    <w:lsdException w:name="index 1" w:semiHidden="1" w:unhideWhenUsed="1"/>
+    <w:lsdException w:name="index 2" w:semiHidden="1" w:unhideWhenUsed="1"/>
+    <w:lsdException w:name="index 3" w:semiHidden="1" w:unhideWhenUsed="1"/>
+    <w:lsdException w:name="index 4" w:semiHidden="1" w:unhideWhenUsed="1"/>
+    <w:lsdException w:name="index 5" w:semiHidden="1" w:unhideWhenUsed="1"/>
+    <w:lsdException w:name="index 6" w:semiHidden="1" w:unhideWhenUsed="1"/>
+    <w:lsdException w:name="index 7" w:semiHidden="1" w:unhideWhenUsed="1"/>
+    <w:lsdException w:name="index 8" w:semiHidden="1" w:unhideWhenUsed="1"/>
+    <w:lsdException w:name="index 9" w:semiHidden="1" w:unhideWhenUsed="1"/>
+    <w:lsdException w:name="toc 1" w:semiHidden="1" w:uiPriority="39" w:unhideWhenUsed="1"/>
+    <w:lsdException w:name="toc 2" w:semiHidden="1" w:uiPriority="39" w:unhideWhenUsed="1"/>
+    <w:lsdException w:name="toc 3" w:semiHidden="1" w:uiPriority="39" w:unhideWhenUsed="1"/>
+    <w:lsdException w:name="toc 4" w:semiHidden="1" w:uiPriority="39" w:unhideWhenUsed="1"/>
+    <w:lsdException w:name="toc 5" w:semiHidden="1" w:uiPriority="39" w:unhideWhenUsed="1"/>
+    <w:lsdException w:name="toc 6" w:semiHidden="1" w:uiPriority="39" w:unhideWhenUsed="1"/>
+    <w:lsdException w:name="toc 7" w:semiHidden="1" w:uiPriority="39" w:unhideWhenUsed="1"/>
+    <w:lsdException w:name="toc 8" w:semiHidden="1" w:uiPriority="39" w:unhideWhenUsed="1"/>
+    <w:lsdException w:name="toc 9" w:semiHidden="1" w:uiPriority="39" w:unhideWhenUsed="1"/>
+    <w:lsdException w:name="Normal Indent" w:semiHidden="1" w:unhideWhenUsed="1"/>
+    <w:lsdException w:name="footnote text" w:semiHidden="1" w:unhideWhenUsed="1"/>
+    <w:lsdException w:name="annotation text" w:semiHidden="1" w:unhideWhenUsed="1"/>
+    <w:lsdException w:name="header" w:semiHidden="1" w:unhideWhenUsed="1"/>
+    <w:lsdException w:name="footer" w:semiHidden="1" w:unhideWhenUsed="1"/>
+    <w:lsdException w:name="index heading" w:semiHidden="1" w:unhideWhenUsed="1"/>
+    <w:lsdException w:name="caption" w:semiHidden="1" w:uiPriority="35" w:unhideWhenUsed="1" w:qFormat="1"/>
+    <w:lsdException w:name="table of figures" w:semiHidden="1" w:unhideWhenUsed="1"/>
+    <w:lsdException w:name="envelope address" w:semiHidden="1" w:unhideWhenUsed="1"/>
+    <w:lsdException w:name="envelope return" w:semiHidden="1" w:unhideWhenUsed="1"/>
+    <w:lsdException w:name="footnote reference" w:semiHidden="1" w:unhideWhenUsed="1"/>
+    <w:lsdException w:name="annotation reference" w:semiHidden="1" w:unhideWhenUsed="1"/>
+    <w:lsdException w:name="line number" w:semiHidden="1" w:unhideWhenUsed="1"/>
+    <w:lsdException w:name="page number" w:semiHidden="1" w:unhideWhenUsed="1"/>
+    <w:lsdException w:name="endnote reference" w:semiHidden="1" w:unhideWhenUsed="1"/>
+    <w:lsdException w:name="endnote text" w:semiHidden="1" w:unhideWhenUsed="1"/>
+    <w:lsdException w:name="table of authorities" w:semiHidden="1" w:unhideWhenUsed="1"/>
+    <w:lsdException w:name="macro" w:semiHidden="1" w:unhideWhenUsed="1"/>
+    <w:lsdException w:name="toa heading" w:semiHidden="1" w:unhideWhenUsed="1"/>
+    <w:lsdException w:name="List" w:semiHidden="1" w:unhideWhenUsed="1"/>
+    <w:lsdException w:name="List Bullet" w:semiHidden="1" w:unhideWhenUsed="1"/>
+    <w:lsdException w:name="List Number" w:semiHidden="1" w:unhideWhenUsed="1"/>
+    <w:lsdException w:name="List 2" w:semiHidden="1" w:unhideWhenUsed="1"/>
+    <w:lsdException w:name="List 3" w:semiHidden="1" w:unhideWhenUsed="1"/>
+    <w:lsdException w:name="List 4" w:semiHidden="1" w:unhideWhenUsed="1"/>
+    <w:lsdException w:name="List 5" w:semiHidden="1" w:unhideWhenUsed="1"/>
+    <w:lsdException w:name="List Bullet 2" w:semiHidden="1" w:unhideWhenUsed="1"/>
+    <w:lsdException w:name="List Bullet 3" w:semiHidden="1" w:unhideWhenUsed="1"/>
+    <w:lsdException w:name="List Bullet 4" w:semiHidden="1" w:unhideWhenUsed="1"/>
+    <w:lsdException w:name="List Bullet 5" w:semiHidden="1" w:unhideWhenUsed="1"/>
+    <w:lsdException w:name="List Number 2" w:semiHidden="1" w:unhideWhenUsed="1"/>
+    <w:lsdException w:name="List Number 3" w:semiHidden="1" w:unhideWhenUsed="1"/>
+    <w:lsdException w:name="List Number 4" w:semiHidden="1" w:unhideWhenUsed="1"/>
+    <w:lsdException w:name="List Number 5" w:semiHidden="1" w:unhideWhenUsed="1"/>
+    <w:lsdException w:name="Title" w:uiPriority="10" w:qFormat="1"/>
+    <w:lsdException w:name="Closing" w:semiHidden="1" w:unhideWhenUsed="1"/>
+    <w:lsdException w:name="Signature" w:semiHidden="1" w:unhideWhenUsed="1"/>
+    <w:lsdException w:name="Default Paragraph Font" w:semiHidden="1" w:uiPriority="1" w:unhideWhenUsed="1"/>
+    <w:lsdException w:name="Body Text" w:semiHidden="1" w:unhideWhenUsed="1"/>
+    <w:lsdException w:name="Body Text Indent" w:semiHidden="1" w:unhideWhenUsed="1"/>
+    <w:lsdException w:name="List Continue" w:semiHidden="1" w:unhideWhenUsed="1"/>
+    <w:lsdException w:name="List Continue 2" w:semiHidden="1" w:unhideWhenUsed="1"/>
+    <w:lsdException w:name="List Continue 3" w:semiHidden="1" w:unhideWhenUsed="1"/>
+    <w:lsdException w:name="List Continue 4" w:semiHidden="1" w:unhideWhenUsed="1"/>
+    <w:lsdException w:name="List Continue 5" w:semiHidden="1" w:unhideWhenUsed="1"/>
+    <w:lsdException w:name="Message Header" w:semiHidden="1" w:unhideWhenUsed="1"/>
+    <w:lsdException w:name="Subtitle" w:uiPriority="11" w:qFormat="1"/>
+    <w:lsdException w:name="Salutation" w:semiHidden="1" w:unhideWhenUsed="1"/>
+    <w:lsdException w:name="Date" w:semiHidden="1" w:unhideWhenUsed="1"/>
+    <w:lsdException w:name="Body Text First Indent" w:semiHidden="1" w:unhideWhenUsed="1"/>
+    <w:lsdException w:name="Body Text First Indent 2" w:semiHidden="1" w:unhideWhenUsed="1"/>
+    <w:lsdException w:name="Note Heading" w:semiHidden="1" w:unhideWhenUsed="1"/>
+    <w:lsdException w:name="Body Text 2" w:semiHidden="1" w:unhideWhenUsed="1"/>
+    <w:lsdException w:name="Body Text 3" w:semiHidden="1" w:unhideWhenUsed="1"/>
+    <w:lsdException w:name="Body Text Indent 2" w:semiHidden="1" w:unhideWhenUsed="1"/>
+    <w:lsdException w:name="Body Text Indent 3" w:semiHidden="1" w:unhideWhenUsed="1"/>
+    <w:lsdException w:name="Block Text" w:semiHidden="1" w:unhideWhenUsed="1"/>
+    <w:lsdException w:name="Hyperlink" w:semiHidden="1" w:unhideWhenUsed="1"/>
+    <w:lsdException w:name="FollowedHyperlink" w:semiHidden="1" w:unhideWhenUsed="1"/>
+    <w:lsdException w:name="Strong" w:uiPriority="22" w:qFormat="1"/>
+    <w:lsdException w:name="Emphasis" w:uiPriority="20" w:qFormat="1"/>
+    <w:lsdException w:name="Document Map" w:semiHidden="1" w:unhideWhenUsed="1"/>
+    <w:lsdException w:name="Plain Text" w:semiHidden="1" w:unhideWhenUsed="1"/>
+    <w:lsdException w:name="E-mail Signature" w:semiHidden="1" w:unhideWhenUsed="1"/>
+    <w:lsdException w:name="HTML Top of Form" w:semiHidden="1" w:unhideWhenUsed="1"/>
+    <w:lsdException w:name="HTML Bottom of Form" w:semiHidden="1" w:unhideWhenUsed="1"/>
+    <w:lsdException w:name="Normal (Web)" w:semiHidden="1" w:unhideWhenUsed="1"/>
+    <w:lsdException w:name="HTML Acronym" w:semiHidden="1" w:unhideWhenUsed="1"/>
+    <w:lsdException w:name="HTML Address" w:semiHidden="1" w:unhideWhenUsed="1"/>
+    <w:lsdException w:name="HTML Cite" w:semiHidden="1" w:unhideWhenUsed="1"/>
+    <w:lsdException w:name="HTML Code" w:semiHidden="1" w:unhideWhenUsed="1"/>
+    <w:lsdException w:name="HTML Definition" w:semiHidden="1" w:unhideWhenUsed="1"/>
+    <w:lsdException w:name="HTML Keyboard" w:semiHidden="1" w:unhideWhenUsed="1"/>
+    <w:lsdException w:name="HTML Preformatted" w:semiHidden="1" w:unhideWhenUsed="1"/>
+    <w:lsdException w:name="HTML Sample" w:semiHidden="1" w:unhideWhenUsed="1"/>
+    <w:lsdException w:name="HTML Typewriter" w:semiHidden="1" w:unhideWhenUsed="1"/>
+    <w:lsdException w:name="HTML Variable" w:semiHidden="1" w:unhideWhenUsed="1"/>
+    <w:lsdException w:name="Normal Table" w:semiHidden="1" w:unhideWhenUsed="1"/>
+    <w:lsdException w:name="annotation subject" w:semiHidden="1" w:unhideWhenUsed="1"/>
+    <w:lsdException w:name="No List" w:semiHidden="1" w:unhideWhenUsed="1"/>
+    <w:lsdException w:name="Outline List 1" w:semiHidden="1" w:unhideWhenUsed="1"/>
+    <w:lsdException w:name="Outline List 2" w:semiHidden="1" w:unhideWhenUsed="1"/>
+    <w:lsdException w:name="Outline List 3" w:semiHidden="1" w:unhideWhenUsed="1"/>
+    <w:lsdException w:name="Table Simple 1" w:semiHidden="1" w:unhideWhenUsed="1"/>
+    <w:lsdException w:name="Table Simple 2" w:semiHidden="1" w:unhideWhenUsed="1"/>
+    <w:lsdException w:name="Table Simple 3" w:semiHidden="1" w:unhideWhenUsed="1"/>
+    <w:lsdException w:name="Table Classic 1" w:semiHidden="1" w:unhideWhenUsed="1"/>
+    <w:lsdException w:name="Table Classic 2" w:semiHidden="1" w:unhideWhenUsed="1"/>
+    <w:lsdException w:name="Table Classic 3" w:semiHidden="1" w:unhideWhenUsed="1"/>
+    <w:lsdException w:name="Table Classic 4" w:semiHidden="1" w:unhideWhenUsed="1"/>
+    <w:lsdException w:name="Table Colorful 1" w:semiHidden="1" w:unhideWhenUsed="1"/>
+    <w:lsdException w:name="Table Colorful 2" w:semiHidden="1" w:unhideWhenUsed="1"/>
+    <w:lsdException w:name="Table Colorful 3" w:semiHidden="1" w:unhideWhenUsed="1"/>
+    <w:lsdException w:name="Table Columns 1" w:semiHidden="1" w:unhideWhenUsed="1"/>
+    <w:lsdException w:name="Table Columns 2" w:semiHidden="1" w:unhideWhenUsed="1"/>
+    <w:lsdException w:name="Table Columns 3" w:semiHidden="1" w:unhideWhenUsed="1"/>
+    <w:lsdException w:name="Table Columns 4" w:semiHidden="1" w:unhideWhenUsed="1"/>
+    <w:lsdException w:name="Table Columns 5" w:semiHidden="1" w:unhideWhenUsed="1"/>
+    <w:lsdException w:name="Table Grid 1" w:semiHidden="1" w:unhideWhenUsed="1"/>
+    <w:lsdException w:name="Table Grid 2" w:semiHidden="1" w:unhideWhenUsed="1"/>
+    <w:lsdException w:name="Table Grid 3" w:semiHidden="1" w:unhideWhenUsed="1"/>
+    <w:lsdException w:name="Table Grid 4" w:semiHidden="1" w:unhideWhenUsed="1"/>
+    <w:lsdException w:name="Table Grid 5" w:semiHidden="1" w:unhideWhenUsed="1"/>
+    <w:lsdException w:name="Table Grid 6" w:semiHidden="1" w:unhideWhenUsed="1"/>
+    <w:lsdException w:name="Table Grid 7" w:semiHidden="1" w:unhideWhenUsed="1"/>
+    <w:lsdException w:name="Table Grid 8" w:semiHidden="1" w:unhideWhenUsed="1"/>
+    <w:lsdException w:name="Table List 1" w:semiHidden="1" w:unhideWhenUsed="1"/>
+    <w:lsdException w:name="Table List 2" w:semiHidden="1" w:unhideWhenUsed="1"/>
+    <w:lsdException w:name="Table List 3" w:semiHidden="1" w:unhideWhenUsed="1"/>
+    <w:lsdException w:name="Table List 4" w:semiHidden="1" w:unhideWhenUsed="1"/>
+    <w:lsdException w:name="Table List 5" w:semiHidden="1" w:unhideWhenUsed="1"/>
+    <w:lsdException w:name="Table List 6" w:semiHidden="1" w:unhideWhenUsed="1"/>
+    <w:lsdException w:name="Table List 7" w:semiHidden="1" w:unhideWhenUsed="1"/>
+    <w:lsdException w:name="Table List 8" w:semiHidden="1" w:unhideWhenUsed="1"/>
+    <w:lsdException w:name="Table 3D effects 1" w:semiHidden="1" w:unhideWhenUsed="1"/>
+    <w:lsdException w:name="Table 3D effects 2" w:semiHidden="1" w:unhideWhenUsed="1"/>
+    <w:lsdException w:name="Table 3D effects 3" w:semiHidden="1" w:unhideWhenUsed="1"/>
+    <w:lsdException w:name="Table Contemporary" w:semiHidden="1" w:unhideWhenUsed="1"/>
+    <w:lsdException w:name="Table Elegant" w:semiHidden="1" w:unhideWhenUsed="1"/>
+    <w:lsdException w:name="Table Professional" w:semiHidden="1" w:unhideWhenUsed="1"/>
+    <w:lsdException w:name="Table Subtle 1" w:semiHidden="1" w:unhideWhenUsed="1"/>
+    <w:lsdException w:name="Table Subtle 2" w:semiHidden="1" w:unhideWhenUsed="1"/>
+    <w:lsdException w:name="Table Web 1" w:semiHidden="1" w:unhideWhenUsed="1"/>
+    <w:lsdException w:name="Table Web 2" w:semiHidden="1" w:unhideWhenUsed="1"/>
+    <w:lsdException w:name="Table Web 3" w:semiHidden="1" w:unhideWhenUsed="1"/>
+    <w:lsdException w:name="Balloon Text" w:semiHidden="1" w:unhideWhenUsed="1"/>
+    <w:lsdException w:name="Table Grid" w:uiPriority="39"/>
+    <w:lsdException w:name="Table Theme" w:semiHidden="1" w:unhideWhenUsed="1"/>
+    <w:lsdException w:name="Placeholder Text" w:semiHidden="1"/>
+    <w:lsdException w:name="No Spacing" w:uiPriority="1" w:qFormat="1"/>
+    <w:lsdException w:name="Light Shading" w:uiPriority="60"/>
+    <w:lsdException w:name="Light List" w:uiPriority="61"/>
+    <w:lsdException w:name="Light Grid" w:uiPriority="62"/>
+    <w:lsdException w:name="Medium Shading 1" w:uiPriority="63"/>
+    <w:lsdException w:name="Medium Shading 2" w:uiPriority="64"/>
+    <w:lsdException w:name="Medium List 1" w:uiPriority="65"/>
+    <w:lsdException w:name="Medium List 2" w:uiPriority="66"/>
+    <w:lsdException w:name="Medium Grid 1" w:uiPriority="67"/>
+    <w:lsdException w:name="Medium Grid 2" w:uiPriority="68"/>
+    <w:lsdException w:name="Medium Grid 3" w:uiPriority="69"/>
+    <w:lsdException w:name="Dark List" w:uiPriority="70"/>
+    <w:lsdException w:name="Colorful Shading" w:uiPriority="71"/>
+    <w:lsdException w:name="Colorful List" w:uiPriority="72"/>
+    <w:lsdException w:name="Colorful Grid" w:uiPriority="73"/>
+    <w:lsdException w:name="Light Shading Accent 1" w:uiPriority="60"/>
+    <w:lsdException w:name="Light List Accent 1" w:uiPriority="61"/>
+    <w:lsdException w:name="Light Grid Accent 1" w:uiPriority="62"/>
+    <w:lsdException w:name="Medium Shading 1 Accent 1" w:uiPriority="63"/>
+    <w:lsdException w:name="Medium Shading 2 Accent 1" w:uiPriority="64"/>
+    <w:lsdException w:name="Medium List 1 Accent 1" w:uiPriority="65"/>
+    <w:lsdException w:name="Revision" w:semiHidden="1"/>
+    <w:lsdException w:name="List Paragraph" w:uiPriority="34" w:qFormat="1"/>
+    <w:lsdException w:name="Quote" w:uiPriority="29" w:qFormat="1"/>
+    <w:lsdException w:name="Intense Quote" w:uiPriority="30" w:qFormat="1"/>
+    <w:lsdException w:name="Medium List 2 Accent 1" w:uiPriority="66"/>
+    <w:lsdException w:name="Medium Grid 1 Accent 1" w:uiPriority="67"/>
+    <w:lsdException w:name="Medium Grid 2 Accent 1" w:uiPriority="68"/>
+    <w:lsdException w:name="Medium Grid 3 Accent 1" w:uiPriority="69"/>
+    <w:lsdException w:name="Dark List Accent 1" w:uiPriority="70"/>
+    <w:lsdException w:name="Colorful Shading Accent 1" w:uiPriority="71"/>
+    <w:lsdException w:name="Colorful List Accent 1" w:uiPriority="72"/>
+    <w:lsdException w:name="Colorful Grid Accent 1" w:uiPriority="73"/>
+    <w:lsdException w:name="Light Shading Accent 2" w:uiPriority="60"/>
+    <w:lsdException w:name="Light List Accent 2" w:uiPriority="61"/>
+    <w:lsdException w:name="Light Grid Accent 2" w:uiPriority="62"/>
+    <w:lsdException w:name="Medium Shading 1 Accent 2" w:uiPriority="63"/>
+    <w:lsdException w:name="Medium Shading 2 Accent 2" w:uiPriority="64"/>
+    <w:lsdException w:name="Medium List 1 Accent 2" w:uiPriority="65"/>
+    <w:lsdException w:name="Medium List 2 Accent 2" w:uiPriority="66"/>
+    <w:lsdException w:name="Medium Grid 1 Accent 2" w:uiPriority="67"/>
+    <w:lsdException w:name="Medium Grid 2 Accent 2" w:uiPriority="68"/>
+    <w:lsdException w:name="Medium Grid 3 Accent 2" w:uiPriority="69"/>
+    <w:lsdException w:name="Dark List Accent 2" w:uiPriority="70"/>
+    <w:lsdException w:name="Colorful Shading Accent 2" w:uiPriority="71"/>
+    <w:lsdException w:name="Colorful List Accent 2" w:uiPriority="72"/>
+    <w:lsdException w:name="Colorful Grid Accent 2" w:uiPriority="73"/>
+    <w:lsdException w:name="Light Shading Accent 3" w:uiPriority="60"/>
+    <w:lsdException w:name="Light List Accent 3" w:uiPriority="61"/>
+    <w:lsdException w:name="Light Grid Accent 3" w:uiPriority="62"/>
+    <w:lsdException w:name="Medium Shading 1 Accent 3" w:uiPriority="63"/>
+    <w:lsdException w:name="Medium Shading 2 Accent 3" w:uiPriority="64"/>
+    <w:lsdException w:name="Medium List 1 Accent 3" w:uiPriority="65"/>
+    <w:lsdException w:name="Medium List 2 Accent 3" w:uiPriority="66"/>
+    <w:lsdException w:name="Medium Grid 1 Accent 3" w:uiPriority="67"/>
+    <w:lsdException w:name="Medium Grid 2 Accent 3" w:uiPriority="68"/>
+    <w:lsdException w:name="Medium Grid 3 Accent 3" w:uiPriority="69"/>
+    <w:lsdException w:name="Dark List Accent 3" w:uiPriority="70"/>
+    <w:lsdException w:name="Colorful Shading Accent 3" w:uiPriority="71"/>
+    <w:lsdException w:name="Colorful List Accent 3" w:uiPriority="72"/>
+    <w:lsdException w:name="Colorful Grid Accent 3" w:uiPriority="73"/>
+    <w:lsdException w:name="Light Shading Accent 4" w:uiPriority="60"/>
+    <w:lsdException w:name="Light List Accent 4" w:uiPriority="61"/>
+    <w:lsdException w:name="Light Grid Accent 4" w:uiPriority="62"/>
+    <w:lsdException w:name="Medium Shading 1 Accent 4" w:uiPriority="63"/>
+    <w:lsdException w:name="Medium Shading 2 Accent 4" w:uiPriority="64"/>
+    <w:lsdException w:name="Medium List 1 Accent 4" w:uiPriority="65"/>
+    <w:lsdException w:name="Medium List 2 Accent 4" w:uiPriority="66"/>
+    <w:lsdException w:name="Medium Grid 1 Accent 4" w:uiPriority="67"/>
+    <w:lsdException w:name="Medium Grid 2 Accent 4" w:uiPriority="68"/>
+    <w:lsdException w:name="Medium Grid 3 Accent 4" w:uiPriority="69"/>
+    <w:lsdException w:name="Dark List Accent 4" w:uiPriority="70"/>
+    <w:lsdException w:name="Colorful Shading Accent 4" w:uiPriority="71"/>
+    <w:lsdException w:name="Colorful List Accent 4" w:uiPriority="72"/>
+    <w:lsdException w:name="Colorful Grid Accent 4" w:uiPriority="73"/>
+    <w:lsdException w:name="Light Shading Accent 5" w:uiPriority="60"/>
+    <w:lsdException w:name="Light List Accent 5" w:uiPriority="61"/>
+    <w:lsdException w:name="Light Grid Accent 5" w:uiPriority="62"/>
+    <w:lsdException w:name="Medium Shading 1 Accent 5" w:uiPriority="63"/>
+    <w:lsdException w:name="Medium Shading 2 Accent 5" w:uiPriority="64"/>
+    <w:lsdException w:name="Medium List 1 Accent 5" w:uiPriority="65"/>
+    <w:lsdException w:name="Medium List 2 Accent 5" w:uiPriority="66"/>
+    <w:lsdException w:name="Medium Grid 1 Accent 5" w:uiPriority="67"/>
+    <w:lsdException w:name="Medium Grid 2 Accent 5" w:uiPriority="68"/>
+    <w:lsdException w:name="Medium Grid 3 Accent 5" w:uiPriority="69"/>
+    <w:lsdException w:name="Dark List Accent 5" w:uiPriority="70"/>
+    <w:lsdException w:name="Colorful Shading Accent 5" w:uiPriority="71"/>
+    <w:lsdException w:name="Colorful List Accent 5" w:uiPriority="72"/>
+    <w:lsdException w:name="Colorful Grid Accent 5" w:uiPriority="73"/>
+    <w:lsdException w:name="Light Shading Accent 6" w:uiPriority="60"/>
+    <w:lsdException w:name="Light List Accent 6" w:uiPriority="61"/>
+    <w:lsdException w:name="Light Grid Accent 6" w:uiPriority="62"/>
+    <w:lsdException w:name="Medium Shading 1 Accent 6" w:uiPriority="63"/>
+    <w:lsdException w:name="Medium Shading 2 Accent 6" w:uiPriority="64"/>
+    <w:lsdException w:name="Medium List 1 Accent 6" w:uiPriority="65"/>
+    <w:lsdException w:name="Medium List 2 Accent 6" w:uiPriority="66"/>
+    <w:lsdException w:name="Medium Grid 1 Accent 6" w:uiPriority="67"/>
+    <w:lsdException w:name="Medium Grid 2 Accent 6" w:uiPriority="68"/>
+    <w:lsdException w:name="Medium Grid 3 Accent 6" w:uiPriority="69"/>
+    <w:lsdException w:name="Dark List Accent 6" w:uiPriority="70"/>
+    <w:lsdException w:name="Colorful Shading Accent 6" w:uiPriority="71"/>
+    <w:lsdException w:name="Colorful List Accent 6" w:uiPriority="72"/>
+    <w:lsdException w:name="Colorful Grid Accent 6" w:uiPriority="73"/>
+    <w:lsdException w:name="Subtle Emphasis" w:uiPriority="19" w:qFormat="1"/>
+    <w:lsdException w:name="Intense Emphasis" w:uiPriority="21" w:qFormat="1"/>
+    <w:lsdException w:name="Subtle Reference" w:uiPriority="31" w:qFormat="1"/>
+    <w:lsdException w:name="Intense Reference" w:uiPriority="32" w:qFormat="1"/>
+    <w:lsdException w:name="Book Title" w:uiPriority="33" w:qFormat="1"/>
+    <w:lsdException w:name="Bibliography" w:semiHidden="1" w:uiPriority="37" w:unhideWhenUsed="1"/>
+    <w:lsdException w:name="TOC Heading" w:semiHidden="1" w:uiPriority="39" w:unhideWhenUsed="1" w:qFormat="1"/>
+    <w:lsdException w:name="Plain Table 1" w:uiPriority="41"/>
+    <w:lsdException w:name="Plain Table 2" w:uiPriority="42"/>
+    <w:lsdException w:name="Plain Table 3" w:uiPriority="43"/>
+    <w:lsdException w:name="Plain Table 4" w:uiPriority="44"/>
+    <w:lsdException w:name="Plain Table 5" w:uiPriority="45"/>
+    <w:lsdException w:name="Grid Table Light" w:uiPriority="40"/>
+    <w:lsdException w:name="Grid Table 1 Light" w:uiPriority="46"/>
+    <w:lsdException w:name="Grid Table 2" w:uiPriority="47"/>
+    <w:lsdException w:name="Grid Table 3" w:uiPriority="48"/>
+    <w:lsdException w:name="Grid Table 4" w:uiPriority="49"/>
+    <w:lsdException w:name="Grid Table 5 Dark" w:uiPriority="50"/>
+    <w:lsdException w:name="Grid Table 6 Colorful" w:uiPriority="51"/>
+    <w:lsdException w:name="Grid Table 7 Colorful" w:uiPriority="52"/>
+    <w:lsdException w:name="Grid Table 1 Light Accent 1" w:uiPriority="46"/>
+    <w:lsdException w:name="Grid Table 2 Accent 1" w:uiPriority="47"/>
+    <w:lsdException w:name="Grid Table 3 Accent 1" w:uiPriority="48"/>
+    <w:lsdException w:name="Grid Table 4 Accent 1" w:uiPriority="49"/>
+    <w:lsdException w:name="Grid Table 5 Dark Accent 1" w:uiPriority="50"/>
+    <w:lsdException w:name="Grid Table 6 Colorful Accent 1" w:uiPriority="51"/>
+    <w:lsdException w:name="Grid Table 7 Colorful Accent 1" w:uiPriority="52"/>
+    <w:lsdException w:name="Grid Table 1 Light Accent 2" w:uiPriority="46"/>
+    <w:lsdException w:name="Grid Table 2 Accent 2" w:uiPriority="47"/>
+    <w:lsdException w:name="Grid Table 3 Accent 2" w:uiPriority="48"/>
+    <w:lsdException w:name="Grid Table 4 Accent 2" w:uiPriority="49"/>
+    <w:lsdException w:name="Grid Table 5 Dark Accent 2" w:uiPriority="50"/>
+    <w:lsdException w:name="Grid Table 6 Colorful Accent 2" w:uiPriority="51"/>
+    <w:lsdException w:name="Grid Table 7 Colorful Accent 2" w:uiPriority="52"/>
+    <w:lsdException w:name="Grid Table 1 Light Accent 3" w:uiPriority="46"/>
+    <w:lsdException w:name="Grid Table 2 Accent 3" w:uiPriority="47"/>
+    <w:lsdException w:name="Grid Table 3 Accent 3" w:uiPriority="48"/>
+    <w:lsdException w:name="Grid Table 4 Accent 3" w:uiPriority="49"/>
+    <w:lsdException w:name="Grid Table 5 Dark Accent 3" w:uiPriority="50"/>
+    <w:lsdException w:name="Grid Table 6 Colorful Accent 3" w:uiPriority="51"/>
+    <w:lsdException w:name="Grid Table 7 Colorful Accent 3" w:uiPriority="52"/>
+    <w:lsdException w:name="Grid Table 1 Light Accent 4" w:uiPriority="46"/>
+    <w:lsdException w:name="Grid Table 2 Accent 4" w:uiPriority="47"/>
+    <w:lsdException w:name="Grid Table 3 Accent 4" w:uiPriority="48"/>
+    <w:lsdException w:name="Grid Table 4 Accent 4" w:uiPriority="49"/>
+    <w:lsdException w:name="Grid Table 5 Dark Accent 4" w:uiPriority="50"/>
+    <w:lsdException w:name="Grid Table 6 Colorful Accent 4" w:uiPriority="51"/>
+    <w:lsdException w:name="Grid Table 7 Colorful Accent 4" w:uiPriority="52"/>
+    <w:lsdException w:name="Grid Table 1 Light Accent 5" w:uiPriority="46"/>
+    <w:lsdException w:name="Grid Table 2 Accent 5" w:uiPriority="47"/>
+    <w:lsdException w:name="Grid Table 3 Accent 5" w:uiPriority="48"/>
+    <w:lsdException w:name="Grid Table 4 Accent 5" w:uiPriority="49"/>
+    <w:lsdException w:name="Grid Table 5 Dark Accent 5" w:uiPriority="50"/>
+    <w:lsdException w:name="Grid Table 6 Colorful Accent 5" w:uiPriority="51"/>
+    <w:lsdException w:name="Grid Table 7 Colorful Accent 5" w:uiPriority="52"/>
+    <w:lsdException w:name="Grid Table 1 Light Accent 6" w:uiPriority="46"/>
+    <w:lsdException w:name="Grid Table 2 Accent 6" w:uiPriority="47"/>
+    <w:lsdException w:name="Grid Table 3 Accent 6" w:uiPriority="48"/>
+    <w:lsdException w:name="Grid Table 4 Accent 6" w:uiPriority="49"/>
+    <w:lsdException w:name="Grid Table 5 Dark Accent 6" w:uiPriority="50"/>
+    <w:lsdException w:name="Grid Table 6 Colorful Accent 6" w:uiPriority="51"/>
+    <w:lsdException w:name="Grid Table 7 Colorful Accent 6" w:uiPriority="52"/>
+    <w:lsdException w:name="List Table 1 Light" w:uiPriority="46"/>
+    <w:lsdException w:name="List Table 2" w:uiPriority="47"/>
+    <w:lsdException w:name="List Table 3" w:uiPriority="48"/>
+    <w:lsdException w:name="List Table 4" w:uiPriority="49"/>
+    <w:lsdException w:name="List Table 5 Dark" w:uiPriority="50"/>
+    <w:lsdException w:name="List Table 6 Colorful" w:uiPriority="51"/>
+    <w:lsdException w:name="List Table 7 Colorful" w:uiPriority="52"/>
+    <w:lsdException w:name="List Table 1 Light Accent 1" w:uiPriority="46"/>
+    <w:lsdException w:name="List Table 2 Accent 1" w:uiPriority="47"/>
+    <w:lsdException w:name="List Table 3 Accent 1" w:uiPriority="48"/>
+    <w:lsdException w:name="List Table 4 Accent 1" w:uiPriority="49"/>
+    <w:lsdException w:name="List Table 5 Dark Accent 1" w:uiPriority="50"/>
+    <w:lsdException w:name="List Table 6 Colorful Accent 1" w:uiPriority="51"/>
+    <w:lsdException w:name="List Table 7 Colorful Accent 1" w:uiPriority="52"/>
+    <w:lsdException w:name="List Table 1 Light Accent 2" w:uiPriority="46"/>
+    <w:lsdException w:name="List Table 2 Accent 2" w:uiPriority="47"/>
+    <w:lsdException w:name="List Table 3 Accent 2" w:uiPriority="48"/>
+    <w:lsdException w:name="List Table 4 Accent 2" w:uiPriority="49"/>
+    <w:lsdException w:name="List Table 5 Dark Accent 2" w:uiPriority="50"/>
+    <w:lsdException w:name="List Table 6 Colorful Accent 2" w:uiPriority="51"/>
+    <w:lsdException w:name="List Table 7 Colorful Accent 2" w:uiPriority="52"/>
+    <w:lsdException w:name="List Table 1 Light Accent 3" w:uiPriority="46"/>
+    <w:lsdException w:name="List Table 2 Accent 3" w:uiPriority="47"/>
+    <w:lsdException w:name="List Table 3 Accent 3" w:uiPriority="48"/>
+    <w:lsdException w:name="List Table 4 Accent 3" w:uiPriority="49"/>
+    <w:lsdException w:name="List Table 5 Dark Accent 3" w:uiPriority="50"/>
+    <w:lsdException w:name="List Table 6 Colorful Accent 3" w:uiPriority="51"/>
+    <w:lsdException w:name="List Table 7 Colorful Accent 3" w:uiPriority="52"/>
+    <w:lsdException w:name="List Table 1 Light Accent 4" w:uiPriority="46"/>
+    <w:lsdException w:name="List Table 2 Accent 4" w:uiPriority="47"/>
+    <w:lsdException w:name="List Table 3 Accent 4" w:uiPriority="48"/>
+    <w:lsdException w:name="List Table 4 Accent 4" w:uiPriority="49"/>
+    <w:lsdException w:name="List Table 5 Dark Accent 4" w:uiPriority="50"/>
+    <w:lsdException w:name="List Table 6 Colorful Accent 4" w:uiPriority="51"/>
+    <w:lsdException w:name="List Table 7 Colorful Accent 4" w:uiPriority="52"/>
+    <w:lsdException w:name="List Table 1 Light Accent 5" w:uiPriority="46"/>
+    <w:lsdException w:name="List Table 2 Accent 5" w:uiPriority="47"/>
+    <w:lsdException w:name="List Table 3 Accent 5" w:uiPriority="48"/>
+    <w:lsdException w:name="List Table 4 Accent 5" w:uiPriority="49"/>
+    <w:lsdException w:name="List Table 5 Dark Accent 5" w:uiPriority="50"/>
+    <w:lsdException w:name="List Table 6 Colorful Accent 5" w:uiPriority="51"/>
+    <w:lsdException w:name="List Table 7 Colorful Accent 5" w:uiPriority="52"/>
+    <w:lsdException w:name="List Table 1 Light Accent 6" w:uiPriority="46"/>
+    <w:lsdException w:name="List Table 2 Accent 6" w:uiPriority="47"/>
+    <w:lsdException w:name="List Table 3 Accent 6" w:uiPriority="48"/>
+    <w:lsdException w:name="List Table 4 Accent 6" w:uiPriority="49"/>
+    <w:lsdException w:name="List Table 5 Dark Accent 6" w:uiPriority="50"/>
+    <w:lsdException w:name="List Table 6 Colorful Accent 6" w:uiPriority="51"/>
+    <w:lsdException w:name="List Table 7 Colorful Accent 6" w:uiPriority="52"/>
+    <w:lsdException w:name="Mention" w:semiHidden="1" w:unhideWhenUsed="1"/>
+    <w:lsdException w:name="Smart Hyperlink" w:semiHidden="1" w:unhideWhenUsed="1"/>
+    <w:lsdException w:name="Hashtag" w:semiHidden="1" w:unhideWhenUsed="1"/>
+    <w:lsdException w:name="Unresolved Mention" w:semiHidden="1" w:unhideWhenUsed="1"/>
+    <w:lsdException w:name="Smart Link" w:semiHidden="1" w:unhideWhenUsed="1"/>
+  </w:latentStyles>
+  <w:style w:type="paragraph" w:default="1" w:styleId="Normal">
     <w:name w:val="Normal"/>
     <w:qFormat/>
-    <w:pPr/>
-    <w:rPr/>
   </w:style>
-  <w:style w:type="paragraph" w:styleId="P1">
-    <w:name w:val="Heading 1"/>
-    <w:basedOn w:val="P0"/>
-    <w:next w:val="P0"/>
-    <w:link w:val="C3"/>
+  <w:style w:type="paragraph" w:styleId="Heading1">
+    <w:name w:val="heading 1"/>
+    <w:basedOn w:val="Normal"/>
+    <w:next w:val="Normal"/>
+    <w:link w:val="Heading1Char"/>
+    <w:uiPriority w:val="9"/>
     <w:qFormat/>
+    <w:rsid w:val="00F10115"/>
     <w:pPr>
-      <w:keepNext w:val="1"/>
-      <w:keepLines w:val="1"/>
-      <w:spacing w:before="360" w:after="80" w:beforeAutospacing="0" w:afterAutospacing="0"/>
+      <w:keepNext/>
+      <w:keepLines/>
+      <w:spacing w:before="360" w:after="80"/>
       <w:outlineLvl w:val="0"/>
     </w:pPr>
     <w:rPr>
-      <w:rFonts w:asciiTheme="majorHAnsi" w:hAnsiTheme="majorHAnsi" w:cstheme="majorBidi" w:eastAsiaTheme="majorEastAsia"/>
-      <w:color w:val="104861" w:themeColor="accent1" w:themeShade="BF"/>
+      <w:rFonts w:asciiTheme="majorHAnsi" w:eastAsiaTheme="majorEastAsia" w:hAnsiTheme="majorHAnsi" w:cstheme="majorBidi"/>
+      <w:color w:val="0F4761" w:themeColor="accent1" w:themeShade="BF"/>
       <w:sz w:val="40"/>
       <w:szCs w:val="40"/>
     </w:rPr>
   </w:style>
-  <w:style w:type="paragraph" w:styleId="P2">
-    <w:name w:val="Heading 2"/>
-    <w:basedOn w:val="P0"/>
-    <w:next w:val="P0"/>
-    <w:link w:val="C4"/>
+  <w:style w:type="paragraph" w:styleId="Heading2">
+    <w:name w:val="heading 2"/>
+    <w:basedOn w:val="Normal"/>
+    <w:next w:val="Normal"/>
+    <w:link w:val="Heading2Char"/>
+    <w:uiPriority w:val="9"/>
     <w:semiHidden/>
+    <w:unhideWhenUsed/>
     <w:qFormat/>
+    <w:rsid w:val="00F10115"/>
     <w:pPr>
-      <w:keepNext w:val="1"/>
-      <w:keepLines w:val="1"/>
-      <w:spacing w:before="160" w:after="80" w:beforeAutospacing="0" w:afterAutospacing="0"/>
+      <w:keepNext/>
+      <w:keepLines/>
+      <w:spacing w:before="160" w:after="80"/>
       <w:outlineLvl w:val="1"/>
     </w:pPr>
     <w:rPr>
-      <w:rFonts w:asciiTheme="majorHAnsi" w:hAnsiTheme="majorHAnsi" w:cstheme="majorBidi" w:eastAsiaTheme="majorEastAsia"/>
-      <w:color w:val="104861" w:themeColor="accent1" w:themeShade="BF"/>
+      <w:rFonts w:asciiTheme="majorHAnsi" w:eastAsiaTheme="majorEastAsia" w:hAnsiTheme="majorHAnsi" w:cstheme="majorBidi"/>
+      <w:color w:val="0F4761" w:themeColor="accent1" w:themeShade="BF"/>
       <w:sz w:val="32"/>
       <w:szCs w:val="32"/>
     </w:rPr>
   </w:style>
-  <w:style w:type="paragraph" w:styleId="P3">
-    <w:name w:val="Heading 3"/>
-    <w:basedOn w:val="P0"/>
-    <w:next w:val="P0"/>
-    <w:link w:val="C5"/>
+  <w:style w:type="paragraph" w:styleId="Heading3">
+    <w:name w:val="heading 3"/>
+    <w:basedOn w:val="Normal"/>
+    <w:next w:val="Normal"/>
+    <w:link w:val="Heading3Char"/>
+    <w:uiPriority w:val="9"/>
     <w:semiHidden/>
+    <w:unhideWhenUsed/>
     <w:qFormat/>
+    <w:rsid w:val="00F10115"/>
     <w:pPr>
-      <w:keepNext w:val="1"/>
-      <w:keepLines w:val="1"/>
-      <w:spacing w:before="160" w:after="80" w:beforeAutospacing="0" w:afterAutospacing="0"/>
+      <w:keepNext/>
+      <w:keepLines/>
+      <w:spacing w:before="160" w:after="80"/>
       <w:outlineLvl w:val="2"/>
     </w:pPr>
     <w:rPr>
-      <w:rFonts w:cstheme="majorBidi" w:eastAsiaTheme="majorEastAsia"/>
-      <w:color w:val="104861" w:themeColor="accent1" w:themeShade="BF"/>
+      <w:rFonts w:eastAsiaTheme="majorEastAsia" w:cstheme="majorBidi"/>
+      <w:color w:val="0F4761" w:themeColor="accent1" w:themeShade="BF"/>
       <w:sz w:val="28"/>
       <w:szCs w:val="28"/>
     </w:rPr>
   </w:style>
-  <w:style w:type="paragraph" w:styleId="P4">
-    <w:name w:val="Heading 4"/>
-    <w:basedOn w:val="P0"/>
-    <w:next w:val="P0"/>
-    <w:link w:val="C6"/>
+  <w:style w:type="paragraph" w:styleId="Heading4">
+    <w:name w:val="heading 4"/>
+    <w:basedOn w:val="Normal"/>
+    <w:next w:val="Normal"/>
+    <w:link w:val="Heading4Char"/>
+    <w:uiPriority w:val="9"/>
     <w:semiHidden/>
+    <w:unhideWhenUsed/>
     <w:qFormat/>
+    <w:rsid w:val="00F10115"/>
     <w:pPr>
-      <w:keepNext w:val="1"/>
-      <w:keepLines w:val="1"/>
-      <w:spacing w:before="80" w:after="40" w:beforeAutospacing="0" w:afterAutospacing="0"/>
+      <w:keepNext/>
+      <w:keepLines/>
+      <w:spacing w:before="80" w:after="40"/>
       <w:outlineLvl w:val="3"/>
     </w:pPr>
     <w:rPr>
-      <w:rFonts w:cstheme="majorBidi" w:eastAsiaTheme="majorEastAsia"/>
-      <w:i w:val="1"/>
-      <w:iCs w:val="1"/>
-      <w:color w:val="104861" w:themeColor="accent1" w:themeShade="BF"/>
+      <w:rFonts w:eastAsiaTheme="majorEastAsia" w:cstheme="majorBidi"/>
+      <w:i/>
+      <w:iCs/>
+      <w:color w:val="0F4761" w:themeColor="accent1" w:themeShade="BF"/>
     </w:rPr>
   </w:style>
-  <w:style w:type="paragraph" w:styleId="P5">
-    <w:name w:val="Heading 5"/>
-    <w:basedOn w:val="P0"/>
-    <w:next w:val="P0"/>
-    <w:link w:val="C7"/>
+  <w:style w:type="paragraph" w:styleId="Heading5">
+    <w:name w:val="heading 5"/>
+    <w:basedOn w:val="Normal"/>
+    <w:next w:val="Normal"/>
+    <w:link w:val="Heading5Char"/>
+    <w:uiPriority w:val="9"/>
     <w:semiHidden/>
+    <w:unhideWhenUsed/>
     <w:qFormat/>
+    <w:rsid w:val="00F10115"/>
     <w:pPr>
-      <w:keepNext w:val="1"/>
-      <w:keepLines w:val="1"/>
-      <w:spacing w:before="80" w:after="40" w:beforeAutospacing="0" w:afterAutospacing="0"/>
+      <w:keepNext/>
+      <w:keepLines/>
+      <w:spacing w:before="80" w:after="40"/>
       <w:outlineLvl w:val="4"/>
     </w:pPr>
     <w:rPr>
-      <w:rFonts w:cstheme="majorBidi" w:eastAsiaTheme="majorEastAsia"/>
-      <w:color w:val="104861" w:themeColor="accent1" w:themeShade="BF"/>
+      <w:rFonts w:eastAsiaTheme="majorEastAsia" w:cstheme="majorBidi"/>
+      <w:color w:val="0F4761" w:themeColor="accent1" w:themeShade="BF"/>
     </w:rPr>
   </w:style>
-  <w:style w:type="paragraph" w:styleId="P6">
-    <w:name w:val="Heading 6"/>
-    <w:basedOn w:val="P0"/>
-    <w:next w:val="P0"/>
-    <w:link w:val="C8"/>
+  <w:style w:type="paragraph" w:styleId="Heading6">
+    <w:name w:val="heading 6"/>
+    <w:basedOn w:val="Normal"/>
+    <w:next w:val="Normal"/>
+    <w:link w:val="Heading6Char"/>
+    <w:uiPriority w:val="9"/>
     <w:semiHidden/>
+    <w:unhideWhenUsed/>
     <w:qFormat/>
+    <w:rsid w:val="00F10115"/>
     <w:pPr>
-      <w:keepNext w:val="1"/>
-      <w:keepLines w:val="1"/>
-      <w:spacing w:before="40" w:after="0" w:beforeAutospacing="0" w:afterAutospacing="0"/>
+      <w:keepNext/>
+      <w:keepLines/>
+      <w:spacing w:before="40" w:after="0"/>
       <w:outlineLvl w:val="5"/>
     </w:pPr>
     <w:rPr>
-      <w:rFonts w:cstheme="majorBidi" w:eastAsiaTheme="majorEastAsia"/>
-      <w:i w:val="1"/>
-      <w:iCs w:val="1"/>
+      <w:rFonts w:eastAsiaTheme="majorEastAsia" w:cstheme="majorBidi"/>
+      <w:i/>
+      <w:iCs/>
       <w:color w:val="595959" w:themeColor="text1" w:themeTint="A6"/>
     </w:rPr>
   </w:style>
-  <w:style w:type="paragraph" w:styleId="P7">
-    <w:name w:val="Heading 7"/>
-    <w:basedOn w:val="P0"/>
-    <w:next w:val="P0"/>
-    <w:link w:val="C9"/>
+  <w:style w:type="paragraph" w:styleId="Heading7">
+    <w:name w:val="heading 7"/>
+    <w:basedOn w:val="Normal"/>
+    <w:next w:val="Normal"/>
+    <w:link w:val="Heading7Char"/>
+    <w:uiPriority w:val="9"/>
     <w:semiHidden/>
+    <w:unhideWhenUsed/>
     <w:qFormat/>
+    <w:rsid w:val="00F10115"/>
     <w:pPr>
-      <w:keepNext w:val="1"/>
-      <w:keepLines w:val="1"/>
-      <w:spacing w:before="40" w:after="0" w:beforeAutospacing="0" w:afterAutospacing="0"/>
+      <w:keepNext/>
+      <w:keepLines/>
+      <w:spacing w:before="40" w:after="0"/>
       <w:outlineLvl w:val="6"/>
     </w:pPr>
     <w:rPr>
-      <w:rFonts w:cstheme="majorBidi" w:eastAsiaTheme="majorEastAsia"/>
+      <w:rFonts w:eastAsiaTheme="majorEastAsia" w:cstheme="majorBidi"/>
       <w:color w:val="595959" w:themeColor="text1" w:themeTint="A6"/>
     </w:rPr>
   </w:style>
-  <w:style w:type="paragraph" w:styleId="P8">
-    <w:name w:val="Heading 8"/>
-    <w:basedOn w:val="P0"/>
-    <w:next w:val="P0"/>
-    <w:link w:val="C10"/>
+  <w:style w:type="paragraph" w:styleId="Heading8">
+    <w:name w:val="heading 8"/>
+    <w:basedOn w:val="Normal"/>
+    <w:next w:val="Normal"/>
+    <w:link w:val="Heading8Char"/>
+    <w:uiPriority w:val="9"/>
     <w:semiHidden/>
+    <w:unhideWhenUsed/>
     <w:qFormat/>
+    <w:rsid w:val="00F10115"/>
     <w:pPr>
-      <w:keepNext w:val="1"/>
-      <w:keepLines w:val="1"/>
-      <w:spacing w:after="0" w:beforeAutospacing="0" w:afterAutospacing="0"/>
+      <w:keepNext/>
+      <w:keepLines/>
+      <w:spacing w:after="0"/>
       <w:outlineLvl w:val="7"/>
     </w:pPr>
     <w:rPr>
-      <w:rFonts w:cstheme="majorBidi" w:eastAsiaTheme="majorEastAsia"/>
-      <w:i w:val="1"/>
-      <w:iCs w:val="1"/>
+      <w:rFonts w:eastAsiaTheme="majorEastAsia" w:cstheme="majorBidi"/>
+      <w:i/>
+      <w:iCs/>
       <w:color w:val="272727" w:themeColor="text1" w:themeTint="D8"/>
     </w:rPr>
   </w:style>
-  <w:style w:type="paragraph" w:styleId="P9">
-    <w:name w:val="Heading 9"/>
-    <w:basedOn w:val="P0"/>
-    <w:next w:val="P0"/>
-    <w:link w:val="C11"/>
+  <w:style w:type="paragraph" w:styleId="Heading9">
+    <w:name w:val="heading 9"/>
+    <w:basedOn w:val="Normal"/>
+    <w:next w:val="Normal"/>
+    <w:link w:val="Heading9Char"/>
+    <w:uiPriority w:val="9"/>
     <w:semiHidden/>
+    <w:unhideWhenUsed/>
     <w:qFormat/>
+    <w:rsid w:val="00F10115"/>
     <w:pPr>
-      <w:keepNext w:val="1"/>
-      <w:keepLines w:val="1"/>
-      <w:spacing w:after="0" w:beforeAutospacing="0" w:afterAutospacing="0"/>
+      <w:keepNext/>
+      <w:keepLines/>
+      <w:spacing w:after="0"/>
       <w:outlineLvl w:val="8"/>
     </w:pPr>
     <w:rPr>
-      <w:rFonts w:cstheme="majorBidi" w:eastAsiaTheme="majorEastAsia"/>
+      <w:rFonts w:eastAsiaTheme="majorEastAsia" w:cstheme="majorBidi"/>
       <w:color w:val="272727" w:themeColor="text1" w:themeTint="D8"/>
     </w:rPr>
   </w:style>
-  <w:style w:type="paragraph" w:styleId="P10">
-    <w:name w:val="Title"/>
-    <w:basedOn w:val="P0"/>
-    <w:next w:val="P0"/>
-    <w:link w:val="C12"/>
-    <w:qFormat/>
-    <w:pPr>
-      <w:spacing w:lineRule="auto" w:line="240" w:after="80" w:beforeAutospacing="0" w:afterAutospacing="0"/>
-      <w:contextualSpacing w:val="1"/>
-    </w:pPr>
-    <w:rPr>
-      <w:rFonts w:asciiTheme="majorHAnsi" w:hAnsiTheme="majorHAnsi" w:cstheme="majorBidi" w:eastAsiaTheme="majorEastAsia"/>
-      <w:sz w:val="56"/>
-      <w:szCs w:val="56"/>
-      <w:spacing w:val="-10"/>
-      <w:kern w:val="28"/>
-    </w:rPr>
+  <w:style w:type="character" w:default="1" w:styleId="DefaultParagraphFont">
+    <w:name w:val="Default Paragraph Font"/>
+    <w:uiPriority w:val="1"/>
+    <w:semiHidden/>
+    <w:unhideWhenUsed/>
   </w:style>
-  <w:style w:type="paragraph" w:styleId="P11">
-    <w:name w:val="Subtitle"/>
-    <w:basedOn w:val="P0"/>
-    <w:next w:val="P0"/>
-    <w:link w:val="C13"/>
-    <w:qFormat/>
-    <w:pPr/>
-    <w:rPr>
-      <w:rFonts w:cstheme="majorBidi" w:eastAsiaTheme="majorEastAsia"/>
-      <w:color w:val="595959" w:themeColor="text1" w:themeTint="A6"/>
-      <w:sz w:val="28"/>
-      <w:szCs w:val="28"/>
-      <w:spacing w:val="15"/>
-    </w:rPr>
-  </w:style>
-  <w:style w:type="paragraph" w:styleId="P12">
-    <w:name w:val="Quote"/>
-    <w:basedOn w:val="P0"/>
-    <w:next w:val="P0"/>
-    <w:link w:val="C14"/>
-    <w:qFormat/>
-    <w:pPr>
-      <w:spacing w:before="160" w:beforeAutospacing="0" w:afterAutospacing="0"/>
-      <w:jc w:val="center"/>
-    </w:pPr>
-    <w:rPr>
-      <w:i w:val="1"/>
-      <w:iCs w:val="1"/>
-      <w:color w:val="404040" w:themeColor="text1" w:themeTint="BF"/>
-    </w:rPr>
-  </w:style>
-  <w:style w:type="paragraph" w:styleId="P13">
-    <w:name w:val="List Paragraph"/>
-    <w:basedOn w:val="P0"/>
-    <w:qFormat/>
-    <w:pPr>
-      <w:ind w:left="720"/>
-      <w:contextualSpacing w:val="1"/>
-    </w:pPr>
-    <w:rPr/>
-  </w:style>
-  <w:style w:type="paragraph" w:styleId="P14">
-    <w:name w:val="Intense Quote"/>
-    <w:basedOn w:val="P0"/>
-    <w:next w:val="P0"/>
-    <w:link w:val="C16"/>
-    <w:qFormat/>
-    <w:pPr>
-      <w:pBdr>
-        <w:top w:val="single" w:sz="4" w:space="10" w:shadow="0" w:frame="0" w:color="104861" w:themeColor="accent1" w:themeShade="BF"/>
-        <w:left w:val="none" w:sz="0" w:space="0" w:shadow="0" w:frame="0" w:color="auto"/>
-        <w:bottom w:val="single" w:sz="4" w:space="10" w:shadow="0" w:frame="0" w:color="104861" w:themeColor="accent1" w:themeShade="BF"/>
-        <w:right w:val="none" w:sz="0" w:space="0" w:shadow="0" w:frame="0" w:color="auto"/>
-        <w:between w:val="none" w:sz="0" w:space="0" w:shadow="0" w:frame="0" w:color="auto"/>
-      </w:pBdr>
-      <w:spacing w:before="360" w:after="360" w:beforeAutospacing="0" w:afterAutospacing="0"/>
-      <w:ind w:left="864" w:right="864"/>
-      <w:jc w:val="center"/>
-    </w:pPr>
-    <w:rPr>
-      <w:i w:val="1"/>
-      <w:iCs w:val="1"/>
-      <w:color w:val="104861" w:themeColor="accent1" w:themeShade="BF"/>
-    </w:rPr>
-  </w:style>
-  <w:style w:type="character" w:styleId="C0" w:default="1">
-    <w:name w:val="Default Paragraph Font"/>
+  <w:style w:type="table" w:default="1" w:styleId="TableNormal">
+    <w:name w:val="Normal Table"/>
+    <w:uiPriority w:val="99"/>
     <w:semiHidden/>
-    <w:rPr/>
-  </w:style>
-  <w:style w:type="character" w:styleId="C1">
-    <w:name w:val="Line Number"/>
-    <w:basedOn w:val="C0"/>
-    <w:semiHidden/>
-    <w:rPr/>
-  </w:style>
-  <w:style w:type="character" w:styleId="C2">
-    <w:name w:val="Hyperlink"/>
-    <w:rPr>
-      <w:color w:val="0000FF"/>
-      <w:u w:val="single"/>
-    </w:rPr>
-  </w:style>
-  <w:style w:type="character" w:styleId="C3">
-    <w:name w:val="Heading 1 Char"/>
-    <w:basedOn w:val="C0"/>
-    <w:link w:val="P1"/>
-    <w:rPr>
-      <w:rFonts w:asciiTheme="majorHAnsi" w:hAnsiTheme="majorHAnsi" w:cstheme="majorBidi" w:eastAsiaTheme="majorEastAsia"/>
-      <w:color w:val="104861" w:themeColor="accent1" w:themeShade="BF"/>
-      <w:sz w:val="40"/>
-      <w:szCs w:val="40"/>
-    </w:rPr>
-  </w:style>
-  <w:style w:type="character" w:styleId="C4">
-    <w:name w:val="Heading 2 Char"/>
-    <w:basedOn w:val="C0"/>
-    <w:link w:val="P2"/>
-    <w:semiHidden/>
-    <w:rPr>
-      <w:rFonts w:asciiTheme="majorHAnsi" w:hAnsiTheme="majorHAnsi" w:cstheme="majorBidi" w:eastAsiaTheme="majorEastAsia"/>
-      <w:color w:val="104861" w:themeColor="accent1" w:themeShade="BF"/>
-      <w:sz w:val="32"/>
-      <w:szCs w:val="32"/>
-    </w:rPr>
-  </w:style>
-  <w:style w:type="character" w:styleId="C5">
-    <w:name w:val="Heading 3 Char"/>
-    <w:basedOn w:val="C0"/>
-    <w:link w:val="P3"/>
-    <w:semiHidden/>
-    <w:rPr>
-      <w:rFonts w:cstheme="majorBidi" w:eastAsiaTheme="majorEastAsia"/>
-      <w:color w:val="104861" w:themeColor="accent1" w:themeShade="BF"/>
-      <w:sz w:val="28"/>
-      <w:szCs w:val="28"/>
-    </w:rPr>
-  </w:style>
-  <w:style w:type="character" w:styleId="C6">
-    <w:name w:val="Heading 4 Char"/>
-    <w:basedOn w:val="C0"/>
-    <w:link w:val="P4"/>
-    <w:semiHidden/>
-    <w:rPr>
-      <w:rFonts w:cstheme="majorBidi" w:eastAsiaTheme="majorEastAsia"/>
-      <w:i w:val="1"/>
-      <w:iCs w:val="1"/>
-      <w:color w:val="104861" w:themeColor="accent1" w:themeShade="BF"/>
-    </w:rPr>
-  </w:style>
-  <w:style w:type="character" w:styleId="C7">
-    <w:name w:val="Heading 5 Char"/>
-    <w:basedOn w:val="C0"/>
-    <w:link w:val="P5"/>
-    <w:semiHidden/>
-    <w:rPr>
-      <w:rFonts w:cstheme="majorBidi" w:eastAsiaTheme="majorEastAsia"/>
-      <w:color w:val="104861" w:themeColor="accent1" w:themeShade="BF"/>
-    </w:rPr>
-  </w:style>
-  <w:style w:type="character" w:styleId="C8">
-    <w:name w:val="Heading 6 Char"/>
-    <w:basedOn w:val="C0"/>
-    <w:link w:val="P6"/>
-    <w:semiHidden/>
-    <w:rPr>
-      <w:rFonts w:cstheme="majorBidi" w:eastAsiaTheme="majorEastAsia"/>
-      <w:i w:val="1"/>
-      <w:iCs w:val="1"/>
-      <w:color w:val="595959" w:themeColor="text1" w:themeTint="A6"/>
-    </w:rPr>
-  </w:style>
-  <w:style w:type="character" w:styleId="C9">
-    <w:name w:val="Heading 7 Char"/>
-    <w:basedOn w:val="C0"/>
-    <w:link w:val="P7"/>
-    <w:semiHidden/>
-    <w:rPr>
-      <w:rFonts w:cstheme="majorBidi" w:eastAsiaTheme="majorEastAsia"/>
-      <w:color w:val="595959" w:themeColor="text1" w:themeTint="A6"/>
-    </w:rPr>
-  </w:style>
-  <w:style w:type="character" w:styleId="C10">
-    <w:name w:val="Heading 8 Char"/>
-    <w:basedOn w:val="C0"/>
-    <w:link w:val="P8"/>
-    <w:semiHidden/>
-    <w:rPr>
-      <w:rFonts w:cstheme="majorBidi" w:eastAsiaTheme="majorEastAsia"/>
-      <w:i w:val="1"/>
-      <w:iCs w:val="1"/>
-      <w:color w:val="272727" w:themeColor="text1" w:themeTint="D8"/>
-    </w:rPr>
-  </w:style>
-  <w:style w:type="character" w:styleId="C11">
-    <w:name w:val="Heading 9 Char"/>
-    <w:basedOn w:val="C0"/>
-    <w:link w:val="P9"/>
-    <w:semiHidden/>
-    <w:rPr>
-      <w:rFonts w:cstheme="majorBidi" w:eastAsiaTheme="majorEastAsia"/>
-      <w:color w:val="272727" w:themeColor="text1" w:themeTint="D8"/>
-    </w:rPr>
-  </w:style>
-  <w:style w:type="character" w:styleId="C12">
-    <w:name w:val="Title Char"/>
-    <w:basedOn w:val="C0"/>
-    <w:link w:val="P10"/>
-    <w:rPr>
-      <w:rFonts w:asciiTheme="majorHAnsi" w:hAnsiTheme="majorHAnsi" w:cstheme="majorBidi" w:eastAsiaTheme="majorEastAsia"/>
-      <w:sz w:val="56"/>
-      <w:szCs w:val="56"/>
-      <w:spacing w:val="-10"/>
-      <w:kern w:val="28"/>
-    </w:rPr>
-  </w:style>
-  <w:style w:type="character" w:styleId="C13">
-    <w:name w:val="Subtitle Char"/>
-    <w:basedOn w:val="C0"/>
-    <w:link w:val="P11"/>
-    <w:rPr>
-      <w:rFonts w:cstheme="majorBidi" w:eastAsiaTheme="majorEastAsia"/>
-      <w:color w:val="595959" w:themeColor="text1" w:themeTint="A6"/>
-      <w:sz w:val="28"/>
-      <w:szCs w:val="28"/>
-      <w:spacing w:val="15"/>
-    </w:rPr>
-  </w:style>
-  <w:style w:type="character" w:styleId="C14">
-    <w:name w:val="Quote Char"/>
-    <w:basedOn w:val="C0"/>
-    <w:link w:val="P12"/>
-    <w:rPr>
-      <w:i w:val="1"/>
-      <w:iCs w:val="1"/>
-      <w:color w:val="404040" w:themeColor="text1" w:themeTint="BF"/>
-    </w:rPr>
-  </w:style>
-  <w:style w:type="character" w:styleId="C15">
-    <w:name w:val="Intense Emphasis"/>
-    <w:basedOn w:val="C0"/>
-    <w:qFormat/>
-    <w:rPr>
-      <w:i w:val="1"/>
-      <w:iCs w:val="1"/>
-      <w:color w:val="104861" w:themeColor="accent1" w:themeShade="BF"/>
-    </w:rPr>
-  </w:style>
-  <w:style w:type="character" w:styleId="C16">
-    <w:name w:val="Intense Quote Char"/>
-    <w:basedOn w:val="C0"/>
-    <w:link w:val="P14"/>
-    <w:rPr>
-      <w:i w:val="1"/>
-      <w:iCs w:val="1"/>
-      <w:color w:val="104861" w:themeColor="accent1" w:themeShade="BF"/>
-    </w:rPr>
-  </w:style>
-  <w:style w:type="character" w:styleId="C17">
-    <w:name w:val="Intense Reference1"/>
-    <w:basedOn w:val="C0"/>
-    <w:qFormat/>
-    <w:rPr>
-      <w:b w:val="1"/>
-      <w:bCs w:val="1"/>
-      <w:smallCaps w:val="1"/>
-      <w:color w:val="104861" w:themeColor="accent1" w:themeShade="BF"/>
-      <w:spacing w:val="5"/>
-    </w:rPr>
-  </w:style>
-  <w:style w:type="table" w:styleId="T0" w:default="1">
-    <w:name w:val="Normal Table"/>
-    <w:semiHidden/>
+    <w:unhideWhenUsed/>
     <w:tblPr>
       <w:tblInd w:w="0" w:type="dxa"/>
       <w:tblCellMar>
@@ -8439,52 +8314,321 @@
         <w:right w:w="108" w:type="dxa"/>
       </w:tblCellMar>
     </w:tblPr>
-    <w:trPr/>
-    <w:tcPr/>
   </w:style>
-  <w:style w:type="table" w:styleId="T1">
-    <w:name w:val="Table Simple 1"/>
-    <w:basedOn w:val="T0"/>
-    <w:tblPr>
-      <w:tblBorders>
-        <w:top w:val="single" w:sz="4" w:space="0" w:shadow="0" w:frame="0" w:color="000000"/>
-        <w:left w:val="single" w:sz="4" w:space="0" w:shadow="0" w:frame="0" w:color="000000"/>
-        <w:bottom w:val="single" w:sz="4" w:space="0" w:shadow="0" w:frame="0" w:color="000000"/>
-        <w:right w:val="single" w:sz="4" w:space="0" w:shadow="0" w:frame="0" w:color="000000"/>
-        <w:insideH w:val="single" w:sz="4" w:space="0" w:shadow="0" w:frame="0" w:color="000000"/>
-        <w:insideV w:val="single" w:sz="4" w:space="0" w:shadow="0" w:frame="0" w:color="000000"/>
-      </w:tblBorders>
-      <w:tblCellMar>
-        <w:top w:w="0" w:type="dxa"/>
-        <w:left w:w="108" w:type="dxa"/>
-        <w:bottom w:w="0" w:type="dxa"/>
-        <w:right w:w="108" w:type="dxa"/>
-      </w:tblCellMar>
-    </w:tblPr>
-    <w:trPr/>
-    <w:tcPr/>
+  <w:style w:type="numbering" w:default="1" w:styleId="NoList">
+    <w:name w:val="No List"/>
+    <w:uiPriority w:val="99"/>
+    <w:semiHidden/>
+    <w:unhideWhenUsed/>
   </w:style>
-  <w:style w:type="table" w:styleId="T2">
+  <w:style w:type="character" w:customStyle="1" w:styleId="Heading1Char">
+    <w:name w:val="Heading 1 Char"/>
+    <w:basedOn w:val="DefaultParagraphFont"/>
+    <w:link w:val="Heading1"/>
+    <w:uiPriority w:val="9"/>
+    <w:rsid w:val="00F10115"/>
+    <w:rPr>
+      <w:rFonts w:asciiTheme="majorHAnsi" w:eastAsiaTheme="majorEastAsia" w:hAnsiTheme="majorHAnsi" w:cstheme="majorBidi"/>
+      <w:color w:val="0F4761" w:themeColor="accent1" w:themeShade="BF"/>
+      <w:sz w:val="40"/>
+      <w:szCs w:val="40"/>
+    </w:rPr>
+  </w:style>
+  <w:style w:type="character" w:customStyle="1" w:styleId="Heading2Char">
+    <w:name w:val="Heading 2 Char"/>
+    <w:basedOn w:val="DefaultParagraphFont"/>
+    <w:link w:val="Heading2"/>
+    <w:uiPriority w:val="9"/>
+    <w:semiHidden/>
+    <w:rsid w:val="00F10115"/>
+    <w:rPr>
+      <w:rFonts w:asciiTheme="majorHAnsi" w:eastAsiaTheme="majorEastAsia" w:hAnsiTheme="majorHAnsi" w:cstheme="majorBidi"/>
+      <w:color w:val="0F4761" w:themeColor="accent1" w:themeShade="BF"/>
+      <w:sz w:val="32"/>
+      <w:szCs w:val="32"/>
+    </w:rPr>
+  </w:style>
+  <w:style w:type="character" w:customStyle="1" w:styleId="Heading3Char">
+    <w:name w:val="Heading 3 Char"/>
+    <w:basedOn w:val="DefaultParagraphFont"/>
+    <w:link w:val="Heading3"/>
+    <w:uiPriority w:val="9"/>
+    <w:semiHidden/>
+    <w:rsid w:val="00F10115"/>
+    <w:rPr>
+      <w:rFonts w:eastAsiaTheme="majorEastAsia" w:cstheme="majorBidi"/>
+      <w:color w:val="0F4761" w:themeColor="accent1" w:themeShade="BF"/>
+      <w:sz w:val="28"/>
+      <w:szCs w:val="28"/>
+    </w:rPr>
+  </w:style>
+  <w:style w:type="character" w:customStyle="1" w:styleId="Heading4Char">
+    <w:name w:val="Heading 4 Char"/>
+    <w:basedOn w:val="DefaultParagraphFont"/>
+    <w:link w:val="Heading4"/>
+    <w:uiPriority w:val="9"/>
+    <w:semiHidden/>
+    <w:rsid w:val="00F10115"/>
+    <w:rPr>
+      <w:rFonts w:eastAsiaTheme="majorEastAsia" w:cstheme="majorBidi"/>
+      <w:i/>
+      <w:iCs/>
+      <w:color w:val="0F4761" w:themeColor="accent1" w:themeShade="BF"/>
+    </w:rPr>
+  </w:style>
+  <w:style w:type="character" w:customStyle="1" w:styleId="Heading5Char">
+    <w:name w:val="Heading 5 Char"/>
+    <w:basedOn w:val="DefaultParagraphFont"/>
+    <w:link w:val="Heading5"/>
+    <w:uiPriority w:val="9"/>
+    <w:semiHidden/>
+    <w:rsid w:val="00F10115"/>
+    <w:rPr>
+      <w:rFonts w:eastAsiaTheme="majorEastAsia" w:cstheme="majorBidi"/>
+      <w:color w:val="0F4761" w:themeColor="accent1" w:themeShade="BF"/>
+    </w:rPr>
+  </w:style>
+  <w:style w:type="character" w:customStyle="1" w:styleId="Heading6Char">
+    <w:name w:val="Heading 6 Char"/>
+    <w:basedOn w:val="DefaultParagraphFont"/>
+    <w:link w:val="Heading6"/>
+    <w:uiPriority w:val="9"/>
+    <w:semiHidden/>
+    <w:rsid w:val="00F10115"/>
+    <w:rPr>
+      <w:rFonts w:eastAsiaTheme="majorEastAsia" w:cstheme="majorBidi"/>
+      <w:i/>
+      <w:iCs/>
+      <w:color w:val="595959" w:themeColor="text1" w:themeTint="A6"/>
+    </w:rPr>
+  </w:style>
+  <w:style w:type="character" w:customStyle="1" w:styleId="Heading7Char">
+    <w:name w:val="Heading 7 Char"/>
+    <w:basedOn w:val="DefaultParagraphFont"/>
+    <w:link w:val="Heading7"/>
+    <w:uiPriority w:val="9"/>
+    <w:semiHidden/>
+    <w:rsid w:val="00F10115"/>
+    <w:rPr>
+      <w:rFonts w:eastAsiaTheme="majorEastAsia" w:cstheme="majorBidi"/>
+      <w:color w:val="595959" w:themeColor="text1" w:themeTint="A6"/>
+    </w:rPr>
+  </w:style>
+  <w:style w:type="character" w:customStyle="1" w:styleId="Heading8Char">
+    <w:name w:val="Heading 8 Char"/>
+    <w:basedOn w:val="DefaultParagraphFont"/>
+    <w:link w:val="Heading8"/>
+    <w:uiPriority w:val="9"/>
+    <w:semiHidden/>
+    <w:rsid w:val="00F10115"/>
+    <w:rPr>
+      <w:rFonts w:eastAsiaTheme="majorEastAsia" w:cstheme="majorBidi"/>
+      <w:i/>
+      <w:iCs/>
+      <w:color w:val="272727" w:themeColor="text1" w:themeTint="D8"/>
+    </w:rPr>
+  </w:style>
+  <w:style w:type="character" w:customStyle="1" w:styleId="Heading9Char">
+    <w:name w:val="Heading 9 Char"/>
+    <w:basedOn w:val="DefaultParagraphFont"/>
+    <w:link w:val="Heading9"/>
+    <w:uiPriority w:val="9"/>
+    <w:semiHidden/>
+    <w:rsid w:val="00F10115"/>
+    <w:rPr>
+      <w:rFonts w:eastAsiaTheme="majorEastAsia" w:cstheme="majorBidi"/>
+      <w:color w:val="272727" w:themeColor="text1" w:themeTint="D8"/>
+    </w:rPr>
+  </w:style>
+  <w:style w:type="paragraph" w:styleId="Title">
+    <w:name w:val="Title"/>
+    <w:basedOn w:val="Normal"/>
+    <w:next w:val="Normal"/>
+    <w:link w:val="TitleChar"/>
+    <w:uiPriority w:val="10"/>
+    <w:qFormat/>
+    <w:rsid w:val="00F10115"/>
+    <w:pPr>
+      <w:spacing w:after="80" w:line="240" w:lineRule="auto"/>
+      <w:contextualSpacing/>
+    </w:pPr>
+    <w:rPr>
+      <w:rFonts w:asciiTheme="majorHAnsi" w:eastAsiaTheme="majorEastAsia" w:hAnsiTheme="majorHAnsi" w:cstheme="majorBidi"/>
+      <w:spacing w:val="-10"/>
+      <w:kern w:val="28"/>
+      <w:sz w:val="56"/>
+      <w:szCs w:val="56"/>
+    </w:rPr>
+  </w:style>
+  <w:style w:type="character" w:customStyle="1" w:styleId="TitleChar">
+    <w:name w:val="Title Char"/>
+    <w:basedOn w:val="DefaultParagraphFont"/>
+    <w:link w:val="Title"/>
+    <w:uiPriority w:val="10"/>
+    <w:rsid w:val="00F10115"/>
+    <w:rPr>
+      <w:rFonts w:asciiTheme="majorHAnsi" w:eastAsiaTheme="majorEastAsia" w:hAnsiTheme="majorHAnsi" w:cstheme="majorBidi"/>
+      <w:spacing w:val="-10"/>
+      <w:kern w:val="28"/>
+      <w:sz w:val="56"/>
+      <w:szCs w:val="56"/>
+    </w:rPr>
+  </w:style>
+  <w:style w:type="paragraph" w:styleId="Subtitle">
+    <w:name w:val="Subtitle"/>
+    <w:basedOn w:val="Normal"/>
+    <w:next w:val="Normal"/>
+    <w:link w:val="SubtitleChar"/>
+    <w:uiPriority w:val="11"/>
+    <w:qFormat/>
+    <w:rsid w:val="00F10115"/>
+    <w:pPr>
+      <w:numPr>
+        <w:ilvl w:val="1"/>
+      </w:numPr>
+    </w:pPr>
+    <w:rPr>
+      <w:rFonts w:eastAsiaTheme="majorEastAsia" w:cstheme="majorBidi"/>
+      <w:color w:val="595959" w:themeColor="text1" w:themeTint="A6"/>
+      <w:spacing w:val="15"/>
+      <w:sz w:val="28"/>
+      <w:szCs w:val="28"/>
+    </w:rPr>
+  </w:style>
+  <w:style w:type="character" w:customStyle="1" w:styleId="SubtitleChar">
+    <w:name w:val="Subtitle Char"/>
+    <w:basedOn w:val="DefaultParagraphFont"/>
+    <w:link w:val="Subtitle"/>
+    <w:uiPriority w:val="11"/>
+    <w:rsid w:val="00F10115"/>
+    <w:rPr>
+      <w:rFonts w:eastAsiaTheme="majorEastAsia" w:cstheme="majorBidi"/>
+      <w:color w:val="595959" w:themeColor="text1" w:themeTint="A6"/>
+      <w:spacing w:val="15"/>
+      <w:sz w:val="28"/>
+      <w:szCs w:val="28"/>
+    </w:rPr>
+  </w:style>
+  <w:style w:type="paragraph" w:styleId="Quote">
+    <w:name w:val="Quote"/>
+    <w:basedOn w:val="Normal"/>
+    <w:next w:val="Normal"/>
+    <w:link w:val="QuoteChar"/>
+    <w:uiPriority w:val="29"/>
+    <w:qFormat/>
+    <w:rsid w:val="00F10115"/>
+    <w:pPr>
+      <w:spacing w:before="160"/>
+      <w:jc w:val="center"/>
+    </w:pPr>
+    <w:rPr>
+      <w:i/>
+      <w:iCs/>
+      <w:color w:val="404040" w:themeColor="text1" w:themeTint="BF"/>
+    </w:rPr>
+  </w:style>
+  <w:style w:type="character" w:customStyle="1" w:styleId="QuoteChar">
+    <w:name w:val="Quote Char"/>
+    <w:basedOn w:val="DefaultParagraphFont"/>
+    <w:link w:val="Quote"/>
+    <w:uiPriority w:val="29"/>
+    <w:rsid w:val="00F10115"/>
+    <w:rPr>
+      <w:i/>
+      <w:iCs/>
+      <w:color w:val="404040" w:themeColor="text1" w:themeTint="BF"/>
+    </w:rPr>
+  </w:style>
+  <w:style w:type="paragraph" w:styleId="ListParagraph">
+    <w:name w:val="List Paragraph"/>
+    <w:basedOn w:val="Normal"/>
+    <w:uiPriority w:val="34"/>
+    <w:qFormat/>
+    <w:rsid w:val="00F10115"/>
+    <w:pPr>
+      <w:ind w:left="720"/>
+      <w:contextualSpacing/>
+    </w:pPr>
+  </w:style>
+  <w:style w:type="character" w:styleId="IntenseEmphasis">
+    <w:name w:val="Intense Emphasis"/>
+    <w:basedOn w:val="DefaultParagraphFont"/>
+    <w:uiPriority w:val="21"/>
+    <w:qFormat/>
+    <w:rsid w:val="00F10115"/>
+    <w:rPr>
+      <w:i/>
+      <w:iCs/>
+      <w:color w:val="0F4761" w:themeColor="accent1" w:themeShade="BF"/>
+    </w:rPr>
+  </w:style>
+  <w:style w:type="paragraph" w:styleId="IntenseQuote">
+    <w:name w:val="Intense Quote"/>
+    <w:basedOn w:val="Normal"/>
+    <w:next w:val="Normal"/>
+    <w:link w:val="IntenseQuoteChar"/>
+    <w:uiPriority w:val="30"/>
+    <w:qFormat/>
+    <w:rsid w:val="00F10115"/>
+    <w:pPr>
+      <w:pBdr>
+        <w:top w:val="single" w:sz="4" w:space="10" w:color="0F4761" w:themeColor="accent1" w:themeShade="BF"/>
+        <w:bottom w:val="single" w:sz="4" w:space="10" w:color="0F4761" w:themeColor="accent1" w:themeShade="BF"/>
+      </w:pBdr>
+      <w:spacing w:before="360" w:after="360"/>
+      <w:ind w:left="864" w:right="864"/>
+      <w:jc w:val="center"/>
+    </w:pPr>
+    <w:rPr>
+      <w:i/>
+      <w:iCs/>
+      <w:color w:val="0F4761" w:themeColor="accent1" w:themeShade="BF"/>
+    </w:rPr>
+  </w:style>
+  <w:style w:type="character" w:customStyle="1" w:styleId="IntenseQuoteChar">
+    <w:name w:val="Intense Quote Char"/>
+    <w:basedOn w:val="DefaultParagraphFont"/>
+    <w:link w:val="IntenseQuote"/>
+    <w:uiPriority w:val="30"/>
+    <w:rsid w:val="00F10115"/>
+    <w:rPr>
+      <w:i/>
+      <w:iCs/>
+      <w:color w:val="0F4761" w:themeColor="accent1" w:themeShade="BF"/>
+    </w:rPr>
+  </w:style>
+  <w:style w:type="character" w:styleId="IntenseReference">
+    <w:name w:val="Intense Reference"/>
+    <w:basedOn w:val="DefaultParagraphFont"/>
+    <w:uiPriority w:val="32"/>
+    <w:qFormat/>
+    <w:rsid w:val="00F10115"/>
+    <w:rPr>
+      <w:b/>
+      <w:bCs/>
+      <w:smallCaps/>
+      <w:color w:val="0F4761" w:themeColor="accent1" w:themeShade="BF"/>
+      <w:spacing w:val="5"/>
+    </w:rPr>
+  </w:style>
+  <w:style w:type="table" w:styleId="TableGrid">
     <w:name w:val="Table Grid"/>
-    <w:basedOn w:val="T0"/>
+    <w:basedOn w:val="TableNormal"/>
+    <w:uiPriority w:val="39"/>
+    <w:rsid w:val="001B2BC7"/>
     <w:pPr>
-      <w:spacing w:lineRule="auto" w:line="240" w:after="0" w:beforeAutospacing="0" w:afterAutospacing="0"/>
+      <w:spacing w:after="0" w:line="240" w:lineRule="auto"/>
     </w:pPr>
     <w:tblPr>
       <w:tblBorders>
-        <w:top w:val="single" w:sz="4" w:space="0" w:shadow="0" w:frame="0" w:color="auto"/>
-        <w:left w:val="single" w:sz="4" w:space="0" w:shadow="0" w:frame="0" w:color="auto"/>
-        <w:bottom w:val="single" w:sz="4" w:space="0" w:shadow="0" w:frame="0" w:color="auto"/>
-        <w:right w:val="single" w:sz="4" w:space="0" w:shadow="0" w:frame="0" w:color="auto"/>
-        <w:insideH w:val="single" w:sz="4" w:space="0" w:shadow="0" w:frame="0" w:color="auto"/>
-        <w:insideV w:val="single" w:sz="4" w:space="0" w:shadow="0" w:frame="0" w:color="auto"/>
+        <w:top w:val="single" w:sz="4" w:space="0" w:color="auto"/>
+        <w:left w:val="single" w:sz="4" w:space="0" w:color="auto"/>
+        <w:bottom w:val="single" w:sz="4" w:space="0" w:color="auto"/>
+        <w:right w:val="single" w:sz="4" w:space="0" w:color="auto"/>
+        <w:insideH w:val="single" w:sz="4" w:space="0" w:color="auto"/>
+        <w:insideV w:val="single" w:sz="4" w:space="0" w:color="auto"/>
       </w:tblBorders>
     </w:tblPr>
-    <w:trPr/>
-    <w:tcPr/>
-  </w:style>
-  <w:style w:type="numbering" w:styleId="N0">
-    <w:name w:val="No List"/>
   </w:style>
 </w:styles>
 </file>
@@ -8666,7 +8810,6 @@
             </a:gs>
           </a:gsLst>
           <a:lin ang="5400000" scaled="0"/>
-          <a:tileRect/>
         </a:gradFill>
         <a:gradFill rotWithShape="1">
           <a:gsLst>
@@ -8693,25 +8836,24 @@
             </a:gs>
           </a:gsLst>
           <a:lin ang="5400000" scaled="0"/>
-          <a:tileRect/>
         </a:gradFill>
       </a:fillStyleLst>
       <a:lnStyleLst>
-        <a:ln w="6350" cmpd="sng" algn="ctr">
+        <a:ln w="6350" cap="flat" cmpd="sng" algn="ctr">
           <a:solidFill>
             <a:schemeClr val="phClr"/>
           </a:solidFill>
           <a:prstDash val="solid"/>
           <a:miter lim="800000"/>
         </a:ln>
-        <a:ln w="12700" cmpd="sng" algn="ctr">
+        <a:ln w="12700" cap="flat" cmpd="sng" algn="ctr">
           <a:solidFill>
             <a:schemeClr val="phClr"/>
           </a:solidFill>
           <a:prstDash val="solid"/>
           <a:miter lim="800000"/>
         </a:ln>
-        <a:ln w="19050" cmpd="sng" algn="ctr">
+        <a:ln w="19050" cap="flat" cmpd="sng" algn="ctr">
           <a:solidFill>
             <a:schemeClr val="phClr"/>
           </a:solidFill>
@@ -8772,10 +8914,16 @@
             </a:gs>
           </a:gsLst>
           <a:lin ang="5400000" scaled="0"/>
-          <a:tileRect/>
         </a:gradFill>
       </a:bgFillStyleLst>
     </a:fmtScheme>
   </a:themeElements>
+  <a:objectDefaults/>
+  <a:extraClrSchemeLst/>
+  <a:extLst>
+    <a:ext uri="{05A4C25C-085E-4340-85A3-A5531E510DB2}">
+      <thm15:themeFamily xmlns:thm15="http://schemas.microsoft.com/office/thememl/2012/main" name="Office Theme" id="{62F939B6-93AF-4DB8-9C6B-D6C7DFDC589F}" vid="{4A3C46E8-61CC-4603-A589-7422A47A8E4A}"/>
+    </a:ext>
+  </a:extLst>
 </a:theme>
 </file>
--- a/SQL Normalizacion/Ejercicio Normalizacion.docx
+++ b/SQL Normalizacion/Ejercicio Normalizacion.docx
@@ -2052,13 +2052,14 @@
         <w:tblLook w:val="04A0" w:firstRow="1" w:lastRow="0" w:firstColumn="1" w:lastColumn="0" w:noHBand="0" w:noVBand="1"/>
       </w:tblPr>
       <w:tblGrid>
-        <w:gridCol w:w="590"/>
-        <w:gridCol w:w="4675"/>
+        <w:gridCol w:w="581"/>
+        <w:gridCol w:w="4416"/>
+        <w:gridCol w:w="4353"/>
       </w:tblGrid>
       <w:tr>
         <w:tc>
           <w:tcPr>
-            <w:tcW w:w="590" w:type="dxa"/>
+            <w:tcW w:w="581" w:type="dxa"/>
           </w:tcPr>
           <w:p>
             <w:pPr>
@@ -2079,7 +2080,7 @@
         </w:tc>
         <w:tc>
           <w:tcPr>
-            <w:tcW w:w="4675" w:type="dxa"/>
+            <w:tcW w:w="4416" w:type="dxa"/>
           </w:tcPr>
           <w:p>
             <w:pPr>
@@ -2095,6 +2096,27 @@
                 <w:lang w:val="es-CR"/>
               </w:rPr>
               <w:t>Address</w:t>
+            </w:r>
+          </w:p>
+        </w:tc>
+        <w:tc>
+          <w:tcPr>
+            <w:tcW w:w="4353" w:type="dxa"/>
+          </w:tcPr>
+          <w:p>
+            <w:pPr>
+              <w:jc w:val="center"/>
+              <w:rPr>
+                <w:rFonts w:ascii="Arial" w:hAnsi="Arial" w:cs="Arial"/>
+                <w:lang w:val="es-CR"/>
+              </w:rPr>
+            </w:pPr>
+            <w:r>
+              <w:rPr>
+                <w:rFonts w:ascii="Arial" w:hAnsi="Arial" w:cs="Arial"/>
+                <w:lang w:val="es-CR"/>
+              </w:rPr>
+              <w:t>Customer_id</w:t>
             </w:r>
           </w:p>
         </w:tc>
@@ -2102,7 +2124,7 @@
       <w:tr>
         <w:tc>
           <w:tcPr>
-            <w:tcW w:w="590" w:type="dxa"/>
+            <w:tcW w:w="581" w:type="dxa"/>
           </w:tcPr>
           <w:p>
             <w:pPr>
@@ -2123,7 +2145,7 @@
         </w:tc>
         <w:tc>
           <w:tcPr>
-            <w:tcW w:w="4675" w:type="dxa"/>
+            <w:tcW w:w="4416" w:type="dxa"/>
           </w:tcPr>
           <w:p>
             <w:pPr>
@@ -2139,6 +2161,27 @@
                 <w:lang w:val="es-CR"/>
               </w:rPr>
               <w:t>123 Main St</w:t>
+            </w:r>
+          </w:p>
+        </w:tc>
+        <w:tc>
+          <w:tcPr>
+            <w:tcW w:w="4353" w:type="dxa"/>
+          </w:tcPr>
+          <w:p>
+            <w:pPr>
+              <w:jc w:val="center"/>
+              <w:rPr>
+                <w:rFonts w:ascii="Arial" w:hAnsi="Arial" w:cs="Arial"/>
+                <w:lang w:val="es-CR"/>
+              </w:rPr>
+            </w:pPr>
+            <w:r>
+              <w:rPr>
+                <w:rFonts w:ascii="Arial" w:hAnsi="Arial" w:cs="Arial"/>
+                <w:lang w:val="es-CR"/>
+              </w:rPr>
+              <w:t>1</w:t>
             </w:r>
           </w:p>
         </w:tc>
@@ -2146,7 +2189,7 @@
       <w:tr>
         <w:tc>
           <w:tcPr>
-            <w:tcW w:w="590" w:type="dxa"/>
+            <w:tcW w:w="581" w:type="dxa"/>
           </w:tcPr>
           <w:p>
             <w:pPr>
@@ -2167,7 +2210,7 @@
         </w:tc>
         <w:tc>
           <w:tcPr>
-            <w:tcW w:w="4675" w:type="dxa"/>
+            <w:tcW w:w="4416" w:type="dxa"/>
           </w:tcPr>
           <w:p>
             <w:pPr>
@@ -2183,6 +2226,27 @@
                 <w:lang w:val="es-CR"/>
               </w:rPr>
               <w:t>456 Elm St</w:t>
+            </w:r>
+          </w:p>
+        </w:tc>
+        <w:tc>
+          <w:tcPr>
+            <w:tcW w:w="4353" w:type="dxa"/>
+          </w:tcPr>
+          <w:p>
+            <w:pPr>
+              <w:jc w:val="center"/>
+              <w:rPr>
+                <w:rFonts w:ascii="Arial" w:hAnsi="Arial" w:cs="Arial"/>
+                <w:lang w:val="es-CR"/>
+              </w:rPr>
+            </w:pPr>
+            <w:r>
+              <w:rPr>
+                <w:rFonts w:ascii="Arial" w:hAnsi="Arial" w:cs="Arial"/>
+                <w:lang w:val="es-CR"/>
+              </w:rPr>
+              <w:t>2</w:t>
             </w:r>
           </w:p>
         </w:tc>
@@ -2190,7 +2254,7 @@
       <w:tr>
         <w:tc>
           <w:tcPr>
-            <w:tcW w:w="590" w:type="dxa"/>
+            <w:tcW w:w="581" w:type="dxa"/>
           </w:tcPr>
           <w:p>
             <w:pPr>
@@ -2211,7 +2275,7 @@
         </w:tc>
         <w:tc>
           <w:tcPr>
-            <w:tcW w:w="4675" w:type="dxa"/>
+            <w:tcW w:w="4416" w:type="dxa"/>
           </w:tcPr>
           <w:p>
             <w:pPr>
@@ -2227,6 +2291,27 @@
                 <w:lang w:val="es-CR"/>
               </w:rPr>
               <w:t>789 Oak St</w:t>
+            </w:r>
+          </w:p>
+        </w:tc>
+        <w:tc>
+          <w:tcPr>
+            <w:tcW w:w="4353" w:type="dxa"/>
+          </w:tcPr>
+          <w:p>
+            <w:pPr>
+              <w:jc w:val="center"/>
+              <w:rPr>
+                <w:rFonts w:ascii="Arial" w:hAnsi="Arial" w:cs="Arial"/>
+                <w:lang w:val="es-CR"/>
+              </w:rPr>
+            </w:pPr>
+            <w:r>
+              <w:rPr>
+                <w:rFonts w:ascii="Arial" w:hAnsi="Arial" w:cs="Arial"/>
+                <w:lang w:val="es-CR"/>
+              </w:rPr>
+              <w:t>3</w:t>
             </w:r>
           </w:p>
         </w:tc>
@@ -2234,7 +2319,7 @@
       <w:tr>
         <w:tc>
           <w:tcPr>
-            <w:tcW w:w="590" w:type="dxa"/>
+            <w:tcW w:w="581" w:type="dxa"/>
           </w:tcPr>
           <w:p>
             <w:pPr>
@@ -2255,7 +2340,7 @@
         </w:tc>
         <w:tc>
           <w:tcPr>
-            <w:tcW w:w="4675" w:type="dxa"/>
+            <w:tcW w:w="4416" w:type="dxa"/>
           </w:tcPr>
           <w:p>
             <w:pPr>
@@ -2271,6 +2356,27 @@
                 <w:lang w:val="es-CR"/>
               </w:rPr>
               <w:t>789 Georgia St</w:t>
+            </w:r>
+          </w:p>
+        </w:tc>
+        <w:tc>
+          <w:tcPr>
+            <w:tcW w:w="4353" w:type="dxa"/>
+          </w:tcPr>
+          <w:p>
+            <w:pPr>
+              <w:jc w:val="center"/>
+              <w:rPr>
+                <w:rFonts w:ascii="Arial" w:hAnsi="Arial" w:cs="Arial"/>
+                <w:lang w:val="es-CR"/>
+              </w:rPr>
+            </w:pPr>
+            <w:r>
+              <w:rPr>
+                <w:rFonts w:ascii="Arial" w:hAnsi="Arial" w:cs="Arial"/>
+                <w:lang w:val="es-CR"/>
+              </w:rPr>
+              <w:t>3</w:t>
             </w:r>
           </w:p>
         </w:tc>
@@ -3082,15 +3188,13 @@
         </w:rPr>
         <w:t xml:space="preserve">He eliminado la tabla de Delivery times ya que parecía no ser necesaria. </w:t>
       </w:r>
-      <w:proofErr w:type="spellStart"/>
       <w:r>
         <w:rPr>
           <w:rFonts w:ascii="Arial" w:hAnsi="Arial" w:cs="Arial"/>
           <w:lang w:val="es-CR"/>
         </w:rPr>
-        <w:t>Ademas</w:t>
+        <w:t>Además</w:t>
       </w:r>
-      <w:proofErr w:type="spellEnd"/>
       <w:r>
         <w:rPr>
           <w:rFonts w:ascii="Arial" w:hAnsi="Arial" w:cs="Arial"/>
@@ -4236,6 +4340,7 @@
           </w:tcPr>
           <w:p>
             <w:pPr>
+              <w:jc w:val="center"/>
               <w:rPr>
                 <w:rFonts w:ascii="Arial" w:hAnsi="Arial" w:cs="Arial"/>
                 <w:lang w:val="es-CR"/>
@@ -4256,6 +4361,7 @@
           </w:tcPr>
           <w:p>
             <w:pPr>
+              <w:jc w:val="center"/>
               <w:rPr>
                 <w:rFonts w:ascii="Arial" w:hAnsi="Arial" w:cs="Arial"/>
                 <w:lang w:val="es-CR"/>
@@ -4276,6 +4382,7 @@
           </w:tcPr>
           <w:p>
             <w:pPr>
+              <w:jc w:val="center"/>
               <w:rPr>
                 <w:rFonts w:ascii="Arial" w:hAnsi="Arial" w:cs="Arial"/>
                 <w:lang w:val="es-CR"/>
@@ -4296,6 +4403,7 @@
           </w:tcPr>
           <w:p>
             <w:pPr>
+              <w:jc w:val="center"/>
               <w:rPr>
                 <w:rFonts w:ascii="Arial" w:hAnsi="Arial" w:cs="Arial"/>
                 <w:lang w:val="es-CR"/>
@@ -4316,6 +4424,7 @@
           </w:tcPr>
           <w:p>
             <w:pPr>
+              <w:jc w:val="center"/>
               <w:rPr>
                 <w:rFonts w:ascii="Arial" w:hAnsi="Arial" w:cs="Arial"/>
                 <w:lang w:val="es-CR"/>
@@ -4336,6 +4445,7 @@
           </w:tcPr>
           <w:p>
             <w:pPr>
+              <w:jc w:val="center"/>
               <w:rPr>
                 <w:rFonts w:ascii="Arial" w:hAnsi="Arial" w:cs="Arial"/>
                 <w:lang w:val="es-CR"/>
@@ -4356,6 +4466,7 @@
           </w:tcPr>
           <w:p>
             <w:pPr>
+              <w:jc w:val="center"/>
               <w:rPr>
                 <w:rFonts w:ascii="Arial" w:hAnsi="Arial" w:cs="Arial"/>
                 <w:lang w:val="es-CR"/>
@@ -4383,6 +4494,7 @@
           </w:tcPr>
           <w:p>
             <w:pPr>
+              <w:jc w:val="center"/>
               <w:rPr>
                 <w:rFonts w:ascii="Arial" w:hAnsi="Arial" w:cs="Arial"/>
                 <w:lang w:val="es-CR"/>
@@ -4410,6 +4522,7 @@
           </w:tcPr>
           <w:p>
             <w:pPr>
+              <w:jc w:val="center"/>
               <w:rPr>
                 <w:rFonts w:ascii="Arial" w:hAnsi="Arial" w:cs="Arial"/>
                 <w:lang w:val="es-CR"/>
@@ -4430,6 +4543,7 @@
           </w:tcPr>
           <w:p>
             <w:pPr>
+              <w:jc w:val="center"/>
               <w:rPr>
                 <w:rFonts w:ascii="Arial" w:hAnsi="Arial" w:cs="Arial"/>
                 <w:lang w:val="es-CR"/>
@@ -5573,7 +5687,6 @@
         <w:gridCol w:w="579"/>
         <w:gridCol w:w="4234"/>
         <w:gridCol w:w="884"/>
-        <w:gridCol w:w="1911"/>
       </w:tblGrid>
       <w:tr>
         <w:tc>
@@ -5639,27 +5752,6 @@
             </w:r>
           </w:p>
         </w:tc>
-        <w:tc>
-          <w:tcPr>
-            <w:tcW w:w="884" w:type="dxa"/>
-          </w:tcPr>
-          <w:p>
-            <w:pPr>
-              <w:jc w:val="center"/>
-              <w:rPr>
-                <w:rFonts w:ascii="Arial" w:hAnsi="Arial" w:cs="Arial"/>
-                <w:lang w:val="es-CR"/>
-              </w:rPr>
-            </w:pPr>
-            <w:r>
-              <w:rPr>
-                <w:rFonts w:ascii="Arial" w:hAnsi="Arial" w:cs="Arial"/>
-                <w:lang w:val="es-CR"/>
-              </w:rPr>
-              <w:t>VIN</w:t>
-            </w:r>
-          </w:p>
-        </w:tc>
       </w:tr>
       <w:tr>
         <w:tc>
@@ -5725,27 +5817,6 @@
             </w:r>
           </w:p>
         </w:tc>
-        <w:tc>
-          <w:tcPr>
-            <w:tcW w:w="884" w:type="dxa"/>
-          </w:tcPr>
-          <w:p>
-            <w:pPr>
-              <w:jc w:val="center"/>
-              <w:rPr>
-                <w:rFonts w:ascii="Arial" w:hAnsi="Arial" w:cs="Arial"/>
-                <w:lang w:val="es-CR"/>
-              </w:rPr>
-            </w:pPr>
-            <w:r>
-              <w:rPr>
-                <w:rFonts w:ascii="Arial" w:hAnsi="Arial" w:cs="Arial"/>
-                <w:lang w:val="es-CR"/>
-              </w:rPr>
-              <w:t>1HGCM82633A</w:t>
-            </w:r>
-          </w:p>
-        </w:tc>
       </w:tr>
       <w:tr>
         <w:tc>
@@ -5811,27 +5882,6 @@
             </w:r>
           </w:p>
         </w:tc>
-        <w:tc>
-          <w:tcPr>
-            <w:tcW w:w="884" w:type="dxa"/>
-          </w:tcPr>
-          <w:p>
-            <w:pPr>
-              <w:jc w:val="center"/>
-              <w:rPr>
-                <w:rFonts w:ascii="Arial" w:hAnsi="Arial" w:cs="Arial"/>
-                <w:lang w:val="es-CR"/>
-              </w:rPr>
-            </w:pPr>
-            <w:r>
-              <w:rPr>
-                <w:rFonts w:ascii="Arial" w:hAnsi="Arial" w:cs="Arial"/>
-                <w:lang w:val="es-CR"/>
-              </w:rPr>
-              <w:t>5J6RM4H79EL</w:t>
-            </w:r>
-          </w:p>
-        </w:tc>
       </w:tr>
       <w:tr>
         <w:tc>
@@ -5894,27 +5944,6 @@
                 <w:lang w:val="es-CR"/>
               </w:rPr>
               <w:t>2015</w:t>
-            </w:r>
-          </w:p>
-        </w:tc>
-        <w:tc>
-          <w:tcPr>
-            <w:tcW w:w="884" w:type="dxa"/>
-          </w:tcPr>
-          <w:p>
-            <w:pPr>
-              <w:jc w:val="center"/>
-              <w:rPr>
-                <w:rFonts w:ascii="Arial" w:hAnsi="Arial" w:cs="Arial"/>
-                <w:lang w:val="es-CR"/>
-              </w:rPr>
-            </w:pPr>
-            <w:r>
-              <w:rPr>
-                <w:rFonts w:ascii="Arial" w:hAnsi="Arial" w:cs="Arial"/>
-                <w:lang w:val="es-CR"/>
-              </w:rPr>
-              <w:t>1G1RA6H1FU</w:t>
             </w:r>
           </w:p>
         </w:tc>
@@ -6537,6 +6566,263 @@
           <w:rFonts w:ascii="Arial" w:hAnsi="Arial" w:cs="Arial"/>
           <w:lang w:val="es-CR"/>
         </w:rPr>
+        <w:t>Insurance Companies</w:t>
+      </w:r>
+    </w:p>
+    <w:tbl>
+      <w:tblPr>
+        <w:tblStyle w:val="TableGrid"/>
+        <w:tblW w:w="0" w:type="auto"/>
+        <w:tblInd w:w="360" w:type="dxa"/>
+        <w:tblLook w:val="04A0" w:firstRow="1" w:lastRow="0" w:firstColumn="1" w:lastColumn="0" w:noHBand="0" w:noVBand="1"/>
+      </w:tblPr>
+      <w:tblGrid>
+        <w:gridCol w:w="590"/>
+        <w:gridCol w:w="4495"/>
+      </w:tblGrid>
+      <w:tr>
+        <w:tc>
+          <w:tcPr>
+            <w:tcW w:w="590" w:type="dxa"/>
+          </w:tcPr>
+          <w:p>
+            <w:pPr>
+              <w:jc w:val="center"/>
+              <w:rPr>
+                <w:rFonts w:ascii="Arial" w:hAnsi="Arial" w:cs="Arial"/>
+                <w:lang w:val="es-CR"/>
+              </w:rPr>
+            </w:pPr>
+            <w:r>
+              <w:rPr>
+                <w:rFonts w:ascii="Arial" w:hAnsi="Arial" w:cs="Arial"/>
+                <w:lang w:val="es-CR"/>
+              </w:rPr>
+              <w:t>ID</w:t>
+            </w:r>
+          </w:p>
+        </w:tc>
+        <w:tc>
+          <w:tcPr>
+            <w:tcW w:w="4495" w:type="dxa"/>
+          </w:tcPr>
+          <w:p>
+            <w:pPr>
+              <w:jc w:val="center"/>
+              <w:rPr>
+                <w:rFonts w:ascii="Arial" w:hAnsi="Arial" w:cs="Arial"/>
+                <w:lang w:val="es-CR"/>
+              </w:rPr>
+            </w:pPr>
+            <w:r>
+              <w:rPr>
+                <w:rFonts w:ascii="Arial" w:hAnsi="Arial" w:cs="Arial"/>
+                <w:lang w:val="es-CR"/>
+              </w:rPr>
+              <w:t>Name</w:t>
+            </w:r>
+          </w:p>
+        </w:tc>
+      </w:tr>
+      <w:tr>
+        <w:tc>
+          <w:tcPr>
+            <w:tcW w:w="590" w:type="dxa"/>
+          </w:tcPr>
+          <w:p>
+            <w:pPr>
+              <w:jc w:val="center"/>
+              <w:rPr>
+                <w:rFonts w:ascii="Arial" w:hAnsi="Arial" w:cs="Arial"/>
+                <w:lang w:val="es-CR"/>
+              </w:rPr>
+            </w:pPr>
+            <w:r>
+              <w:rPr>
+                <w:rFonts w:ascii="Arial" w:hAnsi="Arial" w:cs="Arial"/>
+                <w:lang w:val="es-CR"/>
+              </w:rPr>
+              <w:t>1</w:t>
+            </w:r>
+          </w:p>
+        </w:tc>
+        <w:tc>
+          <w:tcPr>
+            <w:tcW w:w="4495" w:type="dxa"/>
+          </w:tcPr>
+          <w:p>
+            <w:pPr>
+              <w:jc w:val="center"/>
+              <w:rPr>
+                <w:rFonts w:ascii="Arial" w:hAnsi="Arial" w:cs="Arial"/>
+                <w:lang w:val="es-CR"/>
+              </w:rPr>
+            </w:pPr>
+            <w:r>
+              <w:rPr>
+                <w:rFonts w:ascii="Arial" w:hAnsi="Arial" w:cs="Arial"/>
+                <w:lang w:val="es-CR"/>
+              </w:rPr>
+              <w:t>ABC Insurance</w:t>
+            </w:r>
+          </w:p>
+        </w:tc>
+      </w:tr>
+      <w:tr>
+        <w:tc>
+          <w:tcPr>
+            <w:tcW w:w="590" w:type="dxa"/>
+          </w:tcPr>
+          <w:p>
+            <w:pPr>
+              <w:jc w:val="center"/>
+              <w:rPr>
+                <w:rFonts w:ascii="Arial" w:hAnsi="Arial" w:cs="Arial"/>
+                <w:lang w:val="es-CR"/>
+              </w:rPr>
+            </w:pPr>
+            <w:r>
+              <w:rPr>
+                <w:rFonts w:ascii="Arial" w:hAnsi="Arial" w:cs="Arial"/>
+                <w:lang w:val="es-CR"/>
+              </w:rPr>
+              <w:t>2</w:t>
+            </w:r>
+          </w:p>
+        </w:tc>
+        <w:tc>
+          <w:tcPr>
+            <w:tcW w:w="4495" w:type="dxa"/>
+          </w:tcPr>
+          <w:p>
+            <w:pPr>
+              <w:jc w:val="center"/>
+              <w:rPr>
+                <w:rFonts w:ascii="Arial" w:hAnsi="Arial" w:cs="Arial"/>
+                <w:lang w:val="es-CR"/>
+              </w:rPr>
+            </w:pPr>
+            <w:r>
+              <w:rPr>
+                <w:rFonts w:ascii="Arial" w:hAnsi="Arial" w:cs="Arial"/>
+                <w:lang w:val="es-CR"/>
+              </w:rPr>
+              <w:t>XYZ Insurance</w:t>
+            </w:r>
+          </w:p>
+        </w:tc>
+      </w:tr>
+      <w:tr>
+        <w:tc>
+          <w:tcPr>
+            <w:tcW w:w="590" w:type="dxa"/>
+          </w:tcPr>
+          <w:p>
+            <w:pPr>
+              <w:jc w:val="center"/>
+              <w:rPr>
+                <w:rFonts w:ascii="Arial" w:hAnsi="Arial" w:cs="Arial"/>
+                <w:lang w:val="es-CR"/>
+              </w:rPr>
+            </w:pPr>
+            <w:r>
+              <w:rPr>
+                <w:rFonts w:ascii="Arial" w:hAnsi="Arial" w:cs="Arial"/>
+                <w:lang w:val="es-CR"/>
+              </w:rPr>
+              <w:t>3</w:t>
+            </w:r>
+          </w:p>
+        </w:tc>
+        <w:tc>
+          <w:tcPr>
+            <w:tcW w:w="4495" w:type="dxa"/>
+          </w:tcPr>
+          <w:p>
+            <w:pPr>
+              <w:jc w:val="center"/>
+              <w:rPr>
+                <w:rFonts w:ascii="Arial" w:hAnsi="Arial" w:cs="Arial"/>
+                <w:lang w:val="es-CR"/>
+              </w:rPr>
+            </w:pPr>
+            <w:r>
+              <w:rPr>
+                <w:rFonts w:ascii="Arial" w:hAnsi="Arial" w:cs="Arial"/>
+                <w:lang w:val="es-CR"/>
+              </w:rPr>
+              <w:t>DEF Insurance</w:t>
+            </w:r>
+          </w:p>
+        </w:tc>
+      </w:tr>
+      <w:tr>
+        <w:tc>
+          <w:tcPr>
+            <w:tcW w:w="590" w:type="dxa"/>
+          </w:tcPr>
+          <w:p>
+            <w:pPr>
+              <w:jc w:val="center"/>
+              <w:rPr>
+                <w:rFonts w:ascii="Arial" w:hAnsi="Arial" w:cs="Arial"/>
+                <w:lang w:val="es-CR"/>
+              </w:rPr>
+            </w:pPr>
+            <w:r>
+              <w:rPr>
+                <w:rFonts w:ascii="Arial" w:hAnsi="Arial" w:cs="Arial"/>
+                <w:lang w:val="es-CR"/>
+              </w:rPr>
+              <w:t>4</w:t>
+            </w:r>
+          </w:p>
+        </w:tc>
+        <w:tc>
+          <w:tcPr>
+            <w:tcW w:w="4495" w:type="dxa"/>
+          </w:tcPr>
+          <w:p>
+            <w:pPr>
+              <w:jc w:val="center"/>
+              <w:rPr>
+                <w:rFonts w:ascii="Arial" w:hAnsi="Arial" w:cs="Arial"/>
+                <w:lang w:val="es-CR"/>
+              </w:rPr>
+            </w:pPr>
+            <w:r>
+              <w:rPr>
+                <w:rFonts w:ascii="Arial" w:hAnsi="Arial" w:cs="Arial"/>
+                <w:lang w:val="es-CR"/>
+              </w:rPr>
+              <w:t>GHI Insurance</w:t>
+            </w:r>
+          </w:p>
+        </w:tc>
+      </w:tr>
+    </w:tbl>
+    <w:p>
+      <w:pPr>
+        <w:ind w:left="360"/>
+        <w:rPr>
+          <w:rFonts w:ascii="Arial" w:hAnsi="Arial" w:cs="Arial"/>
+          <w:lang w:val="es-CR"/>
+        </w:rPr>
+      </w:pPr>
+    </w:p>
+    <w:p>
+      <w:pPr>
+        <w:ind w:left="360"/>
+        <w:rPr>
+          <w:rFonts w:ascii="Arial" w:hAnsi="Arial" w:cs="Arial"/>
+          <w:lang w:val="es-CR"/>
+        </w:rPr>
+      </w:pPr>
+      <w:r>
+        <w:rPr>
+          <w:rFonts w:ascii="Arial" w:hAnsi="Arial" w:cs="Arial"/>
+          <w:lang w:val="es-CR"/>
+        </w:rPr>
         <w:t>Policies</w:t>
       </w:r>
     </w:p>
@@ -6612,7 +6898,7 @@
                 <w:rFonts w:ascii="Arial" w:hAnsi="Arial" w:cs="Arial"/>
                 <w:lang w:val="es-CR"/>
               </w:rPr>
-              <w:t>Insurance Company</w:t>
+              <w:t>Company_id</w:t>
             </w:r>
           </w:p>
         </w:tc>
@@ -6677,7 +6963,7 @@
                 <w:rFonts w:ascii="Arial" w:hAnsi="Arial" w:cs="Arial"/>
                 <w:lang w:val="es-CR"/>
               </w:rPr>
-              <w:t>ABC Insurance</w:t>
+              <w:t>1</w:t>
             </w:r>
           </w:p>
         </w:tc>
@@ -6742,7 +7028,7 @@
                 <w:rFonts w:ascii="Arial" w:hAnsi="Arial" w:cs="Arial"/>
                 <w:lang w:val="es-CR"/>
               </w:rPr>
-              <w:t>XYZ Insurance</w:t>
+              <w:t>2</w:t>
             </w:r>
           </w:p>
         </w:tc>
@@ -6807,7 +7093,7 @@
                 <w:rFonts w:ascii="Arial" w:hAnsi="Arial" w:cs="Arial"/>
                 <w:lang w:val="es-CR"/>
               </w:rPr>
-              <w:t>DEF Insurance</w:t>
+              <w:t>3</w:t>
             </w:r>
           </w:p>
         </w:tc>
@@ -6872,7 +7158,7 @@
                 <w:rFonts w:ascii="Arial" w:hAnsi="Arial" w:cs="Arial"/>
                 <w:lang w:val="es-CR"/>
               </w:rPr>
-              <w:t>GHI Insurance</w:t>
+              <w:t>4</w:t>
             </w:r>
           </w:p>
         </w:tc>
@@ -6915,22 +7201,23 @@
     <w:tbl>
       <w:tblPr>
         <w:tblStyle w:val="TableGrid"/>
-        <w:tblW w:w="7235" w:type="dxa"/>
+        <w:tblW w:w="8969" w:type="dxa"/>
         <w:tblInd w:w="360" w:type="dxa"/>
         <w:tblLook w:val="04A0" w:firstRow="1" w:lastRow="0" w:firstColumn="1" w:lastColumn="0" w:noHBand="0" w:noVBand="1"/>
       </w:tblPr>
       <w:tblGrid>
-        <w:gridCol w:w="590"/>
-        <w:gridCol w:w="1257"/>
-        <w:gridCol w:w="1324"/>
-        <w:gridCol w:w="1377"/>
-        <w:gridCol w:w="1377"/>
-        <w:gridCol w:w="1310"/>
+        <w:gridCol w:w="546"/>
+        <w:gridCol w:w="2044"/>
+        <w:gridCol w:w="1213"/>
+        <w:gridCol w:w="1279"/>
+        <w:gridCol w:w="1288"/>
+        <w:gridCol w:w="1333"/>
+        <w:gridCol w:w="1266"/>
       </w:tblGrid>
       <w:tr>
         <w:tc>
           <w:tcPr>
-            <w:tcW w:w="590" w:type="dxa"/>
+            <w:tcW w:w="546" w:type="dxa"/>
           </w:tcPr>
           <w:p>
             <w:pPr>
@@ -6951,17 +7238,37 @@
         </w:tc>
         <w:tc>
           <w:tcPr>
-            <w:tcW w:w="1257" w:type="dxa"/>
-          </w:tcPr>
-          <w:p>
-            <w:pPr>
-              <w:jc w:val="center"/>
-              <w:rPr>
-                <w:rFonts w:ascii="Arial" w:hAnsi="Arial" w:cs="Arial"/>
-                <w:lang w:val="es-CR"/>
-              </w:rPr>
-            </w:pPr>
-            <w:proofErr w:type="spellStart"/>
+            <w:tcW w:w="2044" w:type="dxa"/>
+          </w:tcPr>
+          <w:p>
+            <w:pPr>
+              <w:jc w:val="center"/>
+              <w:rPr>
+                <w:rFonts w:ascii="Arial" w:hAnsi="Arial" w:cs="Arial"/>
+                <w:lang w:val="es-CR"/>
+              </w:rPr>
+            </w:pPr>
+            <w:r>
+              <w:rPr>
+                <w:rFonts w:ascii="Arial" w:hAnsi="Arial" w:cs="Arial"/>
+                <w:lang w:val="es-CR"/>
+              </w:rPr>
+              <w:t>VIN</w:t>
+            </w:r>
+          </w:p>
+        </w:tc>
+        <w:tc>
+          <w:tcPr>
+            <w:tcW w:w="1213" w:type="dxa"/>
+          </w:tcPr>
+          <w:p>
+            <w:pPr>
+              <w:jc w:val="center"/>
+              <w:rPr>
+                <w:rFonts w:ascii="Arial" w:hAnsi="Arial" w:cs="Arial"/>
+                <w:lang w:val="es-CR"/>
+              </w:rPr>
+            </w:pPr>
             <w:r>
               <w:rPr>
                 <w:rFonts w:ascii="Arial" w:hAnsi="Arial" w:cs="Arial"/>
@@ -6969,22 +7276,20 @@
               </w:rPr>
               <w:t>Make_id</w:t>
             </w:r>
-            <w:proofErr w:type="spellEnd"/>
-          </w:p>
-        </w:tc>
-        <w:tc>
-          <w:tcPr>
-            <w:tcW w:w="1324" w:type="dxa"/>
-          </w:tcPr>
-          <w:p>
-            <w:pPr>
-              <w:jc w:val="center"/>
-              <w:rPr>
-                <w:rFonts w:ascii="Arial" w:hAnsi="Arial" w:cs="Arial"/>
-                <w:lang w:val="es-CR"/>
-              </w:rPr>
-            </w:pPr>
-            <w:proofErr w:type="spellStart"/>
+          </w:p>
+        </w:tc>
+        <w:tc>
+          <w:tcPr>
+            <w:tcW w:w="1279" w:type="dxa"/>
+          </w:tcPr>
+          <w:p>
+            <w:pPr>
+              <w:jc w:val="center"/>
+              <w:rPr>
+                <w:rFonts w:ascii="Arial" w:hAnsi="Arial" w:cs="Arial"/>
+                <w:lang w:val="es-CR"/>
+              </w:rPr>
+            </w:pPr>
             <w:r>
               <w:rPr>
                 <w:rFonts w:ascii="Arial" w:hAnsi="Arial" w:cs="Arial"/>
@@ -6992,22 +7297,20 @@
               </w:rPr>
               <w:t>Model_id</w:t>
             </w:r>
-            <w:proofErr w:type="spellEnd"/>
-          </w:p>
-        </w:tc>
-        <w:tc>
-          <w:tcPr>
-            <w:tcW w:w="1377" w:type="dxa"/>
-          </w:tcPr>
-          <w:p>
-            <w:pPr>
-              <w:jc w:val="center"/>
-              <w:rPr>
-                <w:rFonts w:ascii="Arial" w:hAnsi="Arial" w:cs="Arial"/>
-                <w:lang w:val="es-CR"/>
-              </w:rPr>
-            </w:pPr>
-            <w:proofErr w:type="spellStart"/>
+          </w:p>
+        </w:tc>
+        <w:tc>
+          <w:tcPr>
+            <w:tcW w:w="1288" w:type="dxa"/>
+          </w:tcPr>
+          <w:p>
+            <w:pPr>
+              <w:jc w:val="center"/>
+              <w:rPr>
+                <w:rFonts w:ascii="Arial" w:hAnsi="Arial" w:cs="Arial"/>
+                <w:lang w:val="es-CR"/>
+              </w:rPr>
+            </w:pPr>
             <w:r>
               <w:rPr>
                 <w:rFonts w:ascii="Arial" w:hAnsi="Arial" w:cs="Arial"/>
@@ -7015,22 +7318,20 @@
               </w:rPr>
               <w:t>Color_id</w:t>
             </w:r>
-            <w:proofErr w:type="spellEnd"/>
-          </w:p>
-        </w:tc>
-        <w:tc>
-          <w:tcPr>
-            <w:tcW w:w="1377" w:type="dxa"/>
-          </w:tcPr>
-          <w:p>
-            <w:pPr>
-              <w:jc w:val="center"/>
-              <w:rPr>
-                <w:rFonts w:ascii="Arial" w:hAnsi="Arial" w:cs="Arial"/>
-                <w:lang w:val="es-CR"/>
-              </w:rPr>
-            </w:pPr>
-            <w:proofErr w:type="spellStart"/>
+          </w:p>
+        </w:tc>
+        <w:tc>
+          <w:tcPr>
+            <w:tcW w:w="1333" w:type="dxa"/>
+          </w:tcPr>
+          <w:p>
+            <w:pPr>
+              <w:jc w:val="center"/>
+              <w:rPr>
+                <w:rFonts w:ascii="Arial" w:hAnsi="Arial" w:cs="Arial"/>
+                <w:lang w:val="es-CR"/>
+              </w:rPr>
+            </w:pPr>
             <w:r>
               <w:rPr>
                 <w:rFonts w:ascii="Arial" w:hAnsi="Arial" w:cs="Arial"/>
@@ -7038,22 +7339,20 @@
               </w:rPr>
               <w:t>Owner_id</w:t>
             </w:r>
-            <w:proofErr w:type="spellEnd"/>
-          </w:p>
-        </w:tc>
-        <w:tc>
-          <w:tcPr>
-            <w:tcW w:w="1310" w:type="dxa"/>
-          </w:tcPr>
-          <w:p>
-            <w:pPr>
-              <w:jc w:val="center"/>
-              <w:rPr>
-                <w:rFonts w:ascii="Arial" w:hAnsi="Arial" w:cs="Arial"/>
-                <w:lang w:val="es-CR"/>
-              </w:rPr>
-            </w:pPr>
-            <w:proofErr w:type="spellStart"/>
+          </w:p>
+        </w:tc>
+        <w:tc>
+          <w:tcPr>
+            <w:tcW w:w="1266" w:type="dxa"/>
+          </w:tcPr>
+          <w:p>
+            <w:pPr>
+              <w:jc w:val="center"/>
+              <w:rPr>
+                <w:rFonts w:ascii="Arial" w:hAnsi="Arial" w:cs="Arial"/>
+                <w:lang w:val="es-CR"/>
+              </w:rPr>
+            </w:pPr>
             <w:r>
               <w:rPr>
                 <w:rFonts w:ascii="Arial" w:hAnsi="Arial" w:cs="Arial"/>
@@ -7061,14 +7360,13 @@
               </w:rPr>
               <w:t>Policy_id</w:t>
             </w:r>
-            <w:proofErr w:type="spellEnd"/>
           </w:p>
         </w:tc>
       </w:tr>
       <w:tr>
         <w:tc>
           <w:tcPr>
-            <w:tcW w:w="590" w:type="dxa"/>
+            <w:tcW w:w="546" w:type="dxa"/>
           </w:tcPr>
           <w:p>
             <w:pPr>
@@ -7089,7 +7387,28 @@
         </w:tc>
         <w:tc>
           <w:tcPr>
-            <w:tcW w:w="1257" w:type="dxa"/>
+            <w:tcW w:w="2044" w:type="dxa"/>
+          </w:tcPr>
+          <w:p>
+            <w:pPr>
+              <w:jc w:val="center"/>
+              <w:rPr>
+                <w:rFonts w:ascii="Arial" w:hAnsi="Arial" w:cs="Arial"/>
+                <w:lang w:val="es-CR"/>
+              </w:rPr>
+            </w:pPr>
+            <w:r>
+              <w:rPr>
+                <w:rFonts w:ascii="Arial" w:hAnsi="Arial" w:cs="Arial"/>
+                <w:lang w:val="es-CR"/>
+              </w:rPr>
+              <w:t>1HGCM82633A</w:t>
+            </w:r>
+          </w:p>
+        </w:tc>
+        <w:tc>
+          <w:tcPr>
+            <w:tcW w:w="1213" w:type="dxa"/>
           </w:tcPr>
           <w:p>
             <w:pPr>
@@ -7110,7 +7429,7 @@
         </w:tc>
         <w:tc>
           <w:tcPr>
-            <w:tcW w:w="1324" w:type="dxa"/>
+            <w:tcW w:w="1279" w:type="dxa"/>
           </w:tcPr>
           <w:p>
             <w:pPr>
@@ -7131,7 +7450,7 @@
         </w:tc>
         <w:tc>
           <w:tcPr>
-            <w:tcW w:w="1377" w:type="dxa"/>
+            <w:tcW w:w="1288" w:type="dxa"/>
           </w:tcPr>
           <w:p>
             <w:pPr>
@@ -7152,7 +7471,7 @@
         </w:tc>
         <w:tc>
           <w:tcPr>
-            <w:tcW w:w="1377" w:type="dxa"/>
+            <w:tcW w:w="1333" w:type="dxa"/>
           </w:tcPr>
           <w:p>
             <w:pPr>
@@ -7173,7 +7492,7 @@
         </w:tc>
         <w:tc>
           <w:tcPr>
-            <w:tcW w:w="1310" w:type="dxa"/>
+            <w:tcW w:w="1266" w:type="dxa"/>
           </w:tcPr>
           <w:p>
             <w:pPr>
@@ -7196,7 +7515,7 @@
       <w:tr>
         <w:tc>
           <w:tcPr>
-            <w:tcW w:w="590" w:type="dxa"/>
+            <w:tcW w:w="546" w:type="dxa"/>
           </w:tcPr>
           <w:p>
             <w:pPr>
@@ -7217,7 +7536,28 @@
         </w:tc>
         <w:tc>
           <w:tcPr>
-            <w:tcW w:w="1257" w:type="dxa"/>
+            <w:tcW w:w="2044" w:type="dxa"/>
+          </w:tcPr>
+          <w:p>
+            <w:pPr>
+              <w:jc w:val="center"/>
+              <w:rPr>
+                <w:rFonts w:ascii="Arial" w:hAnsi="Arial" w:cs="Arial"/>
+                <w:lang w:val="es-CR"/>
+              </w:rPr>
+            </w:pPr>
+            <w:r>
+              <w:rPr>
+                <w:rFonts w:ascii="Arial" w:hAnsi="Arial" w:cs="Arial"/>
+                <w:lang w:val="es-CR"/>
+              </w:rPr>
+              <w:t>1HGCM82633A</w:t>
+            </w:r>
+          </w:p>
+        </w:tc>
+        <w:tc>
+          <w:tcPr>
+            <w:tcW w:w="1213" w:type="dxa"/>
           </w:tcPr>
           <w:p>
             <w:pPr>
@@ -7238,7 +7578,7 @@
         </w:tc>
         <w:tc>
           <w:tcPr>
-            <w:tcW w:w="1324" w:type="dxa"/>
+            <w:tcW w:w="1279" w:type="dxa"/>
           </w:tcPr>
           <w:p>
             <w:pPr>
@@ -7259,7 +7599,7 @@
         </w:tc>
         <w:tc>
           <w:tcPr>
-            <w:tcW w:w="1377" w:type="dxa"/>
+            <w:tcW w:w="1288" w:type="dxa"/>
           </w:tcPr>
           <w:p>
             <w:pPr>
@@ -7280,7 +7620,7 @@
         </w:tc>
         <w:tc>
           <w:tcPr>
-            <w:tcW w:w="1377" w:type="dxa"/>
+            <w:tcW w:w="1333" w:type="dxa"/>
           </w:tcPr>
           <w:p>
             <w:pPr>
@@ -7301,7 +7641,7 @@
         </w:tc>
         <w:tc>
           <w:tcPr>
-            <w:tcW w:w="1310" w:type="dxa"/>
+            <w:tcW w:w="1266" w:type="dxa"/>
           </w:tcPr>
           <w:p>
             <w:pPr>
@@ -7324,7 +7664,7 @@
       <w:tr>
         <w:tc>
           <w:tcPr>
-            <w:tcW w:w="590" w:type="dxa"/>
+            <w:tcW w:w="546" w:type="dxa"/>
           </w:tcPr>
           <w:p>
             <w:pPr>
@@ -7345,7 +7685,28 @@
         </w:tc>
         <w:tc>
           <w:tcPr>
-            <w:tcW w:w="1257" w:type="dxa"/>
+            <w:tcW w:w="2044" w:type="dxa"/>
+          </w:tcPr>
+          <w:p>
+            <w:pPr>
+              <w:jc w:val="center"/>
+              <w:rPr>
+                <w:rFonts w:ascii="Arial" w:hAnsi="Arial" w:cs="Arial"/>
+                <w:lang w:val="es-CR"/>
+              </w:rPr>
+            </w:pPr>
+            <w:r>
+              <w:rPr>
+                <w:rFonts w:ascii="Arial" w:hAnsi="Arial" w:cs="Arial"/>
+                <w:lang w:val="es-CR"/>
+              </w:rPr>
+              <w:t>5J6RM4H79EL</w:t>
+            </w:r>
+          </w:p>
+        </w:tc>
+        <w:tc>
+          <w:tcPr>
+            <w:tcW w:w="1213" w:type="dxa"/>
           </w:tcPr>
           <w:p>
             <w:pPr>
@@ -7366,7 +7727,7 @@
         </w:tc>
         <w:tc>
           <w:tcPr>
-            <w:tcW w:w="1324" w:type="dxa"/>
+            <w:tcW w:w="1279" w:type="dxa"/>
           </w:tcPr>
           <w:p>
             <w:pPr>
@@ -7387,7 +7748,7 @@
         </w:tc>
         <w:tc>
           <w:tcPr>
-            <w:tcW w:w="1377" w:type="dxa"/>
+            <w:tcW w:w="1288" w:type="dxa"/>
           </w:tcPr>
           <w:p>
             <w:pPr>
@@ -7408,7 +7769,7 @@
         </w:tc>
         <w:tc>
           <w:tcPr>
-            <w:tcW w:w="1377" w:type="dxa"/>
+            <w:tcW w:w="1333" w:type="dxa"/>
           </w:tcPr>
           <w:p>
             <w:pPr>
@@ -7429,7 +7790,7 @@
         </w:tc>
         <w:tc>
           <w:tcPr>
-            <w:tcW w:w="1310" w:type="dxa"/>
+            <w:tcW w:w="1266" w:type="dxa"/>
           </w:tcPr>
           <w:p>
             <w:pPr>
@@ -7452,7 +7813,7 @@
       <w:tr>
         <w:tc>
           <w:tcPr>
-            <w:tcW w:w="590" w:type="dxa"/>
+            <w:tcW w:w="546" w:type="dxa"/>
           </w:tcPr>
           <w:p>
             <w:pPr>
@@ -7473,7 +7834,28 @@
         </w:tc>
         <w:tc>
           <w:tcPr>
-            <w:tcW w:w="1257" w:type="dxa"/>
+            <w:tcW w:w="2044" w:type="dxa"/>
+          </w:tcPr>
+          <w:p>
+            <w:pPr>
+              <w:jc w:val="center"/>
+              <w:rPr>
+                <w:rFonts w:ascii="Arial" w:hAnsi="Arial" w:cs="Arial"/>
+                <w:lang w:val="es-CR"/>
+              </w:rPr>
+            </w:pPr>
+            <w:r>
+              <w:rPr>
+                <w:rFonts w:ascii="Arial" w:hAnsi="Arial" w:cs="Arial"/>
+                <w:lang w:val="es-CR"/>
+              </w:rPr>
+              <w:t>1G1RA6H1FU</w:t>
+            </w:r>
+          </w:p>
+        </w:tc>
+        <w:tc>
+          <w:tcPr>
+            <w:tcW w:w="1213" w:type="dxa"/>
           </w:tcPr>
           <w:p>
             <w:pPr>
@@ -7494,7 +7876,7 @@
         </w:tc>
         <w:tc>
           <w:tcPr>
-            <w:tcW w:w="1324" w:type="dxa"/>
+            <w:tcW w:w="1279" w:type="dxa"/>
           </w:tcPr>
           <w:p>
             <w:pPr>
@@ -7515,7 +7897,7 @@
         </w:tc>
         <w:tc>
           <w:tcPr>
-            <w:tcW w:w="1377" w:type="dxa"/>
+            <w:tcW w:w="1288" w:type="dxa"/>
           </w:tcPr>
           <w:p>
             <w:pPr>
@@ -7536,7 +7918,7 @@
         </w:tc>
         <w:tc>
           <w:tcPr>
-            <w:tcW w:w="1377" w:type="dxa"/>
+            <w:tcW w:w="1333" w:type="dxa"/>
           </w:tcPr>
           <w:p>
             <w:pPr>
@@ -7557,7 +7939,7 @@
         </w:tc>
         <w:tc>
           <w:tcPr>
-            <w:tcW w:w="1310" w:type="dxa"/>
+            <w:tcW w:w="1266" w:type="dxa"/>
           </w:tcPr>
           <w:p>
             <w:pPr>
